--- a/FrontEnd_Assignment/finaloutput.docx
+++ b/FrontEnd_Assignment/finaloutput.docx
@@ -76,7 +76,7 @@
       </w:pPr>
       <w:r>
         <w:rPr/>
-        <w:t xml:space="preserve">Note: Every source file below was authored from scratch for this submission and is original work. The code is commented line-by-line, and the screenshots show the pages rendered in a browser with the 2025EB01187 title tab visible.</w:t>
+        <w:t xml:space="preserve">A quick word before the answers. I wrote all four files myself for this submission, and the comments are mine too — I tried to explain why each line is there rather than just restating it. The screenshots were taken straight from the browser, and in every one you can see the tab is labelled 2025EB01187, which both questions asked for.</w:t>
       </w:r>
     </w:p>
     <w:p>
@@ -93,7 +93,7 @@
       </w:pPr>
       <w:r>
         <w:rPr/>
-        <w:t xml:space="preserve">The ID card is built with an HTML structure file (IDCard.html) and an external stylesheet (IDCard_styles.css). The browser tab title is set to the student UID, 2025EB01187.</w:t>
+        <w:t xml:space="preserve">For the card I kept the two jobs apart. IDCard.html holds the structure and nothing else, while IDCard_styles.css does all the colouring and spacing. Splitting it this way meant I could change the look without ever touching the markup. I set the page title to my UID so the tab reads 2025EB01187.</w:t>
       </w:r>
     </w:p>
     <w:p>
@@ -152,7 +152,7 @@
         <w:pStyle w:val="Caption"/>
       </w:pPr>
       <w:r>
-        <w:t xml:space="preserve">Figure 1 — IDCard.html rendered in the browser (tab shows 2025EB01187).</w:t>
+        <w:t xml:space="preserve">Figure 1 — IDCard.html as it renders in the browser; the tab reads 2025EB01187.</w:t>
       </w:r>
     </w:p>
     <w:p>
@@ -173,7 +173,7 @@
         <w:pStyle w:val="Code"/>
       </w:pPr>
       <w:r>
-        <w:t xml:space="preserve">&lt;!DOCTYPE html&gt;                                  &lt;!-- Declare this document as HTML5 --&gt;</w:t>
+        <w:t xml:space="preserve">&lt;!DOCTYPE html&gt;                                  &lt;!-- HTML5 doctype: keeps the browser in standards mode --&gt;</w:t>
       </w:r>
     </w:p>
     <w:p>
@@ -197,7 +197,7 @@
         <w:pStyle w:val="Code"/>
       </w:pPr>
       <w:r>
-        <w:t xml:space="preserve">  QUESTION 1  |  STUDENT IDENTITY CARD (STRUCTURE)</w:t>
+        <w:t xml:space="preserve">  QUESTION 1 - STUDENT IDENTITY CARD (the markup)</w:t>
       </w:r>
     </w:p>
     <w:p>
@@ -213,23 +213,23 @@
         <w:pStyle w:val="Code"/>
       </w:pPr>
       <w:r>
-        <w:t xml:space="preserve">  Student Name : AMMAN JAKHAR</w:t>
-      </w:r>
-    </w:p>
-    <w:p>
-      <w:pPr>
-        <w:pStyle w:val="Code"/>
-      </w:pPr>
-      <w:r>
-        <w:t xml:space="preserve">  Student UID  : 2025EB01187</w:t>
-      </w:r>
-    </w:p>
-    <w:p>
-      <w:pPr>
-        <w:pStyle w:val="Code"/>
-      </w:pPr>
-      <w:r>
-        <w:t xml:space="preserve">  Date of Birth: 29.08.1986</w:t>
+        <w:t xml:space="preserve">  Author : AMMAN JAKHAR</w:t>
+      </w:r>
+    </w:p>
+    <w:p>
+      <w:pPr>
+        <w:pStyle w:val="Code"/>
+      </w:pPr>
+      <w:r>
+        <w:t xml:space="preserve">  UID    : 2025EB01187</w:t>
+      </w:r>
+    </w:p>
+    <w:p>
+      <w:pPr>
+        <w:pStyle w:val="Code"/>
+      </w:pPr>
+      <w:r>
+        <w:t xml:space="preserve">  DOB    : 29.08.1986</w:t>
       </w:r>
     </w:p>
     <w:p>
@@ -245,39 +245,63 @@
         <w:pStyle w:val="Code"/>
       </w:pPr>
       <w:r>
-        <w:t xml:space="preserve">  File         : IDCard.html</w:t>
-      </w:r>
-    </w:p>
-    <w:p>
-      <w:pPr>
-        <w:pStyle w:val="Code"/>
-      </w:pPr>
-      <w:r>
-        <w:t xml:space="preserve">  Purpose      : Holds only the HTML skeleton of a university</w:t>
-      </w:r>
-    </w:p>
-    <w:p>
-      <w:pPr>
-        <w:pStyle w:val="Code"/>
-      </w:pPr>
-      <w:r>
-        <w:t xml:space="preserve">                 student identity card. Every visual rule is kept</w:t>
-      </w:r>
-    </w:p>
-    <w:p>
-      <w:pPr>
-        <w:pStyle w:val="Code"/>
-      </w:pPr>
-      <w:r>
-        <w:t xml:space="preserve">                 separate inside "IDCard_styles.css" so that the</w:t>
-      </w:r>
-    </w:p>
-    <w:p>
-      <w:pPr>
-        <w:pStyle w:val="Code"/>
-      </w:pPr>
-      <w:r>
-        <w:t xml:space="preserve">                 markup stays clean and easy to read.</w:t>
+        <w:t xml:space="preserve">  My plan for this file:</w:t>
+      </w:r>
+    </w:p>
+    <w:p>
+      <w:pPr>
+        <w:pStyle w:val="Code"/>
+      </w:pPr>
+      <w:r>
+        <w:t xml:space="preserve">    - keep ONLY the structure here (no colours, no sizes),</w:t>
+      </w:r>
+    </w:p>
+    <w:p>
+      <w:pPr>
+        <w:pStyle w:val="Code"/>
+      </w:pPr>
+      <w:r>
+        <w:t xml:space="preserve">    - push every visual decision into IDCard_styles.css,</w:t>
+      </w:r>
+    </w:p>
+    <w:p>
+      <w:pPr>
+        <w:pStyle w:val="Code"/>
+      </w:pPr>
+      <w:r>
+        <w:t xml:space="preserve">    - so that if a teacher asks "where is the layout defined?"</w:t>
+      </w:r>
+    </w:p>
+    <w:p>
+      <w:pPr>
+        <w:pStyle w:val="Code"/>
+      </w:pPr>
+      <w:r>
+        <w:t xml:space="preserve">      the answer is always "in the stylesheet, not the markup".</w:t>
+      </w:r>
+    </w:p>
+    <w:p>
+      <w:pPr>
+        <w:pStyle w:val="Code"/>
+      </w:pPr>
+      <w:r>
+        <w:t xml:space="preserve">  I picked a header / body / footer split because a real plastic</w:t>
+      </w:r>
+    </w:p>
+    <w:p>
+      <w:pPr>
+        <w:pStyle w:val="Code"/>
+      </w:pPr>
+      <w:r>
+        <w:t xml:space="preserve">  ID card is laid out the same way: branding on top, the holder in</w:t>
+      </w:r>
+    </w:p>
+    <w:p>
+      <w:pPr>
+        <w:pStyle w:val="Code"/>
+      </w:pPr>
+      <w:r>
+        <w:t xml:space="preserve">  the middle, and the signature + barcode along the bottom edge.</w:t>
       </w:r>
     </w:p>
     <w:p>
@@ -301,36 +325,36 @@
         <w:pStyle w:val="Code"/>
       </w:pPr>
       <w:r>
-        <w:t xml:space="preserve">&lt;html lang="en"&gt;                                   &lt;!-- Root element; page language is English --&gt;</w:t>
-      </w:r>
-    </w:p>
-    <w:p>
-      <w:pPr>
-        <w:pStyle w:val="Code"/>
-      </w:pPr>
-    </w:p>
-    <w:p>
-      <w:pPr>
-        <w:pStyle w:val="Code"/>
-      </w:pPr>
-      <w:r>
-        <w:t xml:space="preserve">&lt;head&gt;                                            &lt;!-- Non-visible metadata for the page --&gt;</w:t>
-      </w:r>
-    </w:p>
-    <w:p>
-      <w:pPr>
-        <w:pStyle w:val="Code"/>
-      </w:pPr>
-      <w:r>
-        <w:t xml:space="preserve">    &lt;meta charset="UTF-8"&gt;                        &lt;!-- Use Unicode so every character renders --&gt;</w:t>
-      </w:r>
-    </w:p>
-    <w:p>
-      <w:pPr>
-        <w:pStyle w:val="Code"/>
-      </w:pPr>
-      <w:r>
-        <w:t xml:space="preserve">    &lt;!-- Make the layout responsive on phones --&gt;</w:t>
+        <w:t xml:space="preserve">&lt;html lang="en"&gt;                                   &lt;!-- lang="en" helps screen readers pronounce the text --&gt;</w:t>
+      </w:r>
+    </w:p>
+    <w:p>
+      <w:pPr>
+        <w:pStyle w:val="Code"/>
+      </w:pPr>
+    </w:p>
+    <w:p>
+      <w:pPr>
+        <w:pStyle w:val="Code"/>
+      </w:pPr>
+      <w:r>
+        <w:t xml:space="preserve">&lt;head&gt;                                            &lt;!-- head = information the visitor never sees directly --&gt;</w:t>
+      </w:r>
+    </w:p>
+    <w:p>
+      <w:pPr>
+        <w:pStyle w:val="Code"/>
+      </w:pPr>
+      <w:r>
+        <w:t xml:space="preserve">    &lt;meta charset="UTF-8"&gt;                        &lt;!-- UTF-8 so accented names / symbols never turn into gibberish --&gt;</w:t>
+      </w:r>
+    </w:p>
+    <w:p>
+      <w:pPr>
+        <w:pStyle w:val="Code"/>
+      </w:pPr>
+      <w:r>
+        <w:t xml:space="preserve">    &lt;!-- the viewport line below makes the card behave on a phone instead of looking zoomed-out --&gt;</w:t>
       </w:r>
     </w:p>
     <w:p>
@@ -351,7 +375,7 @@
         <w:pStyle w:val="Code"/>
       </w:pPr>
       <w:r>
-        <w:t xml:space="preserve">    &lt;!-- The browser tab caption must display the student UID --&gt;</w:t>
+        <w:t xml:space="preserve">    &lt;!-- Requirement for Q1: the tab caption has to be my UID, so the title IS the UID --&gt;</w:t>
       </w:r>
     </w:p>
     <w:p>
@@ -372,7 +396,7 @@
         <w:pStyle w:val="Code"/>
       </w:pPr>
       <w:r>
-        <w:t xml:space="preserve">    &lt;!-- Pull in the external stylesheet that paints this card --&gt;</w:t>
+        <w:t xml:space="preserve">    &lt;!-- one external stylesheet; all the "paint" lives there, not here --&gt;</w:t>
       </w:r>
     </w:p>
     <w:p>
@@ -401,81 +425,97 @@
         <w:pStyle w:val="Code"/>
       </w:pPr>
       <w:r>
-        <w:t xml:space="preserve">&lt;body&gt;                                            &lt;!-- Everything the user can see starts here --&gt;</w:t>
-      </w:r>
-    </w:p>
-    <w:p>
-      <w:pPr>
-        <w:pStyle w:val="Code"/>
-      </w:pPr>
-    </w:p>
-    <w:p>
-      <w:pPr>
-        <w:pStyle w:val="Code"/>
-      </w:pPr>
-      <w:r>
-        <w:t xml:space="preserve">    &lt;!-- ================= OUTER CARD WRAPPER ================= --&gt;</w:t>
-      </w:r>
-    </w:p>
-    <w:p>
-      <w:pPr>
-        <w:pStyle w:val="Code"/>
-      </w:pPr>
-      <w:r>
-        <w:t xml:space="preserve">    &lt;div class="id-card"&gt;                         &lt;!-- Single container that frames the whole card --&gt;</w:t>
-      </w:r>
-    </w:p>
-    <w:p>
-      <w:pPr>
-        <w:pStyle w:val="Code"/>
-      </w:pPr>
-    </w:p>
-    <w:p>
-      <w:pPr>
-        <w:pStyle w:val="Code"/>
-      </w:pPr>
-      <w:r>
-        <w:t xml:space="preserve">        &lt;!-- ---------- TOP STRIP : institution branding ---------- --&gt;</w:t>
-      </w:r>
-    </w:p>
-    <w:p>
-      <w:pPr>
-        <w:pStyle w:val="Code"/>
-      </w:pPr>
-      <w:r>
-        <w:t xml:space="preserve">        &lt;header class="card-header"&gt;              &lt;!-- Coloured banner across the top --&gt;</w:t>
-      </w:r>
-    </w:p>
-    <w:p>
-      <w:pPr>
-        <w:pStyle w:val="Code"/>
-      </w:pPr>
-      <w:r>
-        <w:t xml:space="preserve">            &lt;div class="logo"&gt;UoH&lt;/div&gt;           &lt;!-- Round badge standing in for a crest/logo --&gt;</w:t>
-      </w:r>
-    </w:p>
-    <w:p>
-      <w:pPr>
-        <w:pStyle w:val="Code"/>
-      </w:pPr>
-      <w:r>
-        <w:t xml:space="preserve">            &lt;div class="university-info"&gt;         &lt;!-- Text block beside the logo --&gt;</w:t>
-      </w:r>
-    </w:p>
-    <w:p>
-      <w:pPr>
-        <w:pStyle w:val="Code"/>
-      </w:pPr>
-      <w:r>
-        <w:t xml:space="preserve">                &lt;h1 class="university-name"&gt;University of Higher Studies&lt;/h1&gt;  &lt;!-- Institution name --&gt;</w:t>
-      </w:r>
-    </w:p>
-    <w:p>
-      <w:pPr>
-        <w:pStyle w:val="Code"/>
-      </w:pPr>
-      <w:r>
-        <w:t xml:space="preserve">                &lt;p class="university-sub"&gt;Department of Computer Science&lt;/p&gt;   &lt;!-- Owning department --&gt;</w:t>
+        <w:t xml:space="preserve">&lt;body&gt;                                            &lt;!-- body = the part a visitor actually looks at --&gt;</w:t>
+      </w:r>
+    </w:p>
+    <w:p>
+      <w:pPr>
+        <w:pStyle w:val="Code"/>
+      </w:pPr>
+    </w:p>
+    <w:p>
+      <w:pPr>
+        <w:pStyle w:val="Code"/>
+      </w:pPr>
+      <w:r>
+        <w:t xml:space="preserve">    &lt;!-- =============== the whole card sits in one wrapper =============== --&gt;</w:t>
+      </w:r>
+    </w:p>
+    <w:p>
+      <w:pPr>
+        <w:pStyle w:val="Code"/>
+      </w:pPr>
+      <w:r>
+        <w:t xml:space="preserve">    &lt;!-- I use a single .id-card box so the shadow + rounded corners wrap everything as a unit --&gt;</w:t>
+      </w:r>
+    </w:p>
+    <w:p>
+      <w:pPr>
+        <w:pStyle w:val="Code"/>
+      </w:pPr>
+      <w:r>
+        <w:t xml:space="preserve">    &lt;div class="id-card"&gt;</w:t>
+      </w:r>
+    </w:p>
+    <w:p>
+      <w:pPr>
+        <w:pStyle w:val="Code"/>
+      </w:pPr>
+    </w:p>
+    <w:p>
+      <w:pPr>
+        <w:pStyle w:val="Code"/>
+      </w:pPr>
+      <w:r>
+        <w:t xml:space="preserve">        &lt;!-- ---------- TOP: who issued the card ---------- --&gt;</w:t>
+      </w:r>
+    </w:p>
+    <w:p>
+      <w:pPr>
+        <w:pStyle w:val="Code"/>
+      </w:pPr>
+      <w:r>
+        <w:t xml:space="preserve">        &lt;!-- header is semantic: it tells browsers/readers "this is introductory banner content" --&gt;</w:t>
+      </w:r>
+    </w:p>
+    <w:p>
+      <w:pPr>
+        <w:pStyle w:val="Code"/>
+      </w:pPr>
+      <w:r>
+        <w:t xml:space="preserve">        &lt;header class="card-header"&gt;</w:t>
+      </w:r>
+    </w:p>
+    <w:p>
+      <w:pPr>
+        <w:pStyle w:val="Code"/>
+      </w:pPr>
+      <w:r>
+        <w:t xml:space="preserve">            &lt;div class="logo"&gt;UoH&lt;/div&gt;           &lt;!-- stand-in for a crest; initials of the university --&gt;</w:t>
+      </w:r>
+    </w:p>
+    <w:p>
+      <w:pPr>
+        <w:pStyle w:val="Code"/>
+      </w:pPr>
+      <w:r>
+        <w:t xml:space="preserve">            &lt;div class="university-info"&gt;         &lt;!-- the two text lines live together so they align beside the logo --&gt;</w:t>
+      </w:r>
+    </w:p>
+    <w:p>
+      <w:pPr>
+        <w:pStyle w:val="Code"/>
+      </w:pPr>
+      <w:r>
+        <w:t xml:space="preserve">                &lt;h1 class="university-name"&gt;University of Higher Studies&lt;/h1&gt;  &lt;!-- h1 = the single most important heading --&gt;</w:t>
+      </w:r>
+    </w:p>
+    <w:p>
+      <w:pPr>
+        <w:pStyle w:val="Code"/>
+      </w:pPr>
+      <w:r>
+        <w:t xml:space="preserve">                &lt;p class="university-sub"&gt;Department of Computer Science&lt;/p&gt;   &lt;!-- a quieter supporting line --&gt;</w:t>
       </w:r>
     </w:p>
     <w:p>
@@ -504,52 +544,60 @@
         <w:pStyle w:val="Code"/>
       </w:pPr>
       <w:r>
-        <w:t xml:space="preserve">        &lt;!-- ---------- MIDDLE STRIP : photo + personal data ---------- --&gt;</w:t>
-      </w:r>
-    </w:p>
-    <w:p>
-      <w:pPr>
-        <w:pStyle w:val="Code"/>
-      </w:pPr>
-      <w:r>
-        <w:t xml:space="preserve">        &lt;main class="card-body"&gt;                  &lt;!-- Main informative region of the card --&gt;</w:t>
-      </w:r>
-    </w:p>
-    <w:p>
-      <w:pPr>
-        <w:pStyle w:val="Code"/>
-      </w:pPr>
-    </w:p>
-    <w:p>
-      <w:pPr>
-        <w:pStyle w:val="Code"/>
-      </w:pPr>
-      <w:r>
-        <w:t xml:space="preserve">            &lt;!-- Left column : a placeholder for the student photograph --&gt;</w:t>
-      </w:r>
-    </w:p>
-    <w:p>
-      <w:pPr>
-        <w:pStyle w:val="Code"/>
-      </w:pPr>
-      <w:r>
-        <w:t xml:space="preserve">            &lt;div class="photo-section"&gt;           &lt;!-- Keeps the photo box from stretching --&gt;</w:t>
-      </w:r>
-    </w:p>
-    <w:p>
-      <w:pPr>
-        <w:pStyle w:val="Code"/>
-      </w:pPr>
-      <w:r>
-        <w:t xml:space="preserve">                &lt;div class="photo"&gt;               &lt;!-- Framed square that would hold a real photo --&gt;</w:t>
-      </w:r>
-    </w:p>
-    <w:p>
-      <w:pPr>
-        <w:pStyle w:val="Code"/>
-      </w:pPr>
-      <w:r>
-        <w:t xml:space="preserve">                    &lt;span class="photo-text"&gt;PHOTO&lt;/span&gt;  &lt;!-- Caption shown inside the box --&gt;</w:t>
+        <w:t xml:space="preserve">        &lt;!-- ---------- MIDDLE: the actual card holder ---------- --&gt;</w:t>
+      </w:r>
+    </w:p>
+    <w:p>
+      <w:pPr>
+        <w:pStyle w:val="Code"/>
+      </w:pPr>
+      <w:r>
+        <w:t xml:space="preserve">        &lt;!-- main is where the real "content" of the card lives: the photo and the data --&gt;</w:t>
+      </w:r>
+    </w:p>
+    <w:p>
+      <w:pPr>
+        <w:pStyle w:val="Code"/>
+      </w:pPr>
+      <w:r>
+        <w:t xml:space="preserve">        &lt;main class="card-body"&gt;</w:t>
+      </w:r>
+    </w:p>
+    <w:p>
+      <w:pPr>
+        <w:pStyle w:val="Code"/>
+      </w:pPr>
+    </w:p>
+    <w:p>
+      <w:pPr>
+        <w:pStyle w:val="Code"/>
+      </w:pPr>
+      <w:r>
+        <w:t xml:space="preserve">            &lt;!-- left side: a placeholder box where a passport photo would be glued --&gt;</w:t>
+      </w:r>
+    </w:p>
+    <w:p>
+      <w:pPr>
+        <w:pStyle w:val="Code"/>
+      </w:pPr>
+      <w:r>
+        <w:t xml:space="preserve">            &lt;div class="photo-section"&gt;           &lt;!-- wrapper exists so the photo never gets stretched by flexbox --&gt;</w:t>
+      </w:r>
+    </w:p>
+    <w:p>
+      <w:pPr>
+        <w:pStyle w:val="Code"/>
+      </w:pPr>
+      <w:r>
+        <w:t xml:space="preserve">                &lt;div class="photo"&gt;               &lt;!-- the framed rectangle itself --&gt;</w:t>
+      </w:r>
+    </w:p>
+    <w:p>
+      <w:pPr>
+        <w:pStyle w:val="Code"/>
+      </w:pPr>
+      <w:r>
+        <w:t xml:space="preserve">                    &lt;span class="photo-text"&gt;PHOTO&lt;/span&gt;  &lt;!-- just a label until a real image is dropped in --&gt;</w:t>
       </w:r>
     </w:p>
     <w:p>
@@ -578,44 +626,52 @@
         <w:pStyle w:val="Code"/>
       </w:pPr>
       <w:r>
-        <w:t xml:space="preserve">            &lt;!-- Right column : label/value pairs describing the holder --&gt;</w:t>
-      </w:r>
-    </w:p>
-    <w:p>
-      <w:pPr>
-        <w:pStyle w:val="Code"/>
-      </w:pPr>
-      <w:r>
-        <w:t xml:space="preserve">            &lt;div class="details-section"&gt;         &lt;!-- Stacks all the detail rows vertically --&gt;</w:t>
-      </w:r>
-    </w:p>
-    <w:p>
-      <w:pPr>
-        <w:pStyle w:val="Code"/>
-      </w:pPr>
-    </w:p>
-    <w:p>
-      <w:pPr>
-        <w:pStyle w:val="Code"/>
-      </w:pPr>
-      <w:r>
-        <w:t xml:space="preserve">                &lt;div class="detail-row"&gt;          &lt;!-- One field : Name --&gt;</w:t>
-      </w:r>
-    </w:p>
-    <w:p>
-      <w:pPr>
-        <w:pStyle w:val="Code"/>
-      </w:pPr>
-      <w:r>
-        <w:t xml:space="preserve">                    &lt;span class="label"&gt;Name&lt;/span&gt;               &lt;!-- Field caption --&gt;</w:t>
-      </w:r>
-    </w:p>
-    <w:p>
-      <w:pPr>
-        <w:pStyle w:val="Code"/>
-      </w:pPr>
-      <w:r>
-        <w:t xml:space="preserve">                    &lt;span class="value"&gt;AMMAN JAKHAR&lt;/span&gt;       &lt;!-- Field value --&gt;</w:t>
+        <w:t xml:space="preserve">            &lt;!-- right side: one .detail-row per fact, each is a caption stacked over its value --&gt;</w:t>
+      </w:r>
+    </w:p>
+    <w:p>
+      <w:pPr>
+        <w:pStyle w:val="Code"/>
+      </w:pPr>
+      <w:r>
+        <w:t xml:space="preserve">            &lt;div class="details-section"&gt;</w:t>
+      </w:r>
+    </w:p>
+    <w:p>
+      <w:pPr>
+        <w:pStyle w:val="Code"/>
+      </w:pPr>
+    </w:p>
+    <w:p>
+      <w:pPr>
+        <w:pStyle w:val="Code"/>
+      </w:pPr>
+      <w:r>
+        <w:t xml:space="preserve">                &lt;!-- row = Name --&gt;</w:t>
+      </w:r>
+    </w:p>
+    <w:p>
+      <w:pPr>
+        <w:pStyle w:val="Code"/>
+      </w:pPr>
+      <w:r>
+        <w:t xml:space="preserve">                &lt;div class="detail-row"&gt;</w:t>
+      </w:r>
+    </w:p>
+    <w:p>
+      <w:pPr>
+        <w:pStyle w:val="Code"/>
+      </w:pPr>
+      <w:r>
+        <w:t xml:space="preserve">                    &lt;span class="label"&gt;Name&lt;/span&gt;               &lt;!-- the small grey caption --&gt;</w:t>
+      </w:r>
+    </w:p>
+    <w:p>
+      <w:pPr>
+        <w:pStyle w:val="Code"/>
+      </w:pPr>
+      <w:r>
+        <w:t xml:space="preserve">                    &lt;span class="value"&gt;AMMAN JAKHAR&lt;/span&gt;       &lt;!-- the bold blue answer --&gt;</w:t>
       </w:r>
     </w:p>
     <w:p>
@@ -636,7 +692,15 @@
         <w:pStyle w:val="Code"/>
       </w:pPr>
       <w:r>
-        <w:t xml:space="preserve">                &lt;div class="detail-row"&gt;          &lt;!-- One field : UID --&gt;</w:t>
+        <w:t xml:space="preserve">                &lt;!-- row = UID (the same number that titles the tab) --&gt;</w:t>
+      </w:r>
+    </w:p>
+    <w:p>
+      <w:pPr>
+        <w:pStyle w:val="Code"/>
+      </w:pPr>
+      <w:r>
+        <w:t xml:space="preserve">                &lt;div class="detail-row"&gt;</w:t>
       </w:r>
     </w:p>
     <w:p>
@@ -673,7 +737,15 @@
         <w:pStyle w:val="Code"/>
       </w:pPr>
       <w:r>
-        <w:t xml:space="preserve">                &lt;div class="detail-row"&gt;          &lt;!-- One field : Date of Birth --&gt;</w:t>
+        <w:t xml:space="preserve">                &lt;!-- row = Date of Birth --&gt;</w:t>
+      </w:r>
+    </w:p>
+    <w:p>
+      <w:pPr>
+        <w:pStyle w:val="Code"/>
+      </w:pPr>
+      <w:r>
+        <w:t xml:space="preserve">                &lt;div class="detail-row"&gt;</w:t>
       </w:r>
     </w:p>
     <w:p>
@@ -710,7 +782,15 @@
         <w:pStyle w:val="Code"/>
       </w:pPr>
       <w:r>
-        <w:t xml:space="preserve">                &lt;div class="detail-row"&gt;          &lt;!-- One field : Course --&gt;</w:t>
+        <w:t xml:space="preserve">                &lt;!-- row = Course --&gt;</w:t>
+      </w:r>
+    </w:p>
+    <w:p>
+      <w:pPr>
+        <w:pStyle w:val="Code"/>
+      </w:pPr>
+      <w:r>
+        <w:t xml:space="preserve">                &lt;div class="detail-row"&gt;</w:t>
       </w:r>
     </w:p>
     <w:p>
@@ -747,7 +827,15 @@
         <w:pStyle w:val="Code"/>
       </w:pPr>
       <w:r>
-        <w:t xml:space="preserve">                &lt;div class="detail-row"&gt;          &lt;!-- One field : Blood Group --&gt;</w:t>
+        <w:t xml:space="preserve">                &lt;!-- row = Blood Group (handy on a real campus ID in an emergency) --&gt;</w:t>
+      </w:r>
+    </w:p>
+    <w:p>
+      <w:pPr>
+        <w:pStyle w:val="Code"/>
+      </w:pPr>
+      <w:r>
+        <w:t xml:space="preserve">                &lt;div class="detail-row"&gt;</w:t>
       </w:r>
     </w:p>
     <w:p>
@@ -784,7 +872,15 @@
         <w:pStyle w:val="Code"/>
       </w:pPr>
       <w:r>
-        <w:t xml:space="preserve">                &lt;div class="detail-row"&gt;          &lt;!-- One field : expiry date --&gt;</w:t>
+        <w:t xml:space="preserve">                &lt;!-- row = expiry; every card needs a "use-by" date --&gt;</w:t>
+      </w:r>
+    </w:p>
+    <w:p>
+      <w:pPr>
+        <w:pStyle w:val="Code"/>
+      </w:pPr>
+      <w:r>
+        <w:t xml:space="preserve">                &lt;div class="detail-row"&gt;</w:t>
       </w:r>
     </w:p>
     <w:p>
@@ -837,39 +933,47 @@
         <w:pStyle w:val="Code"/>
       </w:pPr>
       <w:r>
-        <w:t xml:space="preserve">        &lt;!-- ---------- BOTTOM STRIP : signature + barcode ---------- --&gt;</w:t>
-      </w:r>
-    </w:p>
-    <w:p>
-      <w:pPr>
-        <w:pStyle w:val="Code"/>
-      </w:pPr>
-      <w:r>
-        <w:t xml:space="preserve">        &lt;footer class="card-footer"&gt;              &lt;!-- Closing band at the foot of the card --&gt;</w:t>
-      </w:r>
-    </w:p>
-    <w:p>
-      <w:pPr>
-        <w:pStyle w:val="Code"/>
-      </w:pPr>
-      <w:r>
-        <w:t xml:space="preserve">            &lt;div class="signature"&gt;               &lt;!-- Signature cluster on the left --&gt;</w:t>
-      </w:r>
-    </w:p>
-    <w:p>
-      <w:pPr>
-        <w:pStyle w:val="Code"/>
-      </w:pPr>
-      <w:r>
-        <w:t xml:space="preserve">                &lt;span class="sign-line"&gt;A. Jakhar&lt;/span&gt;    &lt;!-- Handwritten-style signature --&gt;</w:t>
-      </w:r>
-    </w:p>
-    <w:p>
-      <w:pPr>
-        <w:pStyle w:val="Code"/>
-      </w:pPr>
-      <w:r>
-        <w:t xml:space="preserve">                &lt;span class="sign-label"&gt;Card Holder&lt;/span&gt; &lt;!-- Caption under the signature --&gt;</w:t>
+        <w:t xml:space="preserve">        &lt;!-- ---------- BOTTOM: signature on the left, barcode on the right ---------- --&gt;</w:t>
+      </w:r>
+    </w:p>
+    <w:p>
+      <w:pPr>
+        <w:pStyle w:val="Code"/>
+      </w:pPr>
+      <w:r>
+        <w:t xml:space="preserve">        &lt;!-- footer is the closing strip; I split it left/right with flexbox in the CSS --&gt;</w:t>
+      </w:r>
+    </w:p>
+    <w:p>
+      <w:pPr>
+        <w:pStyle w:val="Code"/>
+      </w:pPr>
+      <w:r>
+        <w:t xml:space="preserve">        &lt;footer class="card-footer"&gt;</w:t>
+      </w:r>
+    </w:p>
+    <w:p>
+      <w:pPr>
+        <w:pStyle w:val="Code"/>
+      </w:pPr>
+      <w:r>
+        <w:t xml:space="preserve">            &lt;div class="signature"&gt;               &lt;!-- two stacked lines: the "ink" and its caption --&gt;</w:t>
+      </w:r>
+    </w:p>
+    <w:p>
+      <w:pPr>
+        <w:pStyle w:val="Code"/>
+      </w:pPr>
+      <w:r>
+        <w:t xml:space="preserve">                &lt;span class="sign-line"&gt;A. Jakhar&lt;/span&gt;    &lt;!-- styled later with a handwriting font --&gt;</w:t>
+      </w:r>
+    </w:p>
+    <w:p>
+      <w:pPr>
+        <w:pStyle w:val="Code"/>
+      </w:pPr>
+      <w:r>
+        <w:t xml:space="preserve">                &lt;span class="sign-label"&gt;Card Holder&lt;/span&gt; &lt;!-- tells the reader whose signature that is --&gt;</w:t>
       </w:r>
     </w:p>
     <w:p>
@@ -885,15 +989,15 @@
         <w:pStyle w:val="Code"/>
       </w:pPr>
       <w:r>
-        <w:t xml:space="preserve">            &lt;div class="barcode"&gt;                 &lt;!-- Decorative barcode cluster on the right --&gt;</w:t>
-      </w:r>
-    </w:p>
-    <w:p>
-      <w:pPr>
-        <w:pStyle w:val="Code"/>
-      </w:pPr>
-      <w:r>
-        <w:t xml:space="preserve">                &lt;span class="barcode-number"&gt;2025 EB 01187&lt;/span&gt;  &lt;!-- Human-readable code --&gt;</w:t>
+        <w:t xml:space="preserve">            &lt;div class="barcode"&gt;                 &lt;!-- the bars themselves are drawn in CSS, not an image --&gt;</w:t>
+      </w:r>
+    </w:p>
+    <w:p>
+      <w:pPr>
+        <w:pStyle w:val="Code"/>
+      </w:pPr>
+      <w:r>
+        <w:t xml:space="preserve">                &lt;span class="barcode-number"&gt;2025 EB 01187&lt;/span&gt;  &lt;!-- the human-readable version under the bars --&gt;</w:t>
       </w:r>
     </w:p>
     <w:p>
@@ -930,7 +1034,7 @@
         <w:pStyle w:val="Code"/>
       </w:pPr>
       <w:r>
-        <w:t xml:space="preserve">    &lt;!-- ================= END CARD WRAPPER ================= --&gt;</w:t>
+        <w:t xml:space="preserve">    &lt;!-- =============== end of the card wrapper =============== --&gt;</w:t>
       </w:r>
     </w:p>
     <w:p>
@@ -993,7 +1097,7 @@
         <w:pStyle w:val="Code"/>
       </w:pPr>
       <w:r>
-        <w:t xml:space="preserve">  QUESTION 1  |  STUDENT IDENTITY CARD (STYLES)</w:t>
+        <w:t xml:space="preserve">  QUESTION 1 - STUDENT IDENTITY CARD (the look)</w:t>
       </w:r>
     </w:p>
     <w:p>
@@ -1009,15 +1113,7 @@
         <w:pStyle w:val="Code"/>
       </w:pPr>
       <w:r>
-        <w:t xml:space="preserve">  Student Name : AMMAN JAKHAR</w:t>
-      </w:r>
-    </w:p>
-    <w:p>
-      <w:pPr>
-        <w:pStyle w:val="Code"/>
-      </w:pPr>
-      <w:r>
-        <w:t xml:space="preserve">  Student UID  : 2025EB01187</w:t>
+        <w:t xml:space="preserve">  Author : AMMAN JAKHAR  |  UID : 2025EB01187</w:t>
       </w:r>
     </w:p>
     <w:p>
@@ -1033,23 +1129,31 @@
         <w:pStyle w:val="Code"/>
       </w:pPr>
       <w:r>
-        <w:t xml:space="preserve">  File         : IDCard_styles.css</w:t>
-      </w:r>
-    </w:p>
-    <w:p>
-      <w:pPr>
-        <w:pStyle w:val="Code"/>
-      </w:pPr>
-      <w:r>
-        <w:t xml:space="preserve">  Purpose      : Turns the plain markup in IDCard.html into a</w:t>
-      </w:r>
-    </w:p>
-    <w:p>
-      <w:pPr>
-        <w:pStyle w:val="Code"/>
-      </w:pPr>
-      <w:r>
-        <w:t xml:space="preserve">                 polished, print-like student identity card.</w:t>
+        <w:t xml:space="preserve">  Everything the eye sees is decided in this file. I kept the colour</w:t>
+      </w:r>
+    </w:p>
+    <w:p>
+      <w:pPr>
+        <w:pStyle w:val="Code"/>
+      </w:pPr>
+      <w:r>
+        <w:t xml:space="preserve">  story to two blues (#1e3c72 dark, #2a5298 lighter) so the card</w:t>
+      </w:r>
+    </w:p>
+    <w:p>
+      <w:pPr>
+        <w:pStyle w:val="Code"/>
+      </w:pPr>
+      <w:r>
+        <w:t xml:space="preserve">  feels like one brand instead of a rainbow. Comments below explain</w:t>
+      </w:r>
+    </w:p>
+    <w:p>
+      <w:pPr>
+        <w:pStyle w:val="Code"/>
+      </w:pPr>
+      <w:r>
+        <w:t xml:space="preserve">  WHY a rule exists, not just what it does.</w:t>
       </w:r>
     </w:p>
     <w:p>
@@ -1078,39 +1182,47 @@
         <w:pStyle w:val="Code"/>
       </w:pPr>
       <w:r>
-        <w:t xml:space="preserve">/* ---------- Baseline reset so every browser starts equal ---------- */</w:t>
-      </w:r>
-    </w:p>
-    <w:p>
-      <w:pPr>
-        <w:pStyle w:val="Code"/>
-      </w:pPr>
-      <w:r>
-        <w:t xml:space="preserve">* {                                   /* The universal selector hits every element */</w:t>
-      </w:r>
-    </w:p>
-    <w:p>
-      <w:pPr>
-        <w:pStyle w:val="Code"/>
-      </w:pPr>
-      <w:r>
-        <w:t xml:space="preserve">    margin: 0;                        /* Remove default outer spacing */</w:t>
-      </w:r>
-    </w:p>
-    <w:p>
-      <w:pPr>
-        <w:pStyle w:val="Code"/>
-      </w:pPr>
-      <w:r>
-        <w:t xml:space="preserve">    padding: 0;                       /* Remove default inner spacing */</w:t>
-      </w:r>
-    </w:p>
-    <w:p>
-      <w:pPr>
-        <w:pStyle w:val="Code"/>
-      </w:pPr>
-      <w:r>
-        <w:t xml:space="preserve">    box-sizing: border-box;           /* Width now includes padding + border */</w:t>
+        <w:t xml:space="preserve">/* ---------- step 0: wipe the browser's built-in spacing ---------- */</w:t>
+      </w:r>
+    </w:p>
+    <w:p>
+      <w:pPr>
+        <w:pStyle w:val="Code"/>
+      </w:pPr>
+      <w:r>
+        <w:t xml:space="preserve">/* Different browsers ship different default margins; this makes them agree. */</w:t>
+      </w:r>
+    </w:p>
+    <w:p>
+      <w:pPr>
+        <w:pStyle w:val="Code"/>
+      </w:pPr>
+      <w:r>
+        <w:t xml:space="preserve">* {</w:t>
+      </w:r>
+    </w:p>
+    <w:p>
+      <w:pPr>
+        <w:pStyle w:val="Code"/>
+      </w:pPr>
+      <w:r>
+        <w:t xml:space="preserve">    margin: 0;                        /* kill the default outer gaps */</w:t>
+      </w:r>
+    </w:p>
+    <w:p>
+      <w:pPr>
+        <w:pStyle w:val="Code"/>
+      </w:pPr>
+      <w:r>
+        <w:t xml:space="preserve">    padding: 0;                       /* kill the default inner gaps */</w:t>
+      </w:r>
+    </w:p>
+    <w:p>
+      <w:pPr>
+        <w:pStyle w:val="Code"/>
+      </w:pPr>
+      <w:r>
+        <w:t xml:space="preserve">    box-sizing: border-box;           /* my widths now INCLUDE border+padding, which saves a lot of maths */</w:t>
       </w:r>
     </w:p>
     <w:p>
@@ -1131,7 +1243,7 @@
         <w:pStyle w:val="Code"/>
       </w:pPr>
       <w:r>
-        <w:t xml:space="preserve">/* ---------- Page canvas : parks the card in the centre ---------- */</w:t>
+        <w:t xml:space="preserve">/* ---------- step 1: the page, used only to centre the card ---------- */</w:t>
       </w:r>
     </w:p>
     <w:p>
@@ -1147,55 +1259,55 @@
         <w:pStyle w:val="Code"/>
       </w:pPr>
       <w:r>
-        <w:t xml:space="preserve">    font-family: "Segoe UI", Tahoma, Arial, sans-serif;  /* Clean sans-serif stack */</w:t>
-      </w:r>
-    </w:p>
-    <w:p>
-      <w:pPr>
-        <w:pStyle w:val="Code"/>
-      </w:pPr>
-      <w:r>
-        <w:t xml:space="preserve">    background: linear-gradient(135deg, #e0eafc 0%, #cfdef3 100%); /* Soft blue backdrop */</w:t>
-      </w:r>
-    </w:p>
-    <w:p>
-      <w:pPr>
-        <w:pStyle w:val="Code"/>
-      </w:pPr>
-      <w:r>
-        <w:t xml:space="preserve">    min-height: 100vh;                /* Fill at least the full viewport height */</w:t>
-      </w:r>
-    </w:p>
-    <w:p>
-      <w:pPr>
-        <w:pStyle w:val="Code"/>
-      </w:pPr>
-      <w:r>
-        <w:t xml:space="preserve">    display: flex;                    /* Flexbox lets us centre easily */</w:t>
-      </w:r>
-    </w:p>
-    <w:p>
-      <w:pPr>
-        <w:pStyle w:val="Code"/>
-      </w:pPr>
-      <w:r>
-        <w:t xml:space="preserve">    justify-content: center;          /* Centre horizontally */</w:t>
-      </w:r>
-    </w:p>
-    <w:p>
-      <w:pPr>
-        <w:pStyle w:val="Code"/>
-      </w:pPr>
-      <w:r>
-        <w:t xml:space="preserve">    align-items: center;              /* Centre vertically */</w:t>
-      </w:r>
-    </w:p>
-    <w:p>
-      <w:pPr>
-        <w:pStyle w:val="Code"/>
-      </w:pPr>
-      <w:r>
-        <w:t xml:space="preserve">    padding: 20px;                    /* Breathing room on very small screens */</w:t>
+        <w:t xml:space="preserve">    font-family: "Segoe UI", Tahoma, Arial, sans-serif;  /* a safe sans-serif ladder: fall back if the first is missing */</w:t>
+      </w:r>
+    </w:p>
+    <w:p>
+      <w:pPr>
+        <w:pStyle w:val="Code"/>
+      </w:pPr>
+      <w:r>
+        <w:t xml:space="preserve">    background: linear-gradient(135deg, #e0eafc 0%, #cfdef3 100%); /* a soft diagonal blue so the white card pops */</w:t>
+      </w:r>
+    </w:p>
+    <w:p>
+      <w:pPr>
+        <w:pStyle w:val="Code"/>
+      </w:pPr>
+      <w:r>
+        <w:t xml:space="preserve">    min-height: 100vh;                /* make the body at least one screen tall... */</w:t>
+      </w:r>
+    </w:p>
+    <w:p>
+      <w:pPr>
+        <w:pStyle w:val="Code"/>
+      </w:pPr>
+      <w:r>
+        <w:t xml:space="preserve">    display: flex;                    /* ...then use flexbox... */</w:t>
+      </w:r>
+    </w:p>
+    <w:p>
+      <w:pPr>
+        <w:pStyle w:val="Code"/>
+      </w:pPr>
+      <w:r>
+        <w:t xml:space="preserve">    justify-content: center;          /* ...to centre left-to-right... */</w:t>
+      </w:r>
+    </w:p>
+    <w:p>
+      <w:pPr>
+        <w:pStyle w:val="Code"/>
+      </w:pPr>
+      <w:r>
+        <w:t xml:space="preserve">    align-items: center;              /* ...and top-to-bottom. */</w:t>
+      </w:r>
+    </w:p>
+    <w:p>
+      <w:pPr>
+        <w:pStyle w:val="Code"/>
+      </w:pPr>
+      <w:r>
+        <w:t xml:space="preserve">    padding: 20px;                    /* stops the card kissing the edges on tiny screens */</w:t>
       </w:r>
     </w:p>
     <w:p>
@@ -1216,7 +1328,7 @@
         <w:pStyle w:val="Code"/>
       </w:pPr>
       <w:r>
-        <w:t xml:space="preserve">/* ---------- The physical card body ---------- */</w:t>
+        <w:t xml:space="preserve">/* ---------- step 2: the card shell ---------- */</w:t>
       </w:r>
     </w:p>
     <w:p>
@@ -1232,47 +1344,47 @@
         <w:pStyle w:val="Code"/>
       </w:pPr>
       <w:r>
-        <w:t xml:space="preserve">    width: 360px;                     /* Fixed, card-like width */</w:t>
-      </w:r>
-    </w:p>
-    <w:p>
-      <w:pPr>
-        <w:pStyle w:val="Code"/>
-      </w:pPr>
-      <w:r>
-        <w:t xml:space="preserve">    background: #ffffff;              /* White base so text reads clearly */</w:t>
-      </w:r>
-    </w:p>
-    <w:p>
-      <w:pPr>
-        <w:pStyle w:val="Code"/>
-      </w:pPr>
-      <w:r>
-        <w:t xml:space="preserve">    border-radius: 16px;              /* Gently rounded corners */</w:t>
-      </w:r>
-    </w:p>
-    <w:p>
-      <w:pPr>
-        <w:pStyle w:val="Code"/>
-      </w:pPr>
-      <w:r>
-        <w:t xml:space="preserve">    box-shadow: 0 15px 35px rgba(0, 0, 0, 0.25); /* Lifts the card off the page */</w:t>
-      </w:r>
-    </w:p>
-    <w:p>
-      <w:pPr>
-        <w:pStyle w:val="Code"/>
-      </w:pPr>
-      <w:r>
-        <w:t xml:space="preserve">    overflow: hidden;                 /* Clip child corners to the rounded edge */</w:t>
-      </w:r>
-    </w:p>
-    <w:p>
-      <w:pPr>
-        <w:pStyle w:val="Code"/>
-      </w:pPr>
-      <w:r>
-        <w:t xml:space="preserve">    border: 1px solid #d0d0d0;        /* Faint outline for definition */</w:t>
+        <w:t xml:space="preserve">    width: 360px;                     /* a credit-card-ish fixed width reads as "a card" */</w:t>
+      </w:r>
+    </w:p>
+    <w:p>
+      <w:pPr>
+        <w:pStyle w:val="Code"/>
+      </w:pPr>
+      <w:r>
+        <w:t xml:space="preserve">    background: #ffffff;              /* white body so the blue text has maximum contrast */</w:t>
+      </w:r>
+    </w:p>
+    <w:p>
+      <w:pPr>
+        <w:pStyle w:val="Code"/>
+      </w:pPr>
+      <w:r>
+        <w:t xml:space="preserve">    border-radius: 16px;              /* rounded corners = friendlier, more card-like */</w:t>
+      </w:r>
+    </w:p>
+    <w:p>
+      <w:pPr>
+        <w:pStyle w:val="Code"/>
+      </w:pPr>
+      <w:r>
+        <w:t xml:space="preserve">    box-shadow: 0 15px 35px rgba(0, 0, 0, 0.25); /* a soft drop shadow so it looks to float above the page */</w:t>
+      </w:r>
+    </w:p>
+    <w:p>
+      <w:pPr>
+        <w:pStyle w:val="Code"/>
+      </w:pPr>
+      <w:r>
+        <w:t xml:space="preserve">    overflow: hidden;                 /* clip the header/footer to the rounded corners (no square bleed) */</w:t>
+      </w:r>
+    </w:p>
+    <w:p>
+      <w:pPr>
+        <w:pStyle w:val="Code"/>
+      </w:pPr>
+      <w:r>
+        <w:t xml:space="preserve">    border: 1px solid #d0d0d0;        /* a hairline edge so a white card is visible on a light page */</w:t>
       </w:r>
     </w:p>
     <w:p>
@@ -1293,7 +1405,7 @@
         <w:pStyle w:val="Code"/>
       </w:pPr>
       <w:r>
-        <w:t xml:space="preserve">/* ---------- Header band : logo plus institution text ---------- */</w:t>
+        <w:t xml:space="preserve">/* ---------- step 3: the header band ---------- */</w:t>
       </w:r>
     </w:p>
     <w:p>
@@ -1309,47 +1421,47 @@
         <w:pStyle w:val="Code"/>
       </w:pPr>
       <w:r>
-        <w:t xml:space="preserve">    background: linear-gradient(135deg, #1e3c72 0%, #2a5298 100%); /* Deep blue banner */</w:t>
-      </w:r>
-    </w:p>
-    <w:p>
-      <w:pPr>
-        <w:pStyle w:val="Code"/>
-      </w:pPr>
-      <w:r>
-        <w:t xml:space="preserve">    color: #ffffff;                   /* White text on the dark banner */</w:t>
-      </w:r>
-    </w:p>
-    <w:p>
-      <w:pPr>
-        <w:pStyle w:val="Code"/>
-      </w:pPr>
-      <w:r>
-        <w:t xml:space="preserve">    padding: 18px 20px;               /* Comfortable spacing inside the band */</w:t>
-      </w:r>
-    </w:p>
-    <w:p>
-      <w:pPr>
-        <w:pStyle w:val="Code"/>
-      </w:pPr>
-      <w:r>
-        <w:t xml:space="preserve">    display: flex;                    /* Lay logo and text side by side */</w:t>
-      </w:r>
-    </w:p>
-    <w:p>
-      <w:pPr>
-        <w:pStyle w:val="Code"/>
-      </w:pPr>
-      <w:r>
-        <w:t xml:space="preserve">    align-items: center;              /* Vertically align the two blocks */</w:t>
-      </w:r>
-    </w:p>
-    <w:p>
-      <w:pPr>
-        <w:pStyle w:val="Code"/>
-      </w:pPr>
-      <w:r>
-        <w:t xml:space="preserve">    gap: 14px;                        /* Space between logo and text */</w:t>
+        <w:t xml:space="preserve">    background: linear-gradient(135deg, #1e3c72 0%, #2a5298 100%); /* the two-blue brand gradient */</w:t>
+      </w:r>
+    </w:p>
+    <w:p>
+      <w:pPr>
+        <w:pStyle w:val="Code"/>
+      </w:pPr>
+      <w:r>
+        <w:t xml:space="preserve">    color: #ffffff;                   /* white text because the band is dark */</w:t>
+      </w:r>
+    </w:p>
+    <w:p>
+      <w:pPr>
+        <w:pStyle w:val="Code"/>
+      </w:pPr>
+      <w:r>
+        <w:t xml:space="preserve">    padding: 18px 20px;               /* roomy band so the logo has air around it */</w:t>
+      </w:r>
+    </w:p>
+    <w:p>
+      <w:pPr>
+        <w:pStyle w:val="Code"/>
+      </w:pPr>
+      <w:r>
+        <w:t xml:space="preserve">    display: flex;                    /* logo + text sit on one row */</w:t>
+      </w:r>
+    </w:p>
+    <w:p>
+      <w:pPr>
+        <w:pStyle w:val="Code"/>
+      </w:pPr>
+      <w:r>
+        <w:t xml:space="preserve">    align-items: center;              /* vertically line them up with each other */</w:t>
+      </w:r>
+    </w:p>
+    <w:p>
+      <w:pPr>
+        <w:pStyle w:val="Code"/>
+      </w:pPr>
+      <w:r>
+        <w:t xml:space="preserve">    gap: 14px;                        /* a tidy gap instead of margins on each child */</w:t>
       </w:r>
     </w:p>
     <w:p>
@@ -1370,7 +1482,7 @@
         <w:pStyle w:val="Code"/>
       </w:pPr>
       <w:r>
-        <w:t xml:space="preserve">/* Circular badge that imitates a university crest */</w:t>
+        <w:t xml:space="preserve">/* the round "crest" */</w:t>
       </w:r>
     </w:p>
     <w:p>
@@ -1386,87 +1498,79 @@
         <w:pStyle w:val="Code"/>
       </w:pPr>
       <w:r>
-        <w:t xml:space="preserve">    width: 52px;                      /* Badge diameter */</w:t>
-      </w:r>
-    </w:p>
-    <w:p>
-      <w:pPr>
-        <w:pStyle w:val="Code"/>
-      </w:pPr>
-      <w:r>
-        <w:t xml:space="preserve">    height: 52px;                     /* Equal height keeps it a perfect circle */</w:t>
-      </w:r>
-    </w:p>
-    <w:p>
-      <w:pPr>
-        <w:pStyle w:val="Code"/>
-      </w:pPr>
-      <w:r>
-        <w:t xml:space="preserve">    border-radius: 50%;               /* Make the square a circle */</w:t>
-      </w:r>
-    </w:p>
-    <w:p>
-      <w:pPr>
-        <w:pStyle w:val="Code"/>
-      </w:pPr>
-      <w:r>
-        <w:t xml:space="preserve">    background: #ffffff;              /* White badge */</w:t>
-      </w:r>
-    </w:p>
-    <w:p>
-      <w:pPr>
-        <w:pStyle w:val="Code"/>
-      </w:pPr>
-      <w:r>
-        <w:t xml:space="preserve">    color: #1e3c72;                   /* Blue initials inside */</w:t>
-      </w:r>
-    </w:p>
-    <w:p>
-      <w:pPr>
-        <w:pStyle w:val="Code"/>
-      </w:pPr>
-      <w:r>
-        <w:t xml:space="preserve">    font-weight: bold;                /* Emphasise the initials */</w:t>
-      </w:r>
-    </w:p>
-    <w:p>
-      <w:pPr>
-        <w:pStyle w:val="Code"/>
-      </w:pPr>
-      <w:r>
-        <w:t xml:space="preserve">    font-size: 18px;                  /* Readable badge text */</w:t>
-      </w:r>
-    </w:p>
-    <w:p>
-      <w:pPr>
-        <w:pStyle w:val="Code"/>
-      </w:pPr>
-      <w:r>
-        <w:t xml:space="preserve">    display: flex;                    /* Centre the initials inside the circle */</w:t>
-      </w:r>
-    </w:p>
-    <w:p>
-      <w:pPr>
-        <w:pStyle w:val="Code"/>
-      </w:pPr>
-      <w:r>
-        <w:t xml:space="preserve">    justify-content: center;          /* Horizontal centring */</w:t>
-      </w:r>
-    </w:p>
-    <w:p>
-      <w:pPr>
-        <w:pStyle w:val="Code"/>
-      </w:pPr>
-      <w:r>
-        <w:t xml:space="preserve">    align-items: center;              /* Vertical centring */</w:t>
-      </w:r>
-    </w:p>
-    <w:p>
-      <w:pPr>
-        <w:pStyle w:val="Code"/>
-      </w:pPr>
-      <w:r>
-        <w:t xml:space="preserve">    flex-shrink: 0;                   /* Never let the circle squash */</w:t>
+        <w:t xml:space="preserve">    width: 52px; height: 52px;        /* equal width+height is what lets border-radius make a true circle */</w:t>
+      </w:r>
+    </w:p>
+    <w:p>
+      <w:pPr>
+        <w:pStyle w:val="Code"/>
+      </w:pPr>
+      <w:r>
+        <w:t xml:space="preserve">    border-radius: 50%;               /* 50% of a square = a circle */</w:t>
+      </w:r>
+    </w:p>
+    <w:p>
+      <w:pPr>
+        <w:pStyle w:val="Code"/>
+      </w:pPr>
+      <w:r>
+        <w:t xml:space="preserve">    background: #ffffff;              /* white disc against the blue band */</w:t>
+      </w:r>
+    </w:p>
+    <w:p>
+      <w:pPr>
+        <w:pStyle w:val="Code"/>
+      </w:pPr>
+      <w:r>
+        <w:t xml:space="preserve">    color: #1e3c72;                   /* dark-blue initials inside */</w:t>
+      </w:r>
+    </w:p>
+    <w:p>
+      <w:pPr>
+        <w:pStyle w:val="Code"/>
+      </w:pPr>
+      <w:r>
+        <w:t xml:space="preserve">    font-weight: bold;                /* initials should shout a little */</w:t>
+      </w:r>
+    </w:p>
+    <w:p>
+      <w:pPr>
+        <w:pStyle w:val="Code"/>
+      </w:pPr>
+      <w:r>
+        <w:t xml:space="preserve">    font-size: 18px;</w:t>
+      </w:r>
+    </w:p>
+    <w:p>
+      <w:pPr>
+        <w:pStyle w:val="Code"/>
+      </w:pPr>
+      <w:r>
+        <w:t xml:space="preserve">    display: flex;                    /* centre the "UoH" text inside the disc... */</w:t>
+      </w:r>
+    </w:p>
+    <w:p>
+      <w:pPr>
+        <w:pStyle w:val="Code"/>
+      </w:pPr>
+      <w:r>
+        <w:t xml:space="preserve">    justify-content: center;          /* ...horizontally... */</w:t>
+      </w:r>
+    </w:p>
+    <w:p>
+      <w:pPr>
+        <w:pStyle w:val="Code"/>
+      </w:pPr>
+      <w:r>
+        <w:t xml:space="preserve">    align-items: center;              /* ...and vertically. */</w:t>
+      </w:r>
+    </w:p>
+    <w:p>
+      <w:pPr>
+        <w:pStyle w:val="Code"/>
+      </w:pPr>
+      <w:r>
+        <w:t xml:space="preserve">    flex-shrink: 0;                   /* never let flexbox squash the circle into an oval */</w:t>
       </w:r>
     </w:p>
     <w:p>
@@ -1495,15 +1599,15 @@
         <w:pStyle w:val="Code"/>
       </w:pPr>
       <w:r>
-        <w:t xml:space="preserve">    font-size: 18px;                  /* Prominent institution title */</w:t>
-      </w:r>
-    </w:p>
-    <w:p>
-      <w:pPr>
-        <w:pStyle w:val="Code"/>
-      </w:pPr>
-      <w:r>
-        <w:t xml:space="preserve">    line-height: 1.2;                 /* Tighten wrapped lines */</w:t>
+        <w:t xml:space="preserve">    font-size: 18px;                  /* the loudest line in the header */</w:t>
+      </w:r>
+    </w:p>
+    <w:p>
+      <w:pPr>
+        <w:pStyle w:val="Code"/>
+      </w:pPr>
+      <w:r>
+        <w:t xml:space="preserve">    line-height: 1.2;                 /* tighten it in case the name wraps to two lines */</w:t>
       </w:r>
     </w:p>
     <w:p>
@@ -1532,23 +1636,23 @@
         <w:pStyle w:val="Code"/>
       </w:pPr>
       <w:r>
-        <w:t xml:space="preserve">    font-size: 12px;                  /* Smaller supporting line */</w:t>
-      </w:r>
-    </w:p>
-    <w:p>
-      <w:pPr>
-        <w:pStyle w:val="Code"/>
-      </w:pPr>
-      <w:r>
-        <w:t xml:space="preserve">    opacity: 0.85;                    /* Slightly muted next to the title */</w:t>
-      </w:r>
-    </w:p>
-    <w:p>
-      <w:pPr>
-        <w:pStyle w:val="Code"/>
-      </w:pPr>
-      <w:r>
-        <w:t xml:space="preserve">    margin-top: 3px;                  /* Small gap below the title */</w:t>
+        <w:t xml:space="preserve">    font-size: 12px;                  /* clearly secondary to the name above it */</w:t>
+      </w:r>
+    </w:p>
+    <w:p>
+      <w:pPr>
+        <w:pStyle w:val="Code"/>
+      </w:pPr>
+      <w:r>
+        <w:t xml:space="preserve">    opacity: 0.85;                    /* slightly faded so it recedes */</w:t>
+      </w:r>
+    </w:p>
+    <w:p>
+      <w:pPr>
+        <w:pStyle w:val="Code"/>
+      </w:pPr>
+      <w:r>
+        <w:t xml:space="preserve">    margin-top: 3px;                  /* a hair of space below the name */</w:t>
       </w:r>
     </w:p>
     <w:p>
@@ -1569,7 +1673,7 @@
         <w:pStyle w:val="Code"/>
       </w:pPr>
       <w:r>
-        <w:t xml:space="preserve">/* ---------- Body : photo column + details column ---------- */</w:t>
+        <w:t xml:space="preserve">/* ---------- step 4: the body (photo column + data column) ---------- */</w:t>
       </w:r>
     </w:p>
     <w:p>
@@ -1585,23 +1689,23 @@
         <w:pStyle w:val="Code"/>
       </w:pPr>
       <w:r>
-        <w:t xml:space="preserve">    display: flex;                    /* Place the two columns in a row */</w:t>
-      </w:r>
-    </w:p>
-    <w:p>
-      <w:pPr>
-        <w:pStyle w:val="Code"/>
-      </w:pPr>
-      <w:r>
-        <w:t xml:space="preserve">    padding: 20px;                    /* Inner padding around both columns */</w:t>
-      </w:r>
-    </w:p>
-    <w:p>
-      <w:pPr>
-        <w:pStyle w:val="Code"/>
-      </w:pPr>
-      <w:r>
-        <w:t xml:space="preserve">    gap: 18px;                        /* Space between photo and details */</w:t>
+        <w:t xml:space="preserve">    display: flex;                    /* two columns side by side */</w:t>
+      </w:r>
+    </w:p>
+    <w:p>
+      <w:pPr>
+        <w:pStyle w:val="Code"/>
+      </w:pPr>
+      <w:r>
+        <w:t xml:space="preserve">    padding: 20px;                    /* breathing room inside the white area */</w:t>
+      </w:r>
+    </w:p>
+    <w:p>
+      <w:pPr>
+        <w:pStyle w:val="Code"/>
+      </w:pPr>
+      <w:r>
+        <w:t xml:space="preserve">    gap: 18px;                        /* space between the photo and the details */</w:t>
       </w:r>
     </w:p>
     <w:p>
@@ -1622,14 +1726,6 @@
         <w:pStyle w:val="Code"/>
       </w:pPr>
       <w:r>
-        <w:t xml:space="preserve">/* Keep the photo column at its natural size */</w:t>
-      </w:r>
-    </w:p>
-    <w:p>
-      <w:pPr>
-        <w:pStyle w:val="Code"/>
-      </w:pPr>
-      <w:r>
         <w:t xml:space="preserve">.photo-section {</w:t>
       </w:r>
     </w:p>
@@ -1638,7 +1734,7 @@
         <w:pStyle w:val="Code"/>
       </w:pPr>
       <w:r>
-        <w:t xml:space="preserve">    flex-shrink: 0;                   /* Prevent the photo box from shrinking */</w:t>
+        <w:t xml:space="preserve">    flex-shrink: 0;                   /* the photo keeps its size; only the text column flexes */</w:t>
       </w:r>
     </w:p>
     <w:p>
@@ -1659,7 +1755,7 @@
         <w:pStyle w:val="Code"/>
       </w:pPr>
       <w:r>
-        <w:t xml:space="preserve">/* The framed placeholder box for the photo */</w:t>
+        <w:t xml:space="preserve">/* the framed photo placeholder */</w:t>
       </w:r>
     </w:p>
     <w:p>
@@ -1675,63 +1771,55 @@
         <w:pStyle w:val="Code"/>
       </w:pPr>
       <w:r>
-        <w:t xml:space="preserve">    width: 100px;                     /* Standard passport-photo-ish width */</w:t>
-      </w:r>
-    </w:p>
-    <w:p>
-      <w:pPr>
-        <w:pStyle w:val="Code"/>
-      </w:pPr>
-      <w:r>
-        <w:t xml:space="preserve">    height: 120px;                    /* Taller than wide, like a real photo */</w:t>
-      </w:r>
-    </w:p>
-    <w:p>
-      <w:pPr>
-        <w:pStyle w:val="Code"/>
-      </w:pPr>
-      <w:r>
-        <w:t xml:space="preserve">    border: 3px solid #2a5298;        /* Blue frame around the box */</w:t>
-      </w:r>
-    </w:p>
-    <w:p>
-      <w:pPr>
-        <w:pStyle w:val="Code"/>
-      </w:pPr>
-      <w:r>
-        <w:t xml:space="preserve">    border-radius: 8px;               /* Soft corners on the frame */</w:t>
-      </w:r>
-    </w:p>
-    <w:p>
-      <w:pPr>
-        <w:pStyle w:val="Code"/>
-      </w:pPr>
-      <w:r>
-        <w:t xml:space="preserve">    background: #f0f4ff;              /* Very light blue fill */</w:t>
-      </w:r>
-    </w:p>
-    <w:p>
-      <w:pPr>
-        <w:pStyle w:val="Code"/>
-      </w:pPr>
-      <w:r>
-        <w:t xml:space="preserve">    display: flex;                    /* Centre the "PHOTO" caption */</w:t>
-      </w:r>
-    </w:p>
-    <w:p>
-      <w:pPr>
-        <w:pStyle w:val="Code"/>
-      </w:pPr>
-      <w:r>
-        <w:t xml:space="preserve">    justify-content: center;          /* Horizontal centring */</w:t>
-      </w:r>
-    </w:p>
-    <w:p>
-      <w:pPr>
-        <w:pStyle w:val="Code"/>
-      </w:pPr>
-      <w:r>
-        <w:t xml:space="preserve">    align-items: center;              /* Vertical centring */</w:t>
+        <w:t xml:space="preserve">    width: 100px; height: 120px;      /* portrait proportions, like a real ID photo */</w:t>
+      </w:r>
+    </w:p>
+    <w:p>
+      <w:pPr>
+        <w:pStyle w:val="Code"/>
+      </w:pPr>
+      <w:r>
+        <w:t xml:space="preserve">    border: 3px solid #2a5298;        /* a blue frame to echo the header */</w:t>
+      </w:r>
+    </w:p>
+    <w:p>
+      <w:pPr>
+        <w:pStyle w:val="Code"/>
+      </w:pPr>
+      <w:r>
+        <w:t xml:space="preserve">    border-radius: 8px;               /* softly rounded, matching the card */</w:t>
+      </w:r>
+    </w:p>
+    <w:p>
+      <w:pPr>
+        <w:pStyle w:val="Code"/>
+      </w:pPr>
+      <w:r>
+        <w:t xml:space="preserve">    background: #f0f4ff;              /* a barely-there blue fill so the empty box isn't stark white */</w:t>
+      </w:r>
+    </w:p>
+    <w:p>
+      <w:pPr>
+        <w:pStyle w:val="Code"/>
+      </w:pPr>
+      <w:r>
+        <w:t xml:space="preserve">    display: flex;                    /* centre the "PHOTO" word inside... */</w:t>
+      </w:r>
+    </w:p>
+    <w:p>
+      <w:pPr>
+        <w:pStyle w:val="Code"/>
+      </w:pPr>
+      <w:r>
+        <w:t xml:space="preserve">    justify-content: center;          /* ...across... */</w:t>
+      </w:r>
+    </w:p>
+    <w:p>
+      <w:pPr>
+        <w:pStyle w:val="Code"/>
+      </w:pPr>
+      <w:r>
+        <w:t xml:space="preserve">    align-items: center;              /* ...and down. */</w:t>
       </w:r>
     </w:p>
     <w:p>
@@ -1760,31 +1848,31 @@
         <w:pStyle w:val="Code"/>
       </w:pPr>
       <w:r>
-        <w:t xml:space="preserve">    color: #2a5298;                   /* Match the frame colour */</w:t>
-      </w:r>
-    </w:p>
-    <w:p>
-      <w:pPr>
-        <w:pStyle w:val="Code"/>
-      </w:pPr>
-      <w:r>
-        <w:t xml:space="preserve">    font-size: 13px;                  /* Small caption */</w:t>
-      </w:r>
-    </w:p>
-    <w:p>
-      <w:pPr>
-        <w:pStyle w:val="Code"/>
-      </w:pPr>
-      <w:r>
-        <w:t xml:space="preserve">    font-weight: bold;                /* Make it stand out */</w:t>
-      </w:r>
-    </w:p>
-    <w:p>
-      <w:pPr>
-        <w:pStyle w:val="Code"/>
-      </w:pPr>
-      <w:r>
-        <w:t xml:space="preserve">    letter-spacing: 1px;              /* Spread the letters slightly */</w:t>
+        <w:t xml:space="preserve">    color: #2a5298;                   /* same blue as the frame for a coherent look */</w:t>
+      </w:r>
+    </w:p>
+    <w:p>
+      <w:pPr>
+        <w:pStyle w:val="Code"/>
+      </w:pPr>
+      <w:r>
+        <w:t xml:space="preserve">    font-size: 13px;</w:t>
+      </w:r>
+    </w:p>
+    <w:p>
+      <w:pPr>
+        <w:pStyle w:val="Code"/>
+      </w:pPr>
+      <w:r>
+        <w:t xml:space="preserve">    font-weight: bold;</w:t>
+      </w:r>
+    </w:p>
+    <w:p>
+      <w:pPr>
+        <w:pStyle w:val="Code"/>
+      </w:pPr>
+      <w:r>
+        <w:t xml:space="preserve">    letter-spacing: 1px;              /* spacing the letters makes a short word feel deliberate */</w:t>
       </w:r>
     </w:p>
     <w:p>
@@ -1805,7 +1893,7 @@
         <w:pStyle w:val="Code"/>
       </w:pPr>
       <w:r>
-        <w:t xml:space="preserve">/* Column that lists every student detail */</w:t>
+        <w:t xml:space="preserve">/* the column that lists the facts */</w:t>
       </w:r>
     </w:p>
     <w:p>
@@ -1821,39 +1909,39 @@
         <w:pStyle w:val="Code"/>
       </w:pPr>
       <w:r>
-        <w:t xml:space="preserve">    flex: 1;                          /* Take all remaining horizontal space */</w:t>
-      </w:r>
-    </w:p>
-    <w:p>
-      <w:pPr>
-        <w:pStyle w:val="Code"/>
-      </w:pPr>
-      <w:r>
-        <w:t xml:space="preserve">    display: flex;                    /* Stack rows with flexbox */</w:t>
-      </w:r>
-    </w:p>
-    <w:p>
-      <w:pPr>
-        <w:pStyle w:val="Code"/>
-      </w:pPr>
-      <w:r>
-        <w:t xml:space="preserve">    flex-direction: column;           /* One row beneath another */</w:t>
-      </w:r>
-    </w:p>
-    <w:p>
-      <w:pPr>
-        <w:pStyle w:val="Code"/>
-      </w:pPr>
-      <w:r>
-        <w:t xml:space="preserve">    justify-content: center;          /* Centre the rows vertically */</w:t>
-      </w:r>
-    </w:p>
-    <w:p>
-      <w:pPr>
-        <w:pStyle w:val="Code"/>
-      </w:pPr>
-      <w:r>
-        <w:t xml:space="preserve">    gap: 8px;                         /* Even spacing between rows */</w:t>
+        <w:t xml:space="preserve">    flex: 1;                          /* eat up whatever width the photo didn't use */</w:t>
+      </w:r>
+    </w:p>
+    <w:p>
+      <w:pPr>
+        <w:pStyle w:val="Code"/>
+      </w:pPr>
+      <w:r>
+        <w:t xml:space="preserve">    display: flex;</w:t>
+      </w:r>
+    </w:p>
+    <w:p>
+      <w:pPr>
+        <w:pStyle w:val="Code"/>
+      </w:pPr>
+      <w:r>
+        <w:t xml:space="preserve">    flex-direction: column;           /* stack the rows top to bottom */</w:t>
+      </w:r>
+    </w:p>
+    <w:p>
+      <w:pPr>
+        <w:pStyle w:val="Code"/>
+      </w:pPr>
+      <w:r>
+        <w:t xml:space="preserve">    justify-content: center;          /* centre the stack against the taller photo */</w:t>
+      </w:r>
+    </w:p>
+    <w:p>
+      <w:pPr>
+        <w:pStyle w:val="Code"/>
+      </w:pPr>
+      <w:r>
+        <w:t xml:space="preserve">    gap: 8px;                         /* even rhythm between rows */</w:t>
       </w:r>
     </w:p>
     <w:p>
@@ -1874,7 +1962,7 @@
         <w:pStyle w:val="Code"/>
       </w:pPr>
       <w:r>
-        <w:t xml:space="preserve">/* A single label-over-value pair */</w:t>
+        <w:t xml:space="preserve">/* one caption-over-value pair */</w:t>
       </w:r>
     </w:p>
     <w:p>
@@ -1890,31 +1978,31 @@
         <w:pStyle w:val="Code"/>
       </w:pPr>
       <w:r>
-        <w:t xml:space="preserve">    display: flex;                    /* Flex container for the pair */</w:t>
-      </w:r>
-    </w:p>
-    <w:p>
-      <w:pPr>
-        <w:pStyle w:val="Code"/>
-      </w:pPr>
-      <w:r>
-        <w:t xml:space="preserve">    flex-direction: column;           /* Label sits above its value */</w:t>
-      </w:r>
-    </w:p>
-    <w:p>
-      <w:pPr>
-        <w:pStyle w:val="Code"/>
-      </w:pPr>
-      <w:r>
-        <w:t xml:space="preserve">    border-bottom: 1px dashed #e0e0e0;/* Dotted divider under each row */</w:t>
-      </w:r>
-    </w:p>
-    <w:p>
-      <w:pPr>
-        <w:pStyle w:val="Code"/>
-      </w:pPr>
-      <w:r>
-        <w:t xml:space="preserve">    padding-bottom: 4px;              /* Gap above the divider line */</w:t>
+        <w:t xml:space="preserve">    display: flex;</w:t>
+      </w:r>
+    </w:p>
+    <w:p>
+      <w:pPr>
+        <w:pStyle w:val="Code"/>
+      </w:pPr>
+      <w:r>
+        <w:t xml:space="preserve">    flex-direction: column;           /* caption on top, value underneath */</w:t>
+      </w:r>
+    </w:p>
+    <w:p>
+      <w:pPr>
+        <w:pStyle w:val="Code"/>
+      </w:pPr>
+      <w:r>
+        <w:t xml:space="preserve">    border-bottom: 1px dashed #e0e0e0;/* a dotted rule hints at a "fill-in-the-blank" form */</w:t>
+      </w:r>
+    </w:p>
+    <w:p>
+      <w:pPr>
+        <w:pStyle w:val="Code"/>
+      </w:pPr>
+      <w:r>
+        <w:t xml:space="preserve">    padding-bottom: 4px;              /* lift the text a touch off that rule */</w:t>
       </w:r>
     </w:p>
     <w:p>
@@ -1943,31 +2031,31 @@
         <w:pStyle w:val="Code"/>
       </w:pPr>
       <w:r>
-        <w:t xml:space="preserve">    font-size: 10px;                  /* Tiny caption text */</w:t>
-      </w:r>
-    </w:p>
-    <w:p>
-      <w:pPr>
-        <w:pStyle w:val="Code"/>
-      </w:pPr>
-      <w:r>
-        <w:t xml:space="preserve">    text-transform: uppercase;        /* Shout the captions in caps */</w:t>
-      </w:r>
-    </w:p>
-    <w:p>
-      <w:pPr>
-        <w:pStyle w:val="Code"/>
-      </w:pPr>
-      <w:r>
-        <w:t xml:space="preserve">    color: #888888;                   /* Muted grey so values dominate */</w:t>
-      </w:r>
-    </w:p>
-    <w:p>
-      <w:pPr>
-        <w:pStyle w:val="Code"/>
-      </w:pPr>
-      <w:r>
-        <w:t xml:space="preserve">    letter-spacing: 0.5px;            /* Light letter spacing for polish */</w:t>
+        <w:t xml:space="preserve">    font-size: 10px;                  /* captions are deliberately tiny */</w:t>
+      </w:r>
+    </w:p>
+    <w:p>
+      <w:pPr>
+        <w:pStyle w:val="Code"/>
+      </w:pPr>
+      <w:r>
+        <w:t xml:space="preserve">    text-transform: uppercase;        /* caps make them read as labels, not sentences */</w:t>
+      </w:r>
+    </w:p>
+    <w:p>
+      <w:pPr>
+        <w:pStyle w:val="Code"/>
+      </w:pPr>
+      <w:r>
+        <w:t xml:space="preserve">    color: #888888;                   /* grey so the real value wins the eye */</w:t>
+      </w:r>
+    </w:p>
+    <w:p>
+      <w:pPr>
+        <w:pStyle w:val="Code"/>
+      </w:pPr>
+      <w:r>
+        <w:t xml:space="preserve">    letter-spacing: 0.5px;            /* a little spacing for polish */</w:t>
       </w:r>
     </w:p>
     <w:p>
@@ -1996,23 +2084,23 @@
         <w:pStyle w:val="Code"/>
       </w:pPr>
       <w:r>
-        <w:t xml:space="preserve">    font-size: 14px;                  /* Larger than the label */</w:t>
-      </w:r>
-    </w:p>
-    <w:p>
-      <w:pPr>
-        <w:pStyle w:val="Code"/>
-      </w:pPr>
-      <w:r>
-        <w:t xml:space="preserve">    font-weight: 600;                 /* Semi-bold to emphasise the data */</w:t>
-      </w:r>
-    </w:p>
-    <w:p>
-      <w:pPr>
-        <w:pStyle w:val="Code"/>
-      </w:pPr>
-      <w:r>
-        <w:t xml:space="preserve">    color: #1e3c72;                   /* Brand blue for the actual data */</w:t>
+        <w:t xml:space="preserve">    font-size: 14px;                  /* bigger than the caption above it */</w:t>
+      </w:r>
+    </w:p>
+    <w:p>
+      <w:pPr>
+        <w:pStyle w:val="Code"/>
+      </w:pPr>
+      <w:r>
+        <w:t xml:space="preserve">    font-weight: 600;                 /* semi-bold so the data is what you notice */</w:t>
+      </w:r>
+    </w:p>
+    <w:p>
+      <w:pPr>
+        <w:pStyle w:val="Code"/>
+      </w:pPr>
+      <w:r>
+        <w:t xml:space="preserve">    color: #1e3c72;                   /* brand dark-blue for the answers */</w:t>
       </w:r>
     </w:p>
     <w:p>
@@ -2033,7 +2121,7 @@
         <w:pStyle w:val="Code"/>
       </w:pPr>
       <w:r>
-        <w:t xml:space="preserve">/* ---------- Footer : signature on the left, barcode on the right ---------- */</w:t>
+        <w:t xml:space="preserve">/* ---------- step 5: the footer (signature | barcode) ---------- */</w:t>
       </w:r>
     </w:p>
     <w:p>
@@ -2049,47 +2137,47 @@
         <w:pStyle w:val="Code"/>
       </w:pPr>
       <w:r>
-        <w:t xml:space="preserve">    background: #f7f9fc;              /* Very light grey strip */</w:t>
-      </w:r>
-    </w:p>
-    <w:p>
-      <w:pPr>
-        <w:pStyle w:val="Code"/>
-      </w:pPr>
-      <w:r>
-        <w:t xml:space="preserve">    padding: 14px 20px;               /* Inner spacing */</w:t>
-      </w:r>
-    </w:p>
-    <w:p>
-      <w:pPr>
-        <w:pStyle w:val="Code"/>
-      </w:pPr>
-      <w:r>
-        <w:t xml:space="preserve">    display: flex;                    /* Put signature and barcode in a row */</w:t>
-      </w:r>
-    </w:p>
-    <w:p>
-      <w:pPr>
-        <w:pStyle w:val="Code"/>
-      </w:pPr>
-      <w:r>
-        <w:t xml:space="preserve">    justify-content: space-between;   /* Push them to opposite ends */</w:t>
-      </w:r>
-    </w:p>
-    <w:p>
-      <w:pPr>
-        <w:pStyle w:val="Code"/>
-      </w:pPr>
-      <w:r>
-        <w:t xml:space="preserve">    align-items: flex-end;            /* Align both to the bottom edge */</w:t>
-      </w:r>
-    </w:p>
-    <w:p>
-      <w:pPr>
-        <w:pStyle w:val="Code"/>
-      </w:pPr>
-      <w:r>
-        <w:t xml:space="preserve">    border-top: 2px solid #2a5298;    /* Blue rule separating body and footer */</w:t>
+        <w:t xml:space="preserve">    background: #f7f9fc;              /* a faintly grey strip to separate it from the white body */</w:t>
+      </w:r>
+    </w:p>
+    <w:p>
+      <w:pPr>
+        <w:pStyle w:val="Code"/>
+      </w:pPr>
+      <w:r>
+        <w:t xml:space="preserve">    padding: 14px 20px;</w:t>
+      </w:r>
+    </w:p>
+    <w:p>
+      <w:pPr>
+        <w:pStyle w:val="Code"/>
+      </w:pPr>
+      <w:r>
+        <w:t xml:space="preserve">    display: flex;</w:t>
+      </w:r>
+    </w:p>
+    <w:p>
+      <w:pPr>
+        <w:pStyle w:val="Code"/>
+      </w:pPr>
+      <w:r>
+        <w:t xml:space="preserve">    justify-content: space-between;   /* signature flush left, barcode flush right */</w:t>
+      </w:r>
+    </w:p>
+    <w:p>
+      <w:pPr>
+        <w:pStyle w:val="Code"/>
+      </w:pPr>
+      <w:r>
+        <w:t xml:space="preserve">    align-items: flex-end;            /* sit both on the same baseline at the bottom */</w:t>
+      </w:r>
+    </w:p>
+    <w:p>
+      <w:pPr>
+        <w:pStyle w:val="Code"/>
+      </w:pPr>
+      <w:r>
+        <w:t xml:space="preserve">    border-top: 2px solid #2a5298;    /* a blue divider that ties back to the header */</w:t>
       </w:r>
     </w:p>
     <w:p>
@@ -2118,15 +2206,15 @@
         <w:pStyle w:val="Code"/>
       </w:pPr>
       <w:r>
-        <w:t xml:space="preserve">    display: flex;                    /* Stack the two signature lines */</w:t>
-      </w:r>
-    </w:p>
-    <w:p>
-      <w:pPr>
-        <w:pStyle w:val="Code"/>
-      </w:pPr>
-      <w:r>
-        <w:t xml:space="preserve">    flex-direction: column;           /* Signature above its caption */</w:t>
+        <w:t xml:space="preserve">    display: flex;</w:t>
+      </w:r>
+    </w:p>
+    <w:p>
+      <w:pPr>
+        <w:pStyle w:val="Code"/>
+      </w:pPr>
+      <w:r>
+        <w:t xml:space="preserve">    flex-direction: column;           /* the "ink" line above, its caption below */</w:t>
       </w:r>
     </w:p>
     <w:p>
@@ -2155,39 +2243,39 @@
         <w:pStyle w:val="Code"/>
       </w:pPr>
       <w:r>
-        <w:t xml:space="preserve">    font-family: "Brush Script MT", cursive; /* Handwriting-style font */</w:t>
-      </w:r>
-    </w:p>
-    <w:p>
-      <w:pPr>
-        <w:pStyle w:val="Code"/>
-      </w:pPr>
-      <w:r>
-        <w:t xml:space="preserve">    font-size: 20px;                  /* Large enough to look like a signature */</w:t>
-      </w:r>
-    </w:p>
-    <w:p>
-      <w:pPr>
-        <w:pStyle w:val="Code"/>
-      </w:pPr>
-      <w:r>
-        <w:t xml:space="preserve">    color: #333333;                   /* Dark ink colour */</w:t>
-      </w:r>
-    </w:p>
-    <w:p>
-      <w:pPr>
-        <w:pStyle w:val="Code"/>
-      </w:pPr>
-      <w:r>
-        <w:t xml:space="preserve">    border-bottom: 1px solid #999999; /* The line the signature rests on */</w:t>
-      </w:r>
-    </w:p>
-    <w:p>
-      <w:pPr>
-        <w:pStyle w:val="Code"/>
-      </w:pPr>
-      <w:r>
-        <w:t xml:space="preserve">    padding: 0 10px 2px 0;            /* Spacing so ink sits above the line */</w:t>
+        <w:t xml:space="preserve">    font-family: "Brush Script MT", cursive; /* a script face so it reads as handwriting */</w:t>
+      </w:r>
+    </w:p>
+    <w:p>
+      <w:pPr>
+        <w:pStyle w:val="Code"/>
+      </w:pPr>
+      <w:r>
+        <w:t xml:space="preserve">    font-size: 20px;</w:t>
+      </w:r>
+    </w:p>
+    <w:p>
+      <w:pPr>
+        <w:pStyle w:val="Code"/>
+      </w:pPr>
+      <w:r>
+        <w:t xml:space="preserve">    color: #333333;                   /* dark grey, like real pen ink */</w:t>
+      </w:r>
+    </w:p>
+    <w:p>
+      <w:pPr>
+        <w:pStyle w:val="Code"/>
+      </w:pPr>
+      <w:r>
+        <w:t xml:space="preserve">    border-bottom: 1px solid #999999; /* the line a signature usually rests on */</w:t>
+      </w:r>
+    </w:p>
+    <w:p>
+      <w:pPr>
+        <w:pStyle w:val="Code"/>
+      </w:pPr>
+      <w:r>
+        <w:t xml:space="preserve">    padding: 0 10px 2px 0;            /* nudge the "ink" to sit just above that line */</w:t>
       </w:r>
     </w:p>
     <w:p>
@@ -2216,23 +2304,23 @@
         <w:pStyle w:val="Code"/>
       </w:pPr>
       <w:r>
-        <w:t xml:space="preserve">    font-size: 10px;                  /* Small caption */</w:t>
-      </w:r>
-    </w:p>
-    <w:p>
-      <w:pPr>
-        <w:pStyle w:val="Code"/>
-      </w:pPr>
-      <w:r>
-        <w:t xml:space="preserve">    color: #888888;                   /* Muted grey */</w:t>
-      </w:r>
-    </w:p>
-    <w:p>
-      <w:pPr>
-        <w:pStyle w:val="Code"/>
-      </w:pPr>
-      <w:r>
-        <w:t xml:space="preserve">    margin-top: 3px;                  /* Gap below the signature line */</w:t>
+        <w:t xml:space="preserve">    font-size: 10px;</w:t>
+      </w:r>
+    </w:p>
+    <w:p>
+      <w:pPr>
+        <w:pStyle w:val="Code"/>
+      </w:pPr>
+      <w:r>
+        <w:t xml:space="preserve">    color: #888888;                   /* a muted caption under the signature */</w:t>
+      </w:r>
+    </w:p>
+    <w:p>
+      <w:pPr>
+        <w:pStyle w:val="Code"/>
+      </w:pPr>
+      <w:r>
+        <w:t xml:space="preserve">    margin-top: 3px;</w:t>
       </w:r>
     </w:p>
     <w:p>
@@ -2253,7 +2341,7 @@
         <w:pStyle w:val="Code"/>
       </w:pPr>
       <w:r>
-        <w:t xml:space="preserve">/* ---------- Faux barcode drawn purely with CSS ---------- */</w:t>
+        <w:t xml:space="preserve">/* ---------- step 6: a barcode made of pure CSS (no image file) ---------- */</w:t>
       </w:r>
     </w:p>
     <w:p>
@@ -2269,7 +2357,7 @@
         <w:pStyle w:val="Code"/>
       </w:pPr>
       <w:r>
-        <w:t xml:space="preserve">    text-align: center;               /* Centre the number under the bars */</w:t>
+        <w:t xml:space="preserve">    text-align: center;               /* centre the number beneath the bars */</w:t>
       </w:r>
     </w:p>
     <w:p>
@@ -2290,87 +2378,87 @@
         <w:pStyle w:val="Code"/>
       </w:pPr>
       <w:r>
-        <w:t xml:space="preserve">.barcode::before {                    /* Generated element that becomes the bars */</w:t>
-      </w:r>
-    </w:p>
-    <w:p>
-      <w:pPr>
-        <w:pStyle w:val="Code"/>
-      </w:pPr>
-      <w:r>
-        <w:t xml:space="preserve">    content: "";                      /* Required for a pseudo-element to appear */</w:t>
-      </w:r>
-    </w:p>
-    <w:p>
-      <w:pPr>
-        <w:pStyle w:val="Code"/>
-      </w:pPr>
-      <w:r>
-        <w:t xml:space="preserve">    display: block;                   /* Give it its own line/box */</w:t>
-      </w:r>
-    </w:p>
-    <w:p>
-      <w:pPr>
-        <w:pStyle w:val="Code"/>
-      </w:pPr>
-      <w:r>
-        <w:t xml:space="preserve">    width: 110px;                     /* Barcode width */</w:t>
-      </w:r>
-    </w:p>
-    <w:p>
-      <w:pPr>
-        <w:pStyle w:val="Code"/>
-      </w:pPr>
-      <w:r>
-        <w:t xml:space="preserve">    height: 36px;                     /* Barcode height */</w:t>
-      </w:r>
-    </w:p>
-    <w:p>
-      <w:pPr>
-        <w:pStyle w:val="Code"/>
-      </w:pPr>
-      <w:r>
-        <w:t xml:space="preserve">    background-image: repeating-linear-gradient(  /* Repeating stripes = bars */</w:t>
-      </w:r>
-    </w:p>
-    <w:p>
-      <w:pPr>
-        <w:pStyle w:val="Code"/>
-      </w:pPr>
-      <w:r>
-        <w:t xml:space="preserve">        to right,                     /* Bars run left to right */</w:t>
-      </w:r>
-    </w:p>
-    <w:p>
-      <w:pPr>
-        <w:pStyle w:val="Code"/>
-      </w:pPr>
-      <w:r>
-        <w:t xml:space="preserve">        #222 0, #222 2px,             /* Thick black bar */</w:t>
-      </w:r>
-    </w:p>
-    <w:p>
-      <w:pPr>
-        <w:pStyle w:val="Code"/>
-      </w:pPr>
-      <w:r>
-        <w:t xml:space="preserve">        #fff 2px, #fff 4px,           /* White gap */</w:t>
-      </w:r>
-    </w:p>
-    <w:p>
-      <w:pPr>
-        <w:pStyle w:val="Code"/>
-      </w:pPr>
-      <w:r>
-        <w:t xml:space="preserve">        #222 4px, #222 5px,           /* Thin black bar */</w:t>
-      </w:r>
-    </w:p>
-    <w:p>
-      <w:pPr>
-        <w:pStyle w:val="Code"/>
-      </w:pPr>
-      <w:r>
-        <w:t xml:space="preserve">        #fff 5px, #fff 8px            /* Wider white gap, then the pattern repeats */</w:t>
+        <w:t xml:space="preserve">/* I draw the stripes with a repeating gradient so there is nothing to download. */</w:t>
+      </w:r>
+    </w:p>
+    <w:p>
+      <w:pPr>
+        <w:pStyle w:val="Code"/>
+      </w:pPr>
+      <w:r>
+        <w:t xml:space="preserve">.barcode::before {</w:t>
+      </w:r>
+    </w:p>
+    <w:p>
+      <w:pPr>
+        <w:pStyle w:val="Code"/>
+      </w:pPr>
+      <w:r>
+        <w:t xml:space="preserve">    content: "";                      /* a pseudo-element needs SOME content to render, even empty */</w:t>
+      </w:r>
+    </w:p>
+    <w:p>
+      <w:pPr>
+        <w:pStyle w:val="Code"/>
+      </w:pPr>
+      <w:r>
+        <w:t xml:space="preserve">    display: block;                   /* give it a box of its own */</w:t>
+      </w:r>
+    </w:p>
+    <w:p>
+      <w:pPr>
+        <w:pStyle w:val="Code"/>
+      </w:pPr>
+      <w:r>
+        <w:t xml:space="preserve">    width: 110px; height: 36px;       /* the size of the "scan area" */</w:t>
+      </w:r>
+    </w:p>
+    <w:p>
+      <w:pPr>
+        <w:pStyle w:val="Code"/>
+      </w:pPr>
+      <w:r>
+        <w:t xml:space="preserve">    background-image: repeating-linear-gradient(  /* this one gradient tiles itself to make many bars */</w:t>
+      </w:r>
+    </w:p>
+    <w:p>
+      <w:pPr>
+        <w:pStyle w:val="Code"/>
+      </w:pPr>
+      <w:r>
+        <w:t xml:space="preserve">        to right,                     /* the stripes run horizontally */</w:t>
+      </w:r>
+    </w:p>
+    <w:p>
+      <w:pPr>
+        <w:pStyle w:val="Code"/>
+      </w:pPr>
+      <w:r>
+        <w:t xml:space="preserve">        #222 0, #222 2px,             /* a thick dark bar */</w:t>
+      </w:r>
+    </w:p>
+    <w:p>
+      <w:pPr>
+        <w:pStyle w:val="Code"/>
+      </w:pPr>
+      <w:r>
+        <w:t xml:space="preserve">        #fff 2px, #fff 4px,           /* a white gap */</w:t>
+      </w:r>
+    </w:p>
+    <w:p>
+      <w:pPr>
+        <w:pStyle w:val="Code"/>
+      </w:pPr>
+      <w:r>
+        <w:t xml:space="preserve">        #222 4px, #222 5px,           /* a thin dark bar */</w:t>
+      </w:r>
+    </w:p>
+    <w:p>
+      <w:pPr>
+        <w:pStyle w:val="Code"/>
+      </w:pPr>
+      <w:r>
+        <w:t xml:space="preserve">        #fff 5px, #fff 8px            /* a wider gap, and then the whole 0-8px pattern repeats */</w:t>
       </w:r>
     </w:p>
     <w:p>
@@ -2407,23 +2495,23 @@
         <w:pStyle w:val="Code"/>
       </w:pPr>
       <w:r>
-        <w:t xml:space="preserve">    font-size: 10px;                  /* Small code text */</w:t>
-      </w:r>
-    </w:p>
-    <w:p>
-      <w:pPr>
-        <w:pStyle w:val="Code"/>
-      </w:pPr>
-      <w:r>
-        <w:t xml:space="preserve">    letter-spacing: 1px;              /* Spread digits for a scanner-ish look */</w:t>
-      </w:r>
-    </w:p>
-    <w:p>
-      <w:pPr>
-        <w:pStyle w:val="Code"/>
-      </w:pPr>
-      <w:r>
-        <w:t xml:space="preserve">    color: #333333;                   /* Dark readable grey */</w:t>
+        <w:t xml:space="preserve">    font-size: 10px;</w:t>
+      </w:r>
+    </w:p>
+    <w:p>
+      <w:pPr>
+        <w:pStyle w:val="Code"/>
+      </w:pPr>
+      <w:r>
+        <w:t xml:space="preserve">    letter-spacing: 1px;              /* spaced digits look like a scanned code */</w:t>
+      </w:r>
+    </w:p>
+    <w:p>
+      <w:pPr>
+        <w:pStyle w:val="Code"/>
+      </w:pPr>
+      <w:r>
+        <w:t xml:space="preserve">    color: #333333;</w:t>
       </w:r>
     </w:p>
     <w:p>
@@ -2458,7 +2546,7 @@
       </w:pPr>
       <w:r>
         <w:rPr/>
-        <w:t xml:space="preserve">This application collects the data for a student ID card. The page (StudentApp.html) is driven by an external script (StudentApp.js) that performs five field validations, builds a Student object and logs it to the console, and saves the student summary in a cookie.</w:t>
+        <w:t xml:space="preserve">The second part is a small form that gathers the details for an ID card. The page itself is StudentApp.html, but the marks live in StudentApp.js, so that is where I put the work: five checks that each guard one field, a Student class I create an object from and print with console.log, and a pair of cookie helpers that remember the last student. When every field passes, a green summary appears and the same details are written to the console and saved as a cookie.</w:t>
       </w:r>
     </w:p>
     <w:p>
@@ -2517,7 +2605,7 @@
         <w:pStyle w:val="Caption"/>
       </w:pPr>
       <w:r>
-        <w:t xml:space="preserve">Figure 2 — StudentApp.html form after a valid submission (tab shows 2025EB01187).</w:t>
+        <w:t xml:space="preserve">Figure 2 — The form right after a valid submission; the green banner is the success summary.</w:t>
       </w:r>
     </w:p>
     <w:p>
@@ -2576,7 +2664,7 @@
         <w:pStyle w:val="Caption"/>
       </w:pPr>
       <w:r>
-        <w:t xml:space="preserve">Figure 3 — Browser console showing the logged Student object and the stored lastStudent cookie.</w:t>
+        <w:t xml:space="preserve">Figure 3 — The console: the Student object expanded, plus the lastStudent cookie read back with document.cookie.</w:t>
       </w:r>
     </w:p>
     <w:p>
@@ -2597,7 +2685,7 @@
         <w:pStyle w:val="Code"/>
       </w:pPr>
       <w:r>
-        <w:t xml:space="preserve">&lt;!DOCTYPE html&gt;                                   &lt;!-- Mark the file as HTML5 --&gt;</w:t>
+        <w:t xml:space="preserve">&lt;!DOCTYPE html&gt;                                   &lt;!-- standards-mode HTML5 --&gt;</w:t>
       </w:r>
     </w:p>
     <w:p>
@@ -2621,7 +2709,7 @@
         <w:pStyle w:val="Code"/>
       </w:pPr>
       <w:r>
-        <w:t xml:space="preserve">  QUESTION 2  |  STUDENT ID CARD APPLICATION (FORM PAGE)</w:t>
+        <w:t xml:space="preserve">  QUESTION 2 - STUDENT ID CARD APPLICATION (the form page)</w:t>
       </w:r>
     </w:p>
     <w:p>
@@ -2637,23 +2725,7 @@
         <w:pStyle w:val="Code"/>
       </w:pPr>
       <w:r>
-        <w:t xml:space="preserve">  Student Name : AMMAN JAKHAR</w:t>
-      </w:r>
-    </w:p>
-    <w:p>
-      <w:pPr>
-        <w:pStyle w:val="Code"/>
-      </w:pPr>
-      <w:r>
-        <w:t xml:space="preserve">  Student UID  : 2025EB01187</w:t>
-      </w:r>
-    </w:p>
-    <w:p>
-      <w:pPr>
-        <w:pStyle w:val="Code"/>
-      </w:pPr>
-      <w:r>
-        <w:t xml:space="preserve">  Date of Birth: 29.08.1986</w:t>
+        <w:t xml:space="preserve">  Author : AMMAN JAKHAR  |  UID : 2025EB01187  |  DOB : 29.08.1986</w:t>
       </w:r>
     </w:p>
     <w:p>
@@ -2669,39 +2741,55 @@
         <w:pStyle w:val="Code"/>
       </w:pPr>
       <w:r>
-        <w:t xml:space="preserve">  File         : StudentApp.html</w:t>
-      </w:r>
-    </w:p>
-    <w:p>
-      <w:pPr>
-        <w:pStyle w:val="Code"/>
-      </w:pPr>
-      <w:r>
-        <w:t xml:space="preserve">  Purpose      : Provides the on-screen form that gathers the data</w:t>
-      </w:r>
-    </w:p>
-    <w:p>
-      <w:pPr>
-        <w:pStyle w:val="Code"/>
-      </w:pPr>
-      <w:r>
-        <w:t xml:space="preserve">                 for a student ID card. Every behaviour (field</w:t>
-      </w:r>
-    </w:p>
-    <w:p>
-      <w:pPr>
-        <w:pStyle w:val="Code"/>
-      </w:pPr>
-      <w:r>
-        <w:t xml:space="preserve">                 checking, building the Student object, and the</w:t>
-      </w:r>
-    </w:p>
-    <w:p>
-      <w:pPr>
-        <w:pStyle w:val="Code"/>
-      </w:pPr>
-      <w:r>
-        <w:t xml:space="preserve">                 cookie read/write) is handled in "StudentApp.js".</w:t>
+        <w:t xml:space="preserve">  This page is just the "shape" of the form. The marks for Q2 are in</w:t>
+      </w:r>
+    </w:p>
+    <w:p>
+      <w:pPr>
+        <w:pStyle w:val="Code"/>
+      </w:pPr>
+      <w:r>
+        <w:t xml:space="preserve">  the JavaScript, so I deliberately kept the styling short and inline</w:t>
+      </w:r>
+    </w:p>
+    <w:p>
+      <w:pPr>
+        <w:pStyle w:val="Code"/>
+      </w:pPr>
+      <w:r>
+        <w:t xml:space="preserve">  and moved ALL the behaviour (validation, the Student object, and</w:t>
+      </w:r>
+    </w:p>
+    <w:p>
+      <w:pPr>
+        <w:pStyle w:val="Code"/>
+      </w:pPr>
+      <w:r>
+        <w:t xml:space="preserve">  the cookie) into StudentApp.js. Each input has:</w:t>
+      </w:r>
+    </w:p>
+    <w:p>
+      <w:pPr>
+        <w:pStyle w:val="Code"/>
+      </w:pPr>
+      <w:r>
+        <w:t xml:space="preserve">      - a &lt;label&gt; (good for accessibility and for clicking),</w:t>
+      </w:r>
+    </w:p>
+    <w:p>
+      <w:pPr>
+        <w:pStyle w:val="Code"/>
+      </w:pPr>
+      <w:r>
+        <w:t xml:space="preserve">      - an id the JS can grab,</w:t>
+      </w:r>
+    </w:p>
+    <w:p>
+      <w:pPr>
+        <w:pStyle w:val="Code"/>
+      </w:pPr>
+      <w:r>
+        <w:t xml:space="preserve">      - an empty .error &lt;div&gt; the JS fills in if something is wrong.</w:t>
       </w:r>
     </w:p>
     <w:p>
@@ -2725,36 +2813,36 @@
         <w:pStyle w:val="Code"/>
       </w:pPr>
       <w:r>
-        <w:t xml:space="preserve">&lt;html lang="en"&gt;                                   &lt;!-- Document root, English language --&gt;</w:t>
-      </w:r>
-    </w:p>
-    <w:p>
-      <w:pPr>
-        <w:pStyle w:val="Code"/>
-      </w:pPr>
-    </w:p>
-    <w:p>
-      <w:pPr>
-        <w:pStyle w:val="Code"/>
-      </w:pPr>
-      <w:r>
-        <w:t xml:space="preserve">&lt;head&gt;                                            &lt;!-- Page metadata and styling --&gt;</w:t>
-      </w:r>
-    </w:p>
-    <w:p>
-      <w:pPr>
-        <w:pStyle w:val="Code"/>
-      </w:pPr>
-      <w:r>
-        <w:t xml:space="preserve">    &lt;meta charset="UTF-8"&gt;                        &lt;!-- Unicode character support --&gt;</w:t>
-      </w:r>
-    </w:p>
-    <w:p>
-      <w:pPr>
-        <w:pStyle w:val="Code"/>
-      </w:pPr>
-      <w:r>
-        <w:t xml:space="preserve">    &lt;!-- Responsive scaling on mobiles --&gt;</w:t>
+        <w:t xml:space="preserve">&lt;html lang="en"&gt;</w:t>
+      </w:r>
+    </w:p>
+    <w:p>
+      <w:pPr>
+        <w:pStyle w:val="Code"/>
+      </w:pPr>
+    </w:p>
+    <w:p>
+      <w:pPr>
+        <w:pStyle w:val="Code"/>
+      </w:pPr>
+      <w:r>
+        <w:t xml:space="preserve">&lt;head&gt;</w:t>
+      </w:r>
+    </w:p>
+    <w:p>
+      <w:pPr>
+        <w:pStyle w:val="Code"/>
+      </w:pPr>
+      <w:r>
+        <w:t xml:space="preserve">    &lt;meta charset="UTF-8"&gt;                        &lt;!-- UTF-8 so names/symbols survive --&gt;</w:t>
+      </w:r>
+    </w:p>
+    <w:p>
+      <w:pPr>
+        <w:pStyle w:val="Code"/>
+      </w:pPr>
+      <w:r>
+        <w:t xml:space="preserve">    &lt;!-- responsive on phones; without this the form looks shrunk on mobile --&gt;</w:t>
       </w:r>
     </w:p>
     <w:p>
@@ -2775,7 +2863,7 @@
         <w:pStyle w:val="Code"/>
       </w:pPr>
       <w:r>
-        <w:t xml:space="preserve">    &lt;!-- Browser tab caption must show the student UID --&gt;</w:t>
+        <w:t xml:space="preserve">    &lt;!-- Q2 rule again: the tab caption must be my UID --&gt;</w:t>
       </w:r>
     </w:p>
     <w:p>
@@ -2796,7 +2884,7 @@
         <w:pStyle w:val="Code"/>
       </w:pPr>
       <w:r>
-        <w:t xml:space="preserve">    &lt;!-- Styling is kept inline here because the JavaScript file is the graded part --&gt;</w:t>
+        <w:t xml:space="preserve">    &lt;!-- CSS is inline on purpose: it is small and the JS file is the real deliverable --&gt;</w:t>
       </w:r>
     </w:p>
     <w:p>
@@ -2812,68 +2900,68 @@
         <w:pStyle w:val="Code"/>
       </w:pPr>
       <w:r>
-        <w:t xml:space="preserve">        * { box-sizing: border-box; }            /* Padding/border counted inside width */</w:t>
-      </w:r>
-    </w:p>
-    <w:p>
-      <w:pPr>
-        <w:pStyle w:val="Code"/>
-      </w:pPr>
-    </w:p>
-    <w:p>
-      <w:pPr>
-        <w:pStyle w:val="Code"/>
-      </w:pPr>
-      <w:r>
-        <w:t xml:space="preserve">        body {                                    /* Overall page canvas */</w:t>
-      </w:r>
-    </w:p>
-    <w:p>
-      <w:pPr>
-        <w:pStyle w:val="Code"/>
-      </w:pPr>
-      <w:r>
-        <w:t xml:space="preserve">            font-family: "Segoe UI", Tahoma, Arial, sans-serif; /* Clean font stack */</w:t>
-      </w:r>
-    </w:p>
-    <w:p>
-      <w:pPr>
-        <w:pStyle w:val="Code"/>
-      </w:pPr>
-      <w:r>
-        <w:t xml:space="preserve">            background: linear-gradient(135deg, #e0eafc 0%, #cfdef3 100%); /* Blue wash */</w:t>
-      </w:r>
-    </w:p>
-    <w:p>
-      <w:pPr>
-        <w:pStyle w:val="Code"/>
-      </w:pPr>
-      <w:r>
-        <w:t xml:space="preserve">            margin: 0;                            /* Remove default body margin */</w:t>
-      </w:r>
-    </w:p>
-    <w:p>
-      <w:pPr>
-        <w:pStyle w:val="Code"/>
-      </w:pPr>
-      <w:r>
-        <w:t xml:space="preserve">            padding: 30px;                        /* Space around the card */</w:t>
-      </w:r>
-    </w:p>
-    <w:p>
-      <w:pPr>
-        <w:pStyle w:val="Code"/>
-      </w:pPr>
-      <w:r>
-        <w:t xml:space="preserve">            display: flex;                        /* Flexbox to centre the card */</w:t>
-      </w:r>
-    </w:p>
-    <w:p>
-      <w:pPr>
-        <w:pStyle w:val="Code"/>
-      </w:pPr>
-      <w:r>
-        <w:t xml:space="preserve">            justify-content: center;              /* Horizontal centring */</w:t>
+        <w:t xml:space="preserve">        * { box-sizing: border-box; }            /* count padding+border inside every width */</w:t>
+      </w:r>
+    </w:p>
+    <w:p>
+      <w:pPr>
+        <w:pStyle w:val="Code"/>
+      </w:pPr>
+    </w:p>
+    <w:p>
+      <w:pPr>
+        <w:pStyle w:val="Code"/>
+      </w:pPr>
+      <w:r>
+        <w:t xml:space="preserve">        body {                                    /* the page behind the form */</w:t>
+      </w:r>
+    </w:p>
+    <w:p>
+      <w:pPr>
+        <w:pStyle w:val="Code"/>
+      </w:pPr>
+      <w:r>
+        <w:t xml:space="preserve">            font-family: "Segoe UI", Tahoma, Arial, sans-serif; /* readable sans-serif ladder */</w:t>
+      </w:r>
+    </w:p>
+    <w:p>
+      <w:pPr>
+        <w:pStyle w:val="Code"/>
+      </w:pPr>
+      <w:r>
+        <w:t xml:space="preserve">            background: linear-gradient(135deg, #e0eafc 0%, #cfdef3 100%); /* same blue wash as Q1, for consistency */</w:t>
+      </w:r>
+    </w:p>
+    <w:p>
+      <w:pPr>
+        <w:pStyle w:val="Code"/>
+      </w:pPr>
+      <w:r>
+        <w:t xml:space="preserve">            margin: 0;</w:t>
+      </w:r>
+    </w:p>
+    <w:p>
+      <w:pPr>
+        <w:pStyle w:val="Code"/>
+      </w:pPr>
+      <w:r>
+        <w:t xml:space="preserve">            padding: 30px;                        /* keep the card off the window edges */</w:t>
+      </w:r>
+    </w:p>
+    <w:p>
+      <w:pPr>
+        <w:pStyle w:val="Code"/>
+      </w:pPr>
+      <w:r>
+        <w:t xml:space="preserve">            display: flex;                        /* flexbox just to... */</w:t>
+      </w:r>
+    </w:p>
+    <w:p>
+      <w:pPr>
+        <w:pStyle w:val="Code"/>
+      </w:pPr>
+      <w:r>
+        <w:t xml:space="preserve">            justify-content: center;              /* ...centre the form horizontally */</w:t>
       </w:r>
     </w:p>
     <w:p>
@@ -2894,47 +2982,47 @@
         <w:pStyle w:val="Code"/>
       </w:pPr>
       <w:r>
-        <w:t xml:space="preserve">        .form-card {                              /* White panel that holds the form */</w:t>
-      </w:r>
-    </w:p>
-    <w:p>
-      <w:pPr>
-        <w:pStyle w:val="Code"/>
-      </w:pPr>
-      <w:r>
-        <w:t xml:space="preserve">            background: #ffffff;                  /* White surface */</w:t>
-      </w:r>
-    </w:p>
-    <w:p>
-      <w:pPr>
-        <w:pStyle w:val="Code"/>
-      </w:pPr>
-      <w:r>
-        <w:t xml:space="preserve">            width: 440px;                         /* Comfortable reading width */</w:t>
-      </w:r>
-    </w:p>
-    <w:p>
-      <w:pPr>
-        <w:pStyle w:val="Code"/>
-      </w:pPr>
-      <w:r>
-        <w:t xml:space="preserve">            padding: 28px 32px;                   /* Inner spacing */</w:t>
-      </w:r>
-    </w:p>
-    <w:p>
-      <w:pPr>
-        <w:pStyle w:val="Code"/>
-      </w:pPr>
-      <w:r>
-        <w:t xml:space="preserve">            border-radius: 14px;                  /* Rounded corners */</w:t>
-      </w:r>
-    </w:p>
-    <w:p>
-      <w:pPr>
-        <w:pStyle w:val="Code"/>
-      </w:pPr>
-      <w:r>
-        <w:t xml:space="preserve">            box-shadow: 0 12px 30px rgba(0, 0, 0, 0.2); /* Drop shadow for depth */</w:t>
+        <w:t xml:space="preserve">        .form-card {                              /* the white sheet the form sits on */</w:t>
+      </w:r>
+    </w:p>
+    <w:p>
+      <w:pPr>
+        <w:pStyle w:val="Code"/>
+      </w:pPr>
+      <w:r>
+        <w:t xml:space="preserve">            background: #ffffff;</w:t>
+      </w:r>
+    </w:p>
+    <w:p>
+      <w:pPr>
+        <w:pStyle w:val="Code"/>
+      </w:pPr>
+      <w:r>
+        <w:t xml:space="preserve">            width: 440px;                         /* narrow enough to read in one eye-line */</w:t>
+      </w:r>
+    </w:p>
+    <w:p>
+      <w:pPr>
+        <w:pStyle w:val="Code"/>
+      </w:pPr>
+      <w:r>
+        <w:t xml:space="preserve">            padding: 28px 32px;</w:t>
+      </w:r>
+    </w:p>
+    <w:p>
+      <w:pPr>
+        <w:pStyle w:val="Code"/>
+      </w:pPr>
+      <w:r>
+        <w:t xml:space="preserve">            border-radius: 14px;                  /* rounded, matching the Q1 card */</w:t>
+      </w:r>
+    </w:p>
+    <w:p>
+      <w:pPr>
+        <w:pStyle w:val="Code"/>
+      </w:pPr>
+      <w:r>
+        <w:t xml:space="preserve">            box-shadow: 0 12px 30px rgba(0, 0, 0, 0.2); /* float it above the page */</w:t>
       </w:r>
     </w:p>
     <w:p>
@@ -2955,39 +3043,39 @@
         <w:pStyle w:val="Code"/>
       </w:pPr>
       <w:r>
-        <w:t xml:space="preserve">        h1 {                                      /* Main heading */</w:t>
-      </w:r>
-    </w:p>
-    <w:p>
-      <w:pPr>
-        <w:pStyle w:val="Code"/>
-      </w:pPr>
-      <w:r>
-        <w:t xml:space="preserve">            font-size: 22px;                      /* Prominent size */</w:t>
-      </w:r>
-    </w:p>
-    <w:p>
-      <w:pPr>
-        <w:pStyle w:val="Code"/>
-      </w:pPr>
-      <w:r>
-        <w:t xml:space="preserve">            color: #1e3c72;                       /* Brand blue */</w:t>
-      </w:r>
-    </w:p>
-    <w:p>
-      <w:pPr>
-        <w:pStyle w:val="Code"/>
-      </w:pPr>
-      <w:r>
-        <w:t xml:space="preserve">            margin: 0 0 4px 0;                    /* Tight bottom margin */</w:t>
-      </w:r>
-    </w:p>
-    <w:p>
-      <w:pPr>
-        <w:pStyle w:val="Code"/>
-      </w:pPr>
-      <w:r>
-        <w:t xml:space="preserve">            text-align: center;                   /* Centre the title */</w:t>
+        <w:t xml:space="preserve">        h1 {                                      /* the form's title */</w:t>
+      </w:r>
+    </w:p>
+    <w:p>
+      <w:pPr>
+        <w:pStyle w:val="Code"/>
+      </w:pPr>
+      <w:r>
+        <w:t xml:space="preserve">            font-size: 22px;</w:t>
+      </w:r>
+    </w:p>
+    <w:p>
+      <w:pPr>
+        <w:pStyle w:val="Code"/>
+      </w:pPr>
+      <w:r>
+        <w:t xml:space="preserve">            color: #1e3c72;                       /* brand dark-blue */</w:t>
+      </w:r>
+    </w:p>
+    <w:p>
+      <w:pPr>
+        <w:pStyle w:val="Code"/>
+      </w:pPr>
+      <w:r>
+        <w:t xml:space="preserve">            margin: 0 0 4px 0;</w:t>
+      </w:r>
+    </w:p>
+    <w:p>
+      <w:pPr>
+        <w:pStyle w:val="Code"/>
+      </w:pPr>
+      <w:r>
+        <w:t xml:space="preserve">            text-align: center;</w:t>
       </w:r>
     </w:p>
     <w:p>
@@ -3008,39 +3096,39 @@
         <w:pStyle w:val="Code"/>
       </w:pPr>
       <w:r>
-        <w:t xml:space="preserve">        .subtitle {                               /* Grey helper line under the title */</w:t>
-      </w:r>
-    </w:p>
-    <w:p>
-      <w:pPr>
-        <w:pStyle w:val="Code"/>
-      </w:pPr>
-      <w:r>
-        <w:t xml:space="preserve">            text-align: center;                   /* Centred */</w:t>
-      </w:r>
-    </w:p>
-    <w:p>
-      <w:pPr>
-        <w:pStyle w:val="Code"/>
-      </w:pPr>
-      <w:r>
-        <w:t xml:space="preserve">            font-size: 13px;                      /* Small */</w:t>
-      </w:r>
-    </w:p>
-    <w:p>
-      <w:pPr>
-        <w:pStyle w:val="Code"/>
-      </w:pPr>
-      <w:r>
-        <w:t xml:space="preserve">            color: #888;                          /* Muted grey */</w:t>
-      </w:r>
-    </w:p>
-    <w:p>
-      <w:pPr>
-        <w:pStyle w:val="Code"/>
-      </w:pPr>
-      <w:r>
-        <w:t xml:space="preserve">            margin-bottom: 22px;                  /* Gap before the first field */</w:t>
+        <w:t xml:space="preserve">        .subtitle {                               /* one grey helper line under the title */</w:t>
+      </w:r>
+    </w:p>
+    <w:p>
+      <w:pPr>
+        <w:pStyle w:val="Code"/>
+      </w:pPr>
+      <w:r>
+        <w:t xml:space="preserve">            text-align: center;</w:t>
+      </w:r>
+    </w:p>
+    <w:p>
+      <w:pPr>
+        <w:pStyle w:val="Code"/>
+      </w:pPr>
+      <w:r>
+        <w:t xml:space="preserve">            font-size: 13px;</w:t>
+      </w:r>
+    </w:p>
+    <w:p>
+      <w:pPr>
+        <w:pStyle w:val="Code"/>
+      </w:pPr>
+      <w:r>
+        <w:t xml:space="preserve">            color: #888;</w:t>
+      </w:r>
+    </w:p>
+    <w:p>
+      <w:pPr>
+        <w:pStyle w:val="Code"/>
+      </w:pPr>
+      <w:r>
+        <w:t xml:space="preserve">            margin-bottom: 22px;                  /* space before the first field */</w:t>
       </w:r>
     </w:p>
     <w:p>
@@ -3061,60 +3149,60 @@
         <w:pStyle w:val="Code"/>
       </w:pPr>
       <w:r>
-        <w:t xml:space="preserve">        .field { margin-bottom: 16px; }          /* Vertical rhythm between fields */</w:t>
-      </w:r>
-    </w:p>
-    <w:p>
-      <w:pPr>
-        <w:pStyle w:val="Code"/>
-      </w:pPr>
-    </w:p>
-    <w:p>
-      <w:pPr>
-        <w:pStyle w:val="Code"/>
-      </w:pPr>
-      <w:r>
-        <w:t xml:space="preserve">        label {                                   /* Caption above each input */</w:t>
-      </w:r>
-    </w:p>
-    <w:p>
-      <w:pPr>
-        <w:pStyle w:val="Code"/>
-      </w:pPr>
-      <w:r>
-        <w:t xml:space="preserve">            display: block;                       /* Force onto its own line */</w:t>
-      </w:r>
-    </w:p>
-    <w:p>
-      <w:pPr>
-        <w:pStyle w:val="Code"/>
-      </w:pPr>
-      <w:r>
-        <w:t xml:space="preserve">            font-size: 13px;                      /* Small caption */</w:t>
-      </w:r>
-    </w:p>
-    <w:p>
-      <w:pPr>
-        <w:pStyle w:val="Code"/>
-      </w:pPr>
-      <w:r>
-        <w:t xml:space="preserve">            font-weight: 600;                     /* Semi-bold */</w:t>
-      </w:r>
-    </w:p>
-    <w:p>
-      <w:pPr>
-        <w:pStyle w:val="Code"/>
-      </w:pPr>
-      <w:r>
-        <w:t xml:space="preserve">            color: #333;                          /* Dark grey */</w:t>
-      </w:r>
-    </w:p>
-    <w:p>
-      <w:pPr>
-        <w:pStyle w:val="Code"/>
-      </w:pPr>
-      <w:r>
-        <w:t xml:space="preserve">            margin-bottom: 5px;                   /* Gap before the input */</w:t>
+        <w:t xml:space="preserve">        .field { margin-bottom: 16px; }          /* consistent gap between each field group */</w:t>
+      </w:r>
+    </w:p>
+    <w:p>
+      <w:pPr>
+        <w:pStyle w:val="Code"/>
+      </w:pPr>
+    </w:p>
+    <w:p>
+      <w:pPr>
+        <w:pStyle w:val="Code"/>
+      </w:pPr>
+      <w:r>
+        <w:t xml:space="preserve">        label {                                   /* the caption above each input */</w:t>
+      </w:r>
+    </w:p>
+    <w:p>
+      <w:pPr>
+        <w:pStyle w:val="Code"/>
+      </w:pPr>
+      <w:r>
+        <w:t xml:space="preserve">            display: block;                       /* force it onto its own line */</w:t>
+      </w:r>
+    </w:p>
+    <w:p>
+      <w:pPr>
+        <w:pStyle w:val="Code"/>
+      </w:pPr>
+      <w:r>
+        <w:t xml:space="preserve">            font-size: 13px;</w:t>
+      </w:r>
+    </w:p>
+    <w:p>
+      <w:pPr>
+        <w:pStyle w:val="Code"/>
+      </w:pPr>
+      <w:r>
+        <w:t xml:space="preserve">            font-weight: 600;</w:t>
+      </w:r>
+    </w:p>
+    <w:p>
+      <w:pPr>
+        <w:pStyle w:val="Code"/>
+      </w:pPr>
+      <w:r>
+        <w:t xml:space="preserve">            color: #333;</w:t>
+      </w:r>
+    </w:p>
+    <w:p>
+      <w:pPr>
+        <w:pStyle w:val="Code"/>
+      </w:pPr>
+      <w:r>
+        <w:t xml:space="preserve">            margin-bottom: 5px;</w:t>
       </w:r>
     </w:p>
     <w:p>
@@ -3135,63 +3223,63 @@
         <w:pStyle w:val="Code"/>
       </w:pPr>
       <w:r>
-        <w:t xml:space="preserve">        input, select {                           /* Shared look for text inputs + dropdown */</w:t>
-      </w:r>
-    </w:p>
-    <w:p>
-      <w:pPr>
-        <w:pStyle w:val="Code"/>
-      </w:pPr>
-      <w:r>
-        <w:t xml:space="preserve">            width: 100%;                          /* Fill the available width */</w:t>
-      </w:r>
-    </w:p>
-    <w:p>
-      <w:pPr>
-        <w:pStyle w:val="Code"/>
-      </w:pPr>
-      <w:r>
-        <w:t xml:space="preserve">            padding: 10px 12px;                   /* Inner spacing */</w:t>
-      </w:r>
-    </w:p>
-    <w:p>
-      <w:pPr>
-        <w:pStyle w:val="Code"/>
-      </w:pPr>
-      <w:r>
-        <w:t xml:space="preserve">            font-size: 14px;                      /* Readable text */</w:t>
-      </w:r>
-    </w:p>
-    <w:p>
-      <w:pPr>
-        <w:pStyle w:val="Code"/>
-      </w:pPr>
-      <w:r>
-        <w:t xml:space="preserve">            border: 1px solid #ccc;               /* Light grey border */</w:t>
-      </w:r>
-    </w:p>
-    <w:p>
-      <w:pPr>
-        <w:pStyle w:val="Code"/>
-      </w:pPr>
-      <w:r>
-        <w:t xml:space="preserve">            border-radius: 7px;                   /* Soft corners */</w:t>
-      </w:r>
-    </w:p>
-    <w:p>
-      <w:pPr>
-        <w:pStyle w:val="Code"/>
-      </w:pPr>
-      <w:r>
-        <w:t xml:space="preserve">            outline: none;                        /* Remove default focus ring */</w:t>
-      </w:r>
-    </w:p>
-    <w:p>
-      <w:pPr>
-        <w:pStyle w:val="Code"/>
-      </w:pPr>
-      <w:r>
-        <w:t xml:space="preserve">            transition: border-color 0.2s;        /* Smooth colour change on focus */</w:t>
+        <w:t xml:space="preserve">        input, select {                           /* one shared style for every control */</w:t>
+      </w:r>
+    </w:p>
+    <w:p>
+      <w:pPr>
+        <w:pStyle w:val="Code"/>
+      </w:pPr>
+      <w:r>
+        <w:t xml:space="preserve">            width: 100%;                          /* fill the card's width */</w:t>
+      </w:r>
+    </w:p>
+    <w:p>
+      <w:pPr>
+        <w:pStyle w:val="Code"/>
+      </w:pPr>
+      <w:r>
+        <w:t xml:space="preserve">            padding: 10px 12px;                   /* comfortable to tap/type in */</w:t>
+      </w:r>
+    </w:p>
+    <w:p>
+      <w:pPr>
+        <w:pStyle w:val="Code"/>
+      </w:pPr>
+      <w:r>
+        <w:t xml:space="preserve">            font-size: 14px;</w:t>
+      </w:r>
+    </w:p>
+    <w:p>
+      <w:pPr>
+        <w:pStyle w:val="Code"/>
+      </w:pPr>
+      <w:r>
+        <w:t xml:space="preserve">            border: 1px solid #ccc;               /* calm grey border at rest */</w:t>
+      </w:r>
+    </w:p>
+    <w:p>
+      <w:pPr>
+        <w:pStyle w:val="Code"/>
+      </w:pPr>
+      <w:r>
+        <w:t xml:space="preserve">            border-radius: 7px;</w:t>
+      </w:r>
+    </w:p>
+    <w:p>
+      <w:pPr>
+        <w:pStyle w:val="Code"/>
+      </w:pPr>
+      <w:r>
+        <w:t xml:space="preserve">            outline: none;                        /* I replace the default focus ring with my own colour */</w:t>
+      </w:r>
+    </w:p>
+    <w:p>
+      <w:pPr>
+        <w:pStyle w:val="Code"/>
+      </w:pPr>
+      <w:r>
+        <w:t xml:space="preserve">            transition: border-color 0.2s;        /* animate the border when focus changes */</w:t>
       </w:r>
     </w:p>
     <w:p>
@@ -3212,73 +3300,73 @@
         <w:pStyle w:val="Code"/>
       </w:pPr>
       <w:r>
-        <w:t xml:space="preserve">        input:focus, select:focus { border-color: #2a5298; } /* Blue border while focused */</w:t>
-      </w:r>
-    </w:p>
-    <w:p>
-      <w:pPr>
-        <w:pStyle w:val="Code"/>
-      </w:pPr>
-    </w:p>
-    <w:p>
-      <w:pPr>
-        <w:pStyle w:val="Code"/>
-      </w:pPr>
-      <w:r>
-        <w:t xml:space="preserve">        /* JavaScript adds .invalid to any field that fails a check */</w:t>
-      </w:r>
-    </w:p>
-    <w:p>
-      <w:pPr>
-        <w:pStyle w:val="Code"/>
-      </w:pPr>
-      <w:r>
-        <w:t xml:space="preserve">        input.invalid, select.invalid { border-color: #e74c3c; background: #fdf0ef; }</w:t>
-      </w:r>
-    </w:p>
-    <w:p>
-      <w:pPr>
-        <w:pStyle w:val="Code"/>
-      </w:pPr>
-    </w:p>
-    <w:p>
-      <w:pPr>
-        <w:pStyle w:val="Code"/>
-      </w:pPr>
-      <w:r>
-        <w:t xml:space="preserve">        .error {                                  /* Inline message beneath a field */</w:t>
-      </w:r>
-    </w:p>
-    <w:p>
-      <w:pPr>
-        <w:pStyle w:val="Code"/>
-      </w:pPr>
-      <w:r>
-        <w:t xml:space="preserve">            color: #e74c3c;                       /* Red warning colour */</w:t>
-      </w:r>
-    </w:p>
-    <w:p>
-      <w:pPr>
-        <w:pStyle w:val="Code"/>
-      </w:pPr>
-      <w:r>
-        <w:t xml:space="preserve">            font-size: 12px;                      /* Small */</w:t>
-      </w:r>
-    </w:p>
-    <w:p>
-      <w:pPr>
-        <w:pStyle w:val="Code"/>
-      </w:pPr>
-      <w:r>
-        <w:t xml:space="preserve">            min-height: 15px;                     /* Reserve space so layout never jumps */</w:t>
-      </w:r>
-    </w:p>
-    <w:p>
-      <w:pPr>
-        <w:pStyle w:val="Code"/>
-      </w:pPr>
-      <w:r>
-        <w:t xml:space="preserve">            margin-top: 4px;                      /* Gap above the message */</w:t>
+        <w:t xml:space="preserve">        input:focus, select:focus { border-color: #2a5298; } /* blue edge tells you where the cursor is */</w:t>
+      </w:r>
+    </w:p>
+    <w:p>
+      <w:pPr>
+        <w:pStyle w:val="Code"/>
+      </w:pPr>
+    </w:p>
+    <w:p>
+      <w:pPr>
+        <w:pStyle w:val="Code"/>
+      </w:pPr>
+      <w:r>
+        <w:t xml:space="preserve">        /* the JS adds .invalid to any control that fails its check */</w:t>
+      </w:r>
+    </w:p>
+    <w:p>
+      <w:pPr>
+        <w:pStyle w:val="Code"/>
+      </w:pPr>
+      <w:r>
+        <w:t xml:space="preserve">        input.invalid, select.invalid { border-color: #e74c3c; background: #fdf0ef; } /* red edge + pink tint = "fix me" */</w:t>
+      </w:r>
+    </w:p>
+    <w:p>
+      <w:pPr>
+        <w:pStyle w:val="Code"/>
+      </w:pPr>
+    </w:p>
+    <w:p>
+      <w:pPr>
+        <w:pStyle w:val="Code"/>
+      </w:pPr>
+      <w:r>
+        <w:t xml:space="preserve">        .error {                                  /* the little message that appears under a bad field */</w:t>
+      </w:r>
+    </w:p>
+    <w:p>
+      <w:pPr>
+        <w:pStyle w:val="Code"/>
+      </w:pPr>
+      <w:r>
+        <w:t xml:space="preserve">            color: #e74c3c;                       /* red = problem */</w:t>
+      </w:r>
+    </w:p>
+    <w:p>
+      <w:pPr>
+        <w:pStyle w:val="Code"/>
+      </w:pPr>
+      <w:r>
+        <w:t xml:space="preserve">            font-size: 12px;</w:t>
+      </w:r>
+    </w:p>
+    <w:p>
+      <w:pPr>
+        <w:pStyle w:val="Code"/>
+      </w:pPr>
+      <w:r>
+        <w:t xml:space="preserve">            min-height: 15px;                     /* reserve the row even when empty, so nothing jumps around */</w:t>
+      </w:r>
+    </w:p>
+    <w:p>
+      <w:pPr>
+        <w:pStyle w:val="Code"/>
+      </w:pPr>
+      <w:r>
+        <w:t xml:space="preserve">            margin-top: 4px;</w:t>
       </w:r>
     </w:p>
     <w:p>
@@ -3299,87 +3387,87 @@
         <w:pStyle w:val="Code"/>
       </w:pPr>
       <w:r>
-        <w:t xml:space="preserve">        button {                                  /* The submit button */</w:t>
-      </w:r>
-    </w:p>
-    <w:p>
-      <w:pPr>
-        <w:pStyle w:val="Code"/>
-      </w:pPr>
-      <w:r>
-        <w:t xml:space="preserve">            width: 100%;                          /* Full width */</w:t>
-      </w:r>
-    </w:p>
-    <w:p>
-      <w:pPr>
-        <w:pStyle w:val="Code"/>
-      </w:pPr>
-      <w:r>
-        <w:t xml:space="preserve">            padding: 12px;                        /* Tall, easy to click */</w:t>
-      </w:r>
-    </w:p>
-    <w:p>
-      <w:pPr>
-        <w:pStyle w:val="Code"/>
-      </w:pPr>
-      <w:r>
-        <w:t xml:space="preserve">            margin-top: 6px;                      /* Gap above the button */</w:t>
-      </w:r>
-    </w:p>
-    <w:p>
-      <w:pPr>
-        <w:pStyle w:val="Code"/>
-      </w:pPr>
-      <w:r>
-        <w:t xml:space="preserve">            font-size: 15px;                      /* Readable label */</w:t>
-      </w:r>
-    </w:p>
-    <w:p>
-      <w:pPr>
-        <w:pStyle w:val="Code"/>
-      </w:pPr>
-      <w:r>
-        <w:t xml:space="preserve">            font-weight: 600;                     /* Semi-bold */</w:t>
-      </w:r>
-    </w:p>
-    <w:p>
-      <w:pPr>
-        <w:pStyle w:val="Code"/>
-      </w:pPr>
-      <w:r>
-        <w:t xml:space="preserve">            color: #fff;                          /* White text */</w:t>
-      </w:r>
-    </w:p>
-    <w:p>
-      <w:pPr>
-        <w:pStyle w:val="Code"/>
-      </w:pPr>
-      <w:r>
-        <w:t xml:space="preserve">            background: linear-gradient(135deg, #1e3c72 0%, #2a5298 100%); /* Blue gradient */</w:t>
-      </w:r>
-    </w:p>
-    <w:p>
-      <w:pPr>
-        <w:pStyle w:val="Code"/>
-      </w:pPr>
-      <w:r>
-        <w:t xml:space="preserve">            border: none;                         /* No default border */</w:t>
-      </w:r>
-    </w:p>
-    <w:p>
-      <w:pPr>
-        <w:pStyle w:val="Code"/>
-      </w:pPr>
-      <w:r>
-        <w:t xml:space="preserve">            border-radius: 8px;                   /* Rounded */</w:t>
-      </w:r>
-    </w:p>
-    <w:p>
-      <w:pPr>
-        <w:pStyle w:val="Code"/>
-      </w:pPr>
-      <w:r>
-        <w:t xml:space="preserve">            cursor: pointer;                      /* Hand cursor on hover */</w:t>
+        <w:t xml:space="preserve">        button {                                  /* the submit button */</w:t>
+      </w:r>
+    </w:p>
+    <w:p>
+      <w:pPr>
+        <w:pStyle w:val="Code"/>
+      </w:pPr>
+      <w:r>
+        <w:t xml:space="preserve">            width: 100%;</w:t>
+      </w:r>
+    </w:p>
+    <w:p>
+      <w:pPr>
+        <w:pStyle w:val="Code"/>
+      </w:pPr>
+      <w:r>
+        <w:t xml:space="preserve">            padding: 12px;                        /* big tap target */</w:t>
+      </w:r>
+    </w:p>
+    <w:p>
+      <w:pPr>
+        <w:pStyle w:val="Code"/>
+      </w:pPr>
+      <w:r>
+        <w:t xml:space="preserve">            margin-top: 6px;</w:t>
+      </w:r>
+    </w:p>
+    <w:p>
+      <w:pPr>
+        <w:pStyle w:val="Code"/>
+      </w:pPr>
+      <w:r>
+        <w:t xml:space="preserve">            font-size: 15px;</w:t>
+      </w:r>
+    </w:p>
+    <w:p>
+      <w:pPr>
+        <w:pStyle w:val="Code"/>
+      </w:pPr>
+      <w:r>
+        <w:t xml:space="preserve">            font-weight: 600;</w:t>
+      </w:r>
+    </w:p>
+    <w:p>
+      <w:pPr>
+        <w:pStyle w:val="Code"/>
+      </w:pPr>
+      <w:r>
+        <w:t xml:space="preserve">            color: #fff;</w:t>
+      </w:r>
+    </w:p>
+    <w:p>
+      <w:pPr>
+        <w:pStyle w:val="Code"/>
+      </w:pPr>
+      <w:r>
+        <w:t xml:space="preserve">            background: linear-gradient(135deg, #1e3c72 0%, #2a5298 100%); /* the brand gradient again */</w:t>
+      </w:r>
+    </w:p>
+    <w:p>
+      <w:pPr>
+        <w:pStyle w:val="Code"/>
+      </w:pPr>
+      <w:r>
+        <w:t xml:space="preserve">            border: none;</w:t>
+      </w:r>
+    </w:p>
+    <w:p>
+      <w:pPr>
+        <w:pStyle w:val="Code"/>
+      </w:pPr>
+      <w:r>
+        <w:t xml:space="preserve">            border-radius: 8px;</w:t>
+      </w:r>
+    </w:p>
+    <w:p>
+      <w:pPr>
+        <w:pStyle w:val="Code"/>
+      </w:pPr>
+      <w:r>
+        <w:t xml:space="preserve">            cursor: pointer;                      /* show a hand so it reads as clickable */</w:t>
       </w:r>
     </w:p>
     <w:p>
@@ -3400,92 +3488,92 @@
         <w:pStyle w:val="Code"/>
       </w:pPr>
       <w:r>
-        <w:t xml:space="preserve">        button:hover { opacity: 0.92; }          /* Subtle feedback on hover */</w:t>
-      </w:r>
-    </w:p>
-    <w:p>
-      <w:pPr>
-        <w:pStyle w:val="Code"/>
-      </w:pPr>
-    </w:p>
-    <w:p>
-      <w:pPr>
-        <w:pStyle w:val="Code"/>
-      </w:pPr>
-      <w:r>
-        <w:t xml:space="preserve">        .result {                                 /* Green success banner (shown by JS) */</w:t>
-      </w:r>
-    </w:p>
-    <w:p>
-      <w:pPr>
-        <w:pStyle w:val="Code"/>
-      </w:pPr>
-      <w:r>
-        <w:t xml:space="preserve">            margin-top: 18px;                     /* Space above the banner */</w:t>
-      </w:r>
-    </w:p>
-    <w:p>
-      <w:pPr>
-        <w:pStyle w:val="Code"/>
-      </w:pPr>
-      <w:r>
-        <w:t xml:space="preserve">            padding: 14px;                        /* Inner spacing */</w:t>
-      </w:r>
-    </w:p>
-    <w:p>
-      <w:pPr>
-        <w:pStyle w:val="Code"/>
-      </w:pPr>
-      <w:r>
-        <w:t xml:space="preserve">            border-radius: 8px;                   /* Rounded */</w:t>
-      </w:r>
-    </w:p>
-    <w:p>
-      <w:pPr>
-        <w:pStyle w:val="Code"/>
-      </w:pPr>
-      <w:r>
-        <w:t xml:space="preserve">            background: #eafaf1;                  /* Pale green */</w:t>
-      </w:r>
-    </w:p>
-    <w:p>
-      <w:pPr>
-        <w:pStyle w:val="Code"/>
-      </w:pPr>
-      <w:r>
-        <w:t xml:space="preserve">            border: 1px solid #27ae60;            /* Green outline */</w:t>
-      </w:r>
-    </w:p>
-    <w:p>
-      <w:pPr>
-        <w:pStyle w:val="Code"/>
-      </w:pPr>
-      <w:r>
-        <w:t xml:space="preserve">            color: #1e7e44;                       /* Dark green text */</w:t>
-      </w:r>
-    </w:p>
-    <w:p>
-      <w:pPr>
-        <w:pStyle w:val="Code"/>
-      </w:pPr>
-      <w:r>
-        <w:t xml:space="preserve">            font-size: 13px;                      /* Small */</w:t>
-      </w:r>
-    </w:p>
-    <w:p>
-      <w:pPr>
-        <w:pStyle w:val="Code"/>
-      </w:pPr>
-      <w:r>
-        <w:t xml:space="preserve">            display: none;                        /* Hidden until a valid submit */</w:t>
-      </w:r>
-    </w:p>
-    <w:p>
-      <w:pPr>
-        <w:pStyle w:val="Code"/>
-      </w:pPr>
-      <w:r>
-        <w:t xml:space="preserve">            white-space: pre-line;                /* Honour the line breaks we insert */</w:t>
+        <w:t xml:space="preserve">        button:hover { opacity: 0.92; }          /* a tiny dim on hover = "I'm interactive" */</w:t>
+      </w:r>
+    </w:p>
+    <w:p>
+      <w:pPr>
+        <w:pStyle w:val="Code"/>
+      </w:pPr>
+    </w:p>
+    <w:p>
+      <w:pPr>
+        <w:pStyle w:val="Code"/>
+      </w:pPr>
+      <w:r>
+        <w:t xml:space="preserve">        .result {                                 /* the green summary banner the JS reveals on success */</w:t>
+      </w:r>
+    </w:p>
+    <w:p>
+      <w:pPr>
+        <w:pStyle w:val="Code"/>
+      </w:pPr>
+      <w:r>
+        <w:t xml:space="preserve">            margin-top: 18px;</w:t>
+      </w:r>
+    </w:p>
+    <w:p>
+      <w:pPr>
+        <w:pStyle w:val="Code"/>
+      </w:pPr>
+      <w:r>
+        <w:t xml:space="preserve">            padding: 14px;</w:t>
+      </w:r>
+    </w:p>
+    <w:p>
+      <w:pPr>
+        <w:pStyle w:val="Code"/>
+      </w:pPr>
+      <w:r>
+        <w:t xml:space="preserve">            border-radius: 8px;</w:t>
+      </w:r>
+    </w:p>
+    <w:p>
+      <w:pPr>
+        <w:pStyle w:val="Code"/>
+      </w:pPr>
+      <w:r>
+        <w:t xml:space="preserve">            background: #eafaf1;                  /* pale green = success */</w:t>
+      </w:r>
+    </w:p>
+    <w:p>
+      <w:pPr>
+        <w:pStyle w:val="Code"/>
+      </w:pPr>
+      <w:r>
+        <w:t xml:space="preserve">            border: 1px solid #27ae60;</w:t>
+      </w:r>
+    </w:p>
+    <w:p>
+      <w:pPr>
+        <w:pStyle w:val="Code"/>
+      </w:pPr>
+      <w:r>
+        <w:t xml:space="preserve">            color: #1e7e44;</w:t>
+      </w:r>
+    </w:p>
+    <w:p>
+      <w:pPr>
+        <w:pStyle w:val="Code"/>
+      </w:pPr>
+      <w:r>
+        <w:t xml:space="preserve">            font-size: 13px;</w:t>
+      </w:r>
+    </w:p>
+    <w:p>
+      <w:pPr>
+        <w:pStyle w:val="Code"/>
+      </w:pPr>
+      <w:r>
+        <w:t xml:space="preserve">            display: none;                        /* hidden by default; JS flips this to block */</w:t>
+      </w:r>
+    </w:p>
+    <w:p>
+      <w:pPr>
+        <w:pStyle w:val="Code"/>
+      </w:pPr>
+      <w:r>
+        <w:t xml:space="preserve">            white-space: pre-line;                /* so the "\n" line breaks I add in JS are honoured */</w:t>
       </w:r>
     </w:p>
     <w:p>
@@ -3522,49 +3610,49 @@
         <w:pStyle w:val="Code"/>
       </w:pPr>
       <w:r>
-        <w:t xml:space="preserve">&lt;body&gt;                                            &lt;!-- Visible page content --&gt;</w:t>
-      </w:r>
-    </w:p>
-    <w:p>
-      <w:pPr>
-        <w:pStyle w:val="Code"/>
-      </w:pPr>
-    </w:p>
-    <w:p>
-      <w:pPr>
-        <w:pStyle w:val="Code"/>
-      </w:pPr>
-      <w:r>
-        <w:t xml:space="preserve">    &lt;div class="form-card"&gt;                       &lt;!-- The white application panel --&gt;</w:t>
-      </w:r>
-    </w:p>
-    <w:p>
-      <w:pPr>
-        <w:pStyle w:val="Code"/>
-      </w:pPr>
-      <w:r>
-        <w:t xml:space="preserve">        &lt;h1&gt;Student ID Card Application&lt;/h1&gt;      &lt;!-- Panel heading --&gt;</w:t>
-      </w:r>
-    </w:p>
-    <w:p>
-      <w:pPr>
-        <w:pStyle w:val="Code"/>
-      </w:pPr>
-      <w:r>
-        <w:t xml:space="preserve">        &lt;p class="subtitle"&gt;Please fill in all the fields below&lt;/p&gt; &lt;!-- Helper text --&gt;</w:t>
-      </w:r>
-    </w:p>
-    <w:p>
-      <w:pPr>
-        <w:pStyle w:val="Code"/>
-      </w:pPr>
-    </w:p>
-    <w:p>
-      <w:pPr>
-        <w:pStyle w:val="Code"/>
-      </w:pPr>
-      <w:r>
-        <w:t xml:space="preserve">        &lt;!-- novalidate turns off the browser's built-in checks so our JS runs instead --&gt;</w:t>
+        <w:t xml:space="preserve">&lt;body&gt;</w:t>
+      </w:r>
+    </w:p>
+    <w:p>
+      <w:pPr>
+        <w:pStyle w:val="Code"/>
+      </w:pPr>
+    </w:p>
+    <w:p>
+      <w:pPr>
+        <w:pStyle w:val="Code"/>
+      </w:pPr>
+      <w:r>
+        <w:t xml:space="preserve">    &lt;div class="form-card"&gt;                       &lt;!-- the white panel --&gt;</w:t>
+      </w:r>
+    </w:p>
+    <w:p>
+      <w:pPr>
+        <w:pStyle w:val="Code"/>
+      </w:pPr>
+      <w:r>
+        <w:t xml:space="preserve">        &lt;h1&gt;Student ID Card Application&lt;/h1&gt;      &lt;!-- title --&gt;</w:t>
+      </w:r>
+    </w:p>
+    <w:p>
+      <w:pPr>
+        <w:pStyle w:val="Code"/>
+      </w:pPr>
+      <w:r>
+        <w:t xml:space="preserve">        &lt;p class="subtitle"&gt;Please fill in all the fields below&lt;/p&gt; &lt;!-- instruction --&gt;</w:t>
+      </w:r>
+    </w:p>
+    <w:p>
+      <w:pPr>
+        <w:pStyle w:val="Code"/>
+      </w:pPr>
+    </w:p>
+    <w:p>
+      <w:pPr>
+        <w:pStyle w:val="Code"/>
+      </w:pPr>
+      <w:r>
+        <w:t xml:space="preserve">        &lt;!-- novalidate = switch OFF the browser's own popups so MY JavaScript is the only validator --&gt;</w:t>
       </w:r>
     </w:p>
     <w:p>
@@ -3585,7 +3673,7 @@
         <w:pStyle w:val="Code"/>
       </w:pPr>
       <w:r>
-        <w:t xml:space="preserve">            &lt;!-- Field 1 : Full Name --&gt;</w:t>
+        <w:t xml:space="preserve">            &lt;!-- Field 1: Full Name --&gt;</w:t>
       </w:r>
     </w:p>
     <w:p>
@@ -3601,23 +3689,23 @@
         <w:pStyle w:val="Code"/>
       </w:pPr>
       <w:r>
-        <w:t xml:space="preserve">                &lt;label for="fullName"&gt;Full Name&lt;/label&gt;                 &lt;!-- Caption --&gt;</w:t>
-      </w:r>
-    </w:p>
-    <w:p>
-      <w:pPr>
-        <w:pStyle w:val="Code"/>
-      </w:pPr>
-      <w:r>
-        <w:t xml:space="preserve">                &lt;input type="text" id="fullName" placeholder="e.g. Amman Jakhar"&gt; &lt;!-- Input --&gt;</w:t>
-      </w:r>
-    </w:p>
-    <w:p>
-      <w:pPr>
-        <w:pStyle w:val="Code"/>
-      </w:pPr>
-      <w:r>
-        <w:t xml:space="preserve">                &lt;div class="error" id="err-fullName"&gt;&lt;/div&gt;             &lt;!-- Error slot --&gt;</w:t>
+        <w:t xml:space="preserve">                &lt;label for="fullName"&gt;Full Name&lt;/label&gt;                 &lt;!-- "for" links the label to the input id --&gt;</w:t>
+      </w:r>
+    </w:p>
+    <w:p>
+      <w:pPr>
+        <w:pStyle w:val="Code"/>
+      </w:pPr>
+      <w:r>
+        <w:t xml:space="preserve">                &lt;input type="text" id="fullName" placeholder="e.g. Amman Jakhar"&gt; &lt;!-- placeholder shows an example --&gt;</w:t>
+      </w:r>
+    </w:p>
+    <w:p>
+      <w:pPr>
+        <w:pStyle w:val="Code"/>
+      </w:pPr>
+      <w:r>
+        <w:t xml:space="preserve">                &lt;div class="error" id="err-fullName"&gt;&lt;/div&gt;             &lt;!-- JS writes the error here, keyed by id --&gt;</w:t>
       </w:r>
     </w:p>
     <w:p>
@@ -3638,7 +3726,7 @@
         <w:pStyle w:val="Code"/>
       </w:pPr>
       <w:r>
-        <w:t xml:space="preserve">            &lt;!-- Field 2 : University ID --&gt;</w:t>
+        <w:t xml:space="preserve">            &lt;!-- Field 2: University ID --&gt;</w:t>
       </w:r>
     </w:p>
     <w:p>
@@ -3691,7 +3779,7 @@
         <w:pStyle w:val="Code"/>
       </w:pPr>
       <w:r>
-        <w:t xml:space="preserve">            &lt;!-- Field 3 : Email --&gt;</w:t>
+        <w:t xml:space="preserve">            &lt;!-- Field 3: Email --&gt;</w:t>
       </w:r>
     </w:p>
     <w:p>
@@ -3744,7 +3832,7 @@
         <w:pStyle w:val="Code"/>
       </w:pPr>
       <w:r>
-        <w:t xml:space="preserve">            &lt;!-- Field 4 : Phone --&gt;</w:t>
+        <w:t xml:space="preserve">            &lt;!-- Field 4: Phone --&gt;</w:t>
       </w:r>
     </w:p>
     <w:p>
@@ -3797,7 +3885,7 @@
         <w:pStyle w:val="Code"/>
       </w:pPr>
       <w:r>
-        <w:t xml:space="preserve">            &lt;!-- Field 5 : Date of Birth --&gt;</w:t>
+        <w:t xml:space="preserve">            &lt;!-- Field 5: Date of Birth (type=date gives a free calendar picker) --&gt;</w:t>
       </w:r>
     </w:p>
     <w:p>
@@ -3850,7 +3938,7 @@
         <w:pStyle w:val="Code"/>
       </w:pPr>
       <w:r>
-        <w:t xml:space="preserve">            &lt;!-- Supporting field : Course (outside the five graded validations) --&gt;</w:t>
+        <w:t xml:space="preserve">            &lt;!-- Extra field: Course. It is a dropdown, and it is NOT one of the five graded validations. --&gt;</w:t>
       </w:r>
     </w:p>
     <w:p>
@@ -3874,15 +3962,15 @@
         <w:pStyle w:val="Code"/>
       </w:pPr>
       <w:r>
-        <w:t xml:space="preserve">                &lt;select id="course"&gt;                                    &lt;!-- Dropdown --&gt;</w:t>
-      </w:r>
-    </w:p>
-    <w:p>
-      <w:pPr>
-        <w:pStyle w:val="Code"/>
-      </w:pPr>
-      <w:r>
-        <w:t xml:space="preserve">                    &lt;option value=""&gt;-- Select a course --&lt;/option&gt;     &lt;!-- Default/empty --&gt;</w:t>
+        <w:t xml:space="preserve">                &lt;select id="course"&gt;</w:t>
+      </w:r>
+    </w:p>
+    <w:p>
+      <w:pPr>
+        <w:pStyle w:val="Code"/>
+      </w:pPr>
+      <w:r>
+        <w:t xml:space="preserve">                    &lt;option value=""&gt;-- Select a course --&lt;/option&gt;     &lt;!-- empty value = "nothing chosen yet" --&gt;</w:t>
       </w:r>
     </w:p>
     <w:p>
@@ -3943,7 +4031,7 @@
         <w:pStyle w:val="Code"/>
       </w:pPr>
       <w:r>
-        <w:t xml:space="preserve">            &lt;button type="submit"&gt;Generate ID Card&lt;/button&gt;             &lt;!-- Triggers the JS --&gt;</w:t>
+        <w:t xml:space="preserve">            &lt;button type="submit"&gt;Generate ID Card&lt;/button&gt;             &lt;!-- type=submit is what fires the form's submit event --&gt;</w:t>
       </w:r>
     </w:p>
     <w:p>
@@ -3964,7 +4052,7 @@
         <w:pStyle w:val="Code"/>
       </w:pPr>
       <w:r>
-        <w:t xml:space="preserve">        &lt;!-- The script fills this banner in after a successful submission --&gt;</w:t>
+        <w:t xml:space="preserve">        &lt;!-- stays empty + hidden until a clean submission fills it in --&gt;</w:t>
       </w:r>
     </w:p>
     <w:p>
@@ -3993,7 +4081,7 @@
         <w:pStyle w:val="Code"/>
       </w:pPr>
       <w:r>
-        <w:t xml:space="preserve">    &lt;!-- Load the external JavaScript deliverable --&gt;</w:t>
+        <w:t xml:space="preserve">    &lt;!-- the graded logic lives in this one external file --&gt;</w:t>
       </w:r>
     </w:p>
     <w:p>
@@ -4059,7 +4147,7 @@
         <w:pStyle w:val="Code"/>
       </w:pPr>
       <w:r>
-        <w:t xml:space="preserve">  QUESTION 2  |  STUDENT ID CARD APPLICATION (LOGIC)</w:t>
+        <w:t xml:space="preserve">  QUESTION 2 - STUDENT ID CARD APPLICATION (the logic)</w:t>
       </w:r>
     </w:p>
     <w:p>
@@ -4075,23 +4163,7 @@
         <w:pStyle w:val="Code"/>
       </w:pPr>
       <w:r>
-        <w:t xml:space="preserve">  Student Name : AMMAN JAKHAR</w:t>
-      </w:r>
-    </w:p>
-    <w:p>
-      <w:pPr>
-        <w:pStyle w:val="Code"/>
-      </w:pPr>
-      <w:r>
-        <w:t xml:space="preserve">  Student UID  : 2025EB01187</w:t>
-      </w:r>
-    </w:p>
-    <w:p>
-      <w:pPr>
-        <w:pStyle w:val="Code"/>
-      </w:pPr>
-      <w:r>
-        <w:t xml:space="preserve">  Date of Birth: 29.08.1986</w:t>
+        <w:t xml:space="preserve">  Author : AMMAN JAKHAR  |  UID : 2025EB01187  |  DOB : 29.08.1986</w:t>
       </w:r>
     </w:p>
     <w:p>
@@ -4107,55 +4179,84 @@
         <w:pStyle w:val="Code"/>
       </w:pPr>
       <w:r>
-        <w:t xml:space="preserve">  File         : StudentApp.js</w:t>
-      </w:r>
-    </w:p>
-    <w:p>
-      <w:pPr>
-        <w:pStyle w:val="Code"/>
-      </w:pPr>
-      <w:r>
-        <w:t xml:space="preserve">  Purpose      : Supplies the three graded pieces of behaviour:</w:t>
-      </w:r>
-    </w:p>
-    <w:p>
-      <w:pPr>
-        <w:pStyle w:val="Code"/>
-      </w:pPr>
-      <w:r>
-        <w:t xml:space="preserve">                   (1) five independent field-validation routines,</w:t>
-      </w:r>
-    </w:p>
-    <w:p>
-      <w:pPr>
-        <w:pStyle w:val="Code"/>
-      </w:pPr>
-      <w:r>
-        <w:t xml:space="preserve">                   (2) a Student class whose object is printed with</w:t>
-      </w:r>
-    </w:p>
-    <w:p>
-      <w:pPr>
-        <w:pStyle w:val="Code"/>
-      </w:pPr>
-      <w:r>
-        <w:t xml:space="preserve">                       console.log, and</w:t>
-      </w:r>
-    </w:p>
-    <w:p>
-      <w:pPr>
-        <w:pStyle w:val="Code"/>
-      </w:pPr>
-      <w:r>
-        <w:t xml:space="preserve">                   (3) helper functions that save/read a cookie.</w:t>
-      </w:r>
-    </w:p>
-    <w:p>
-      <w:pPr>
-        <w:pStyle w:val="Code"/>
-      </w:pPr>
-      <w:r>
-        <w:t xml:space="preserve">                 Section 4 wires everything to the form's submit.</w:t>
+        <w:t xml:space="preserve">  This file carries the three things Q2 is marked on:</w:t>
+      </w:r>
+    </w:p>
+    <w:p>
+      <w:pPr>
+        <w:pStyle w:val="Code"/>
+      </w:pPr>
+      <w:r>
+        <w:t xml:space="preserve">      SECTION 1  five separate validation functions        [5 marks]</w:t>
+      </w:r>
+    </w:p>
+    <w:p>
+      <w:pPr>
+        <w:pStyle w:val="Code"/>
+      </w:pPr>
+      <w:r>
+        <w:t xml:space="preserve">      SECTION 2  a Student class + an object I console.log  [3 marks]</w:t>
+      </w:r>
+    </w:p>
+    <w:p>
+      <w:pPr>
+        <w:pStyle w:val="Code"/>
+      </w:pPr>
+      <w:r>
+        <w:t xml:space="preserve">      SECTION 3  cookie save + read helpers                 [2 marks]</w:t>
+      </w:r>
+    </w:p>
+    <w:p>
+      <w:pPr>
+        <w:pStyle w:val="Code"/>
+      </w:pPr>
+      <w:r>
+        <w:t xml:space="preserve">  SECTION 4 is the "glue": it waits for the page, listens for the</w:t>
+      </w:r>
+    </w:p>
+    <w:p>
+      <w:pPr>
+        <w:pStyle w:val="Code"/>
+      </w:pPr>
+      <w:r>
+        <w:t xml:space="preserve">  submit button, and calls the pieces above in order.</w:t>
+      </w:r>
+    </w:p>
+    <w:p>
+      <w:pPr>
+        <w:pStyle w:val="Code"/>
+      </w:pPr>
+    </w:p>
+    <w:p>
+      <w:pPr>
+        <w:pStyle w:val="Code"/>
+      </w:pPr>
+      <w:r>
+        <w:t xml:space="preserve">  Design choice I made throughout: every validator RETURNS a string.</w:t>
+      </w:r>
+    </w:p>
+    <w:p>
+      <w:pPr>
+        <w:pStyle w:val="Code"/>
+      </w:pPr>
+      <w:r>
+        <w:t xml:space="preserve">  An empty string "" means "all good"; any other text is the exact</w:t>
+      </w:r>
+    </w:p>
+    <w:p>
+      <w:pPr>
+        <w:pStyle w:val="Code"/>
+      </w:pPr>
+      <w:r>
+        <w:t xml:space="preserve">  message to show the user. Returning instead of alert()-ing keeps</w:t>
+      </w:r>
+    </w:p>
+    <w:p>
+      <w:pPr>
+        <w:pStyle w:val="Code"/>
+      </w:pPr>
+      <w:r>
+        <w:t xml:space="preserve">  the checks pure and easy to reuse or test on their own.</w:t>
       </w:r>
     </w:p>
     <w:p>
@@ -4184,7 +4285,7 @@
         <w:pStyle w:val="Code"/>
       </w:pPr>
       <w:r>
-        <w:t xml:space="preserve">"use strict";                                 // Opt into stricter JS error checking</w:t>
+        <w:t xml:space="preserve">"use strict";                                 // strict mode: turns silent mistakes into real errors early</w:t>
       </w:r>
     </w:p>
     <w:p>
@@ -4205,23 +4306,31 @@
         <w:pStyle w:val="Code"/>
       </w:pPr>
       <w:r>
-        <w:t xml:space="preserve">   SECTION 1 : FIELD VALIDATION (5 checks)              [5 points]</w:t>
-      </w:r>
-    </w:p>
-    <w:p>
-      <w:pPr>
-        <w:pStyle w:val="Code"/>
-      </w:pPr>
-      <w:r>
-        <w:t xml:space="preserve">   Each routine returns "" (empty string) when the input is good,</w:t>
-      </w:r>
-    </w:p>
-    <w:p>
-      <w:pPr>
-        <w:pStyle w:val="Code"/>
-      </w:pPr>
-      <w:r>
-        <w:t xml:space="preserve">   or a short, readable message describing what went wrong.</w:t>
+        <w:t xml:space="preserve">   SECTION 1 : THE FIVE FIELD CHECKS                     [5 marks]</w:t>
+      </w:r>
+    </w:p>
+    <w:p>
+      <w:pPr>
+        <w:pStyle w:val="Code"/>
+      </w:pPr>
+      <w:r>
+        <w:t xml:space="preserve">   Each one takes the raw text from a field and hands back "" or a</w:t>
+      </w:r>
+    </w:p>
+    <w:p>
+      <w:pPr>
+        <w:pStyle w:val="Code"/>
+      </w:pPr>
+      <w:r>
+        <w:t xml:space="preserve">   message. I trim() first everywhere so stray spaces never pass by</w:t>
+      </w:r>
+    </w:p>
+    <w:p>
+      <w:pPr>
+        <w:pStyle w:val="Code"/>
+      </w:pPr>
+      <w:r>
+        <w:t xml:space="preserve">   accident (e.g. "   " should still count as empty).</w:t>
       </w:r>
     </w:p>
     <w:p>
@@ -4242,7 +4351,7 @@
         <w:pStyle w:val="Code"/>
       </w:pPr>
       <w:r>
-        <w:t xml:space="preserve">// Check 1 : Full name must be letters/spaces only and 3+ characters long.</w:t>
+        <w:t xml:space="preserve">// (1) Full name: letters and spaces only, and at least 3 characters.</w:t>
       </w:r>
     </w:p>
     <w:p>
@@ -4258,23 +4367,23 @@
         <w:pStyle w:val="Code"/>
       </w:pPr>
       <w:r>
-        <w:t xml:space="preserve">    const name = value.trim();                // Drop surrounding whitespace</w:t>
-      </w:r>
-    </w:p>
-    <w:p>
-      <w:pPr>
-        <w:pStyle w:val="Code"/>
-      </w:pPr>
-      <w:r>
-        <w:t xml:space="preserve">    if (name === "") {                        // Nothing typed at all?</w:t>
-      </w:r>
-    </w:p>
-    <w:p>
-      <w:pPr>
-        <w:pStyle w:val="Code"/>
-      </w:pPr>
-      <w:r>
-        <w:t xml:space="preserve">        return "Full name is required.";      // Ask the user to fill it in</w:t>
+        <w:t xml:space="preserve">    const name = value.trim();                // remove leading/trailing spaces first</w:t>
+      </w:r>
+    </w:p>
+    <w:p>
+      <w:pPr>
+        <w:pStyle w:val="Code"/>
+      </w:pPr>
+      <w:r>
+        <w:t xml:space="preserve">    if (name === "") {                        // guard the empty case before the regex</w:t>
+      </w:r>
+    </w:p>
+    <w:p>
+      <w:pPr>
+        <w:pStyle w:val="Code"/>
+      </w:pPr>
+      <w:r>
+        <w:t xml:space="preserve">        return "Full name is required.";</w:t>
       </w:r>
     </w:p>
     <w:p>
@@ -4290,7 +4399,15 @@
         <w:pStyle w:val="Code"/>
       </w:pPr>
       <w:r>
-        <w:t xml:space="preserve">    if (!/^[A-Za-z ]{3,}$/.test(name)) {      // Only letters/spaces, min length 3</w:t>
+        <w:t xml:space="preserve">    // ^...$ anchors the WHOLE string; [A-Za-z ] = letters or space; {3,} = three or more</w:t>
+      </w:r>
+    </w:p>
+    <w:p>
+      <w:pPr>
+        <w:pStyle w:val="Code"/>
+      </w:pPr>
+      <w:r>
+        <w:t xml:space="preserve">    if (!/^[A-Za-z ]{3,}$/.test(name)) {</w:t>
       </w:r>
     </w:p>
     <w:p>
@@ -4314,7 +4431,7 @@
         <w:pStyle w:val="Code"/>
       </w:pPr>
       <w:r>
-        <w:t xml:space="preserve">    return "";                                // Passed every rule</w:t>
+        <w:t xml:space="preserve">    return "";                                // reached here =&gt; the name is fine</w:t>
       </w:r>
     </w:p>
     <w:p>
@@ -4335,7 +4452,7 @@
         <w:pStyle w:val="Code"/>
       </w:pPr>
       <w:r>
-        <w:t xml:space="preserve">// Check 2 : UID must match 4 digits + 2 letters + 5 digits (e.g. 2025EB01187).</w:t>
+        <w:t xml:space="preserve">// (2) UID: the fixed shape 4 digits + 2 letters + 5 digits, e.g. 2025EB01187.</w:t>
       </w:r>
     </w:p>
     <w:p>
@@ -4351,15 +4468,15 @@
         <w:pStyle w:val="Code"/>
       </w:pPr>
       <w:r>
-        <w:t xml:space="preserve">    const uid = value.trim().toUpperCase();   // Trim and normalise letters to caps</w:t>
-      </w:r>
-    </w:p>
-    <w:p>
-      <w:pPr>
-        <w:pStyle w:val="Code"/>
-      </w:pPr>
-      <w:r>
-        <w:t xml:space="preserve">    if (uid === "") {                         // Empty field?</w:t>
+        <w:t xml:space="preserve">    const uid = value.trim().toUpperCase();   // force caps so "eb" and "EB" are both accepted</w:t>
+      </w:r>
+    </w:p>
+    <w:p>
+      <w:pPr>
+        <w:pStyle w:val="Code"/>
+      </w:pPr>
+      <w:r>
+        <w:t xml:space="preserve">    if (uid === "") {</w:t>
       </w:r>
     </w:p>
     <w:p>
@@ -4383,7 +4500,15 @@
         <w:pStyle w:val="Code"/>
       </w:pPr>
       <w:r>
-        <w:t xml:space="preserve">    if (!/^[0-9]{4}[A-Z]{2}[0-9]{5}$/.test(uid)) { // Enforce the exact pattern</w:t>
+        <w:t xml:space="preserve">    // [0-9]{4} four digits, [A-Z]{2} two letters, [0-9]{5} five digits - nothing else allowed</w:t>
+      </w:r>
+    </w:p>
+    <w:p>
+      <w:pPr>
+        <w:pStyle w:val="Code"/>
+      </w:pPr>
+      <w:r>
+        <w:t xml:space="preserve">    if (!/^[0-9]{4}[A-Z]{2}[0-9]{5}$/.test(uid)) {</w:t>
       </w:r>
     </w:p>
     <w:p>
@@ -4407,7 +4532,7 @@
         <w:pStyle w:val="Code"/>
       </w:pPr>
       <w:r>
-        <w:t xml:space="preserve">    return "";                                // Valid UID</w:t>
+        <w:t xml:space="preserve">    return "";</w:t>
       </w:r>
     </w:p>
     <w:p>
@@ -4428,7 +4553,7 @@
         <w:pStyle w:val="Code"/>
       </w:pPr>
       <w:r>
-        <w:t xml:space="preserve">// Check 3 : Email must contain text, an @, and a dotted domain.</w:t>
+        <w:t xml:space="preserve">// (3) Email: must have "something @ something . something" with no spaces.</w:t>
       </w:r>
     </w:p>
     <w:p>
@@ -4444,15 +4569,15 @@
         <w:pStyle w:val="Code"/>
       </w:pPr>
       <w:r>
-        <w:t xml:space="preserve">    const email = value.trim();               // Remove stray spaces</w:t>
-      </w:r>
-    </w:p>
-    <w:p>
-      <w:pPr>
-        <w:pStyle w:val="Code"/>
-      </w:pPr>
-      <w:r>
-        <w:t xml:space="preserve">    if (email === "") {                       // Empty field?</w:t>
+        <w:t xml:space="preserve">    const email = value.trim();</w:t>
+      </w:r>
+    </w:p>
+    <w:p>
+      <w:pPr>
+        <w:pStyle w:val="Code"/>
+      </w:pPr>
+      <w:r>
+        <w:t xml:space="preserve">    if (email === "") {</w:t>
       </w:r>
     </w:p>
     <w:p>
@@ -4476,7 +4601,15 @@
         <w:pStyle w:val="Code"/>
       </w:pPr>
       <w:r>
-        <w:t xml:space="preserve">    if (!/^[^\s@]+@[^\s@]+\.[^\s@]+$/.test(email)) { // Simple but solid email shape</w:t>
+        <w:t xml:space="preserve">    // [^\s@]+ = one-or-more chars that are NOT a space or @, repeated around an @ and a dot</w:t>
+      </w:r>
+    </w:p>
+    <w:p>
+      <w:pPr>
+        <w:pStyle w:val="Code"/>
+      </w:pPr>
+      <w:r>
+        <w:t xml:space="preserve">    if (!/^[^\s@]+@[^\s@]+\.[^\s@]+$/.test(email)) {</w:t>
       </w:r>
     </w:p>
     <w:p>
@@ -4500,7 +4633,7 @@
         <w:pStyle w:val="Code"/>
       </w:pPr>
       <w:r>
-        <w:t xml:space="preserve">    return "";                                // Looks like an email</w:t>
+        <w:t xml:space="preserve">    return "";</w:t>
       </w:r>
     </w:p>
     <w:p>
@@ -4521,7 +4654,7 @@
         <w:pStyle w:val="Code"/>
       </w:pPr>
       <w:r>
-        <w:t xml:space="preserve">// Check 4 : Phone must be exactly ten digits.</w:t>
+        <w:t xml:space="preserve">// (4) Phone: exactly ten digits - no +, no spaces, no dashes.</w:t>
       </w:r>
     </w:p>
     <w:p>
@@ -4537,15 +4670,15 @@
         <w:pStyle w:val="Code"/>
       </w:pPr>
       <w:r>
-        <w:t xml:space="preserve">    const phone = value.trim();               // Clean up whitespace</w:t>
-      </w:r>
-    </w:p>
-    <w:p>
-      <w:pPr>
-        <w:pStyle w:val="Code"/>
-      </w:pPr>
-      <w:r>
-        <w:t xml:space="preserve">    if (phone === "") {                       // Empty field?</w:t>
+        <w:t xml:space="preserve">    const phone = value.trim();</w:t>
+      </w:r>
+    </w:p>
+    <w:p>
+      <w:pPr>
+        <w:pStyle w:val="Code"/>
+      </w:pPr>
+      <w:r>
+        <w:t xml:space="preserve">    if (phone === "") {</w:t>
       </w:r>
     </w:p>
     <w:p>
@@ -4569,7 +4702,7 @@
         <w:pStyle w:val="Code"/>
       </w:pPr>
       <w:r>
-        <w:t xml:space="preserve">    if (!/^[0-9]{10}$/.test(phone)) {         // Exactly 10 numeric characters</w:t>
+        <w:t xml:space="preserve">    if (!/^[0-9]{10}$/.test(phone)) {         // {10} pins the length to ten, the ^$ forbid extras</w:t>
       </w:r>
     </w:p>
     <w:p>
@@ -4593,7 +4726,7 @@
         <w:pStyle w:val="Code"/>
       </w:pPr>
       <w:r>
-        <w:t xml:space="preserve">    return "";                                // Valid phone number</w:t>
+        <w:t xml:space="preserve">    return "";</w:t>
       </w:r>
     </w:p>
     <w:p>
@@ -4614,7 +4747,7 @@
         <w:pStyle w:val="Code"/>
       </w:pPr>
       <w:r>
-        <w:t xml:space="preserve">// Check 5 : Date of birth is required and must sit in the past.</w:t>
+        <w:t xml:space="preserve">// (5) Date of birth: required, and it has to be a date that already happened.</w:t>
       </w:r>
     </w:p>
     <w:p>
@@ -4630,7 +4763,7 @@
         <w:pStyle w:val="Code"/>
       </w:pPr>
       <w:r>
-        <w:t xml:space="preserve">    if (value === "") {                       // No date chosen?</w:t>
+        <w:t xml:space="preserve">    if (value === "") {                       // the date picker gives "" when untouched</w:t>
       </w:r>
     </w:p>
     <w:p>
@@ -4654,23 +4787,23 @@
         <w:pStyle w:val="Code"/>
       </w:pPr>
       <w:r>
-        <w:t xml:space="preserve">    const dob = new Date(value);              // Convert the picker value to a Date</w:t>
-      </w:r>
-    </w:p>
-    <w:p>
-      <w:pPr>
-        <w:pStyle w:val="Code"/>
-      </w:pPr>
-      <w:r>
-        <w:t xml:space="preserve">    const today = new Date();                 // Current moment for comparison</w:t>
-      </w:r>
-    </w:p>
-    <w:p>
-      <w:pPr>
-        <w:pStyle w:val="Code"/>
-      </w:pPr>
-      <w:r>
-        <w:t xml:space="preserve">    if (dob &gt;= today) {                       // A future (or today) DOB is impossible</w:t>
+        <w:t xml:space="preserve">    const dob = new Date(value);              // turn the "YYYY-MM-DD" string into a real Date</w:t>
+      </w:r>
+    </w:p>
+    <w:p>
+      <w:pPr>
+        <w:pStyle w:val="Code"/>
+      </w:pPr>
+      <w:r>
+        <w:t xml:space="preserve">    const today = new Date();                 // "now", to compare against</w:t>
+      </w:r>
+    </w:p>
+    <w:p>
+      <w:pPr>
+        <w:pStyle w:val="Code"/>
+      </w:pPr>
+      <w:r>
+        <w:t xml:space="preserve">    if (dob &gt;= today) {                       // being born today or in the future makes no sense</w:t>
       </w:r>
     </w:p>
     <w:p>
@@ -4694,7 +4827,7 @@
         <w:pStyle w:val="Code"/>
       </w:pPr>
       <w:r>
-        <w:t xml:space="preserve">    return "";                                // Valid date of birth</w:t>
+        <w:t xml:space="preserve">    return "";</w:t>
       </w:r>
     </w:p>
     <w:p>
@@ -4715,15 +4848,23 @@
         <w:pStyle w:val="Code"/>
       </w:pPr>
       <w:r>
-        <w:t xml:space="preserve">/* Helper : paint or clear the inline error text for one field,</w:t>
-      </w:r>
-    </w:p>
-    <w:p>
-      <w:pPr>
-        <w:pStyle w:val="Code"/>
-      </w:pPr>
-      <w:r>
-        <w:t xml:space="preserve">   and toggle the red ".invalid" highlight on its input. */</w:t>
+        <w:t xml:space="preserve">/* Small UI helper (shared by all five checks above).</w:t>
+      </w:r>
+    </w:p>
+    <w:p>
+      <w:pPr>
+        <w:pStyle w:val="Code"/>
+      </w:pPr>
+      <w:r>
+        <w:t xml:space="preserve">   Given a field id and a message, it writes the message into that</w:t>
+      </w:r>
+    </w:p>
+    <w:p>
+      <w:pPr>
+        <w:pStyle w:val="Code"/>
+      </w:pPr>
+      <w:r>
+        <w:t xml:space="preserve">   field's .error box and toggles the red ".invalid" look on/off. */</w:t>
       </w:r>
     </w:p>
     <w:p>
@@ -4739,55 +4880,55 @@
         <w:pStyle w:val="Code"/>
       </w:pPr>
       <w:r>
-        <w:t xml:space="preserve">    const input = document.getElementById(fieldId);         // The input element</w:t>
-      </w:r>
-    </w:p>
-    <w:p>
-      <w:pPr>
-        <w:pStyle w:val="Code"/>
-      </w:pPr>
-      <w:r>
-        <w:t xml:space="preserve">    const errorBox = document.getElementById("err-" + fieldId); // Its message slot</w:t>
-      </w:r>
-    </w:p>
-    <w:p>
-      <w:pPr>
-        <w:pStyle w:val="Code"/>
-      </w:pPr>
-      <w:r>
-        <w:t xml:space="preserve">    errorBox.textContent = message;           // Write (or blank out) the message</w:t>
-      </w:r>
-    </w:p>
-    <w:p>
-      <w:pPr>
-        <w:pStyle w:val="Code"/>
-      </w:pPr>
-      <w:r>
-        <w:t xml:space="preserve">    if (message === "") {                     // No message means the field is fine</w:t>
-      </w:r>
-    </w:p>
-    <w:p>
-      <w:pPr>
-        <w:pStyle w:val="Code"/>
-      </w:pPr>
-      <w:r>
-        <w:t xml:space="preserve">        input.classList.remove("invalid");    // Remove the red highlight</w:t>
-      </w:r>
-    </w:p>
-    <w:p>
-      <w:pPr>
-        <w:pStyle w:val="Code"/>
-      </w:pPr>
-      <w:r>
-        <w:t xml:space="preserve">    } else {                                  // Otherwise flag the problem</w:t>
-      </w:r>
-    </w:p>
-    <w:p>
-      <w:pPr>
-        <w:pStyle w:val="Code"/>
-      </w:pPr>
-      <w:r>
-        <w:t xml:space="preserve">        input.classList.add("invalid");       // Add the red highlight</w:t>
+        <w:t xml:space="preserve">    const input = document.getElementById(fieldId);          // the input/select itself</w:t>
+      </w:r>
+    </w:p>
+    <w:p>
+      <w:pPr>
+        <w:pStyle w:val="Code"/>
+      </w:pPr>
+      <w:r>
+        <w:t xml:space="preserve">    const errorBox = document.getElementById("err-" + fieldId); // its matching error &lt;div&gt;</w:t>
+      </w:r>
+    </w:p>
+    <w:p>
+      <w:pPr>
+        <w:pStyle w:val="Code"/>
+      </w:pPr>
+      <w:r>
+        <w:t xml:space="preserve">    errorBox.textContent = message;           // textContent (not innerHTML) = safe, no HTML injection</w:t>
+      </w:r>
+    </w:p>
+    <w:p>
+      <w:pPr>
+        <w:pStyle w:val="Code"/>
+      </w:pPr>
+      <w:r>
+        <w:t xml:space="preserve">    if (message === "") {</w:t>
+      </w:r>
+    </w:p>
+    <w:p>
+      <w:pPr>
+        <w:pStyle w:val="Code"/>
+      </w:pPr>
+      <w:r>
+        <w:t xml:space="preserve">        input.classList.remove("invalid");    // happy path: strip the red styling</w:t>
+      </w:r>
+    </w:p>
+    <w:p>
+      <w:pPr>
+        <w:pStyle w:val="Code"/>
+      </w:pPr>
+      <w:r>
+        <w:t xml:space="preserve">    } else {</w:t>
+      </w:r>
+    </w:p>
+    <w:p>
+      <w:pPr>
+        <w:pStyle w:val="Code"/>
+      </w:pPr>
+      <w:r>
+        <w:t xml:space="preserve">        input.classList.add("invalid");       // problem: paint it red</w:t>
       </w:r>
     </w:p>
     <w:p>
@@ -4824,7 +4965,23 @@
         <w:pStyle w:val="Code"/>
       </w:pPr>
       <w:r>
-        <w:t xml:space="preserve">   SECTION 2 : STUDENT CLASS + OBJECT USAGE             [3 points]</w:t>
+        <w:t xml:space="preserve">   SECTION 2 : THE STUDENT CLASS                         [3 marks]</w:t>
+      </w:r>
+    </w:p>
+    <w:p>
+      <w:pPr>
+        <w:pStyle w:val="Code"/>
+      </w:pPr>
+      <w:r>
+        <w:t xml:space="preserve">   A class is my blueprint; "new Student(...)" stamps out one object</w:t>
+      </w:r>
+    </w:p>
+    <w:p>
+      <w:pPr>
+        <w:pStyle w:val="Code"/>
+      </w:pPr>
+      <w:r>
+        <w:t xml:space="preserve">   from it. I gave it two methods so the object can describe itself.</w:t>
       </w:r>
     </w:p>
     <w:p>
@@ -4845,63 +5002,71 @@
         <w:pStyle w:val="Code"/>
       </w:pPr>
       <w:r>
-        <w:t xml:space="preserve">class Student {                               // Blueprint for one student record</w:t>
-      </w:r>
-    </w:p>
-    <w:p>
-      <w:pPr>
-        <w:pStyle w:val="Code"/>
-      </w:pPr>
-      <w:r>
-        <w:t xml:space="preserve">    constructor(fullName, uid, email, phone, dob, course) { // Runs when "new Student(...)" is called</w:t>
-      </w:r>
-    </w:p>
-    <w:p>
-      <w:pPr>
-        <w:pStyle w:val="Code"/>
-      </w:pPr>
-      <w:r>
-        <w:t xml:space="preserve">        this.fullName = fullName;             // Store the full name on the object</w:t>
-      </w:r>
-    </w:p>
-    <w:p>
-      <w:pPr>
-        <w:pStyle w:val="Code"/>
-      </w:pPr>
-      <w:r>
-        <w:t xml:space="preserve">        this.uid = uid;                       // Store the UID</w:t>
-      </w:r>
-    </w:p>
-    <w:p>
-      <w:pPr>
-        <w:pStyle w:val="Code"/>
-      </w:pPr>
-      <w:r>
-        <w:t xml:space="preserve">        this.email = email;                   // Store the email address</w:t>
-      </w:r>
-    </w:p>
-    <w:p>
-      <w:pPr>
-        <w:pStyle w:val="Code"/>
-      </w:pPr>
-      <w:r>
-        <w:t xml:space="preserve">        this.phone = phone;                   // Store the phone number</w:t>
-      </w:r>
-    </w:p>
-    <w:p>
-      <w:pPr>
-        <w:pStyle w:val="Code"/>
-      </w:pPr>
-      <w:r>
-        <w:t xml:space="preserve">        this.dob = dob;                       // Store the date of birth (string)</w:t>
-      </w:r>
-    </w:p>
-    <w:p>
-      <w:pPr>
-        <w:pStyle w:val="Code"/>
-      </w:pPr>
-      <w:r>
-        <w:t xml:space="preserve">        this.course = course;                 // Store the chosen course</w:t>
+        <w:t xml:space="preserve">class Student {</w:t>
+      </w:r>
+    </w:p>
+    <w:p>
+      <w:pPr>
+        <w:pStyle w:val="Code"/>
+      </w:pPr>
+      <w:r>
+        <w:t xml:space="preserve">    // the constructor copies each argument onto the new object as a property</w:t>
+      </w:r>
+    </w:p>
+    <w:p>
+      <w:pPr>
+        <w:pStyle w:val="Code"/>
+      </w:pPr>
+      <w:r>
+        <w:t xml:space="preserve">    constructor(fullName, uid, email, phone, dob, course) {</w:t>
+      </w:r>
+    </w:p>
+    <w:p>
+      <w:pPr>
+        <w:pStyle w:val="Code"/>
+      </w:pPr>
+      <w:r>
+        <w:t xml:space="preserve">        this.fullName = fullName;             // "this" = the specific object being built</w:t>
+      </w:r>
+    </w:p>
+    <w:p>
+      <w:pPr>
+        <w:pStyle w:val="Code"/>
+      </w:pPr>
+      <w:r>
+        <w:t xml:space="preserve">        this.uid = uid;</w:t>
+      </w:r>
+    </w:p>
+    <w:p>
+      <w:pPr>
+        <w:pStyle w:val="Code"/>
+      </w:pPr>
+      <w:r>
+        <w:t xml:space="preserve">        this.email = email;</w:t>
+      </w:r>
+    </w:p>
+    <w:p>
+      <w:pPr>
+        <w:pStyle w:val="Code"/>
+      </w:pPr>
+      <w:r>
+        <w:t xml:space="preserve">        this.phone = phone;</w:t>
+      </w:r>
+    </w:p>
+    <w:p>
+      <w:pPr>
+        <w:pStyle w:val="Code"/>
+      </w:pPr>
+      <w:r>
+        <w:t xml:space="preserve">        this.dob = dob;                       // kept as the raw "YYYY-MM-DD" string</w:t>
+      </w:r>
+    </w:p>
+    <w:p>
+      <w:pPr>
+        <w:pStyle w:val="Code"/>
+      </w:pPr>
+      <w:r>
+        <w:t xml:space="preserve">        this.course = course;</w:t>
       </w:r>
     </w:p>
     <w:p>
@@ -4922,7 +5087,7 @@
         <w:pStyle w:val="Code"/>
       </w:pPr>
       <w:r>
-        <w:t xml:space="preserve">    // Work out the student's age in whole years from the stored DOB.</w:t>
+        <w:t xml:space="preserve">    // method: turn the stored DOB into an age in whole years</w:t>
       </w:r>
     </w:p>
     <w:p>
@@ -4938,39 +5103,39 @@
         <w:pStyle w:val="Code"/>
       </w:pPr>
       <w:r>
-        <w:t xml:space="preserve">        const birth = new Date(this.dob);     // Parse the DOB into a Date</w:t>
-      </w:r>
-    </w:p>
-    <w:p>
-      <w:pPr>
-        <w:pStyle w:val="Code"/>
-      </w:pPr>
-      <w:r>
-        <w:t xml:space="preserve">        const now = new Date();               // Today's date</w:t>
-      </w:r>
-    </w:p>
-    <w:p>
-      <w:pPr>
-        <w:pStyle w:val="Code"/>
-      </w:pPr>
-      <w:r>
-        <w:t xml:space="preserve">        let age = now.getFullYear() - birth.getFullYear(); // Rough year difference</w:t>
-      </w:r>
-    </w:p>
-    <w:p>
-      <w:pPr>
-        <w:pStyle w:val="Code"/>
-      </w:pPr>
-      <w:r>
-        <w:t xml:space="preserve">        const monthDiff = now.getMonth() - birth.getMonth(); // Compare months</w:t>
-      </w:r>
-    </w:p>
-    <w:p>
-      <w:pPr>
-        <w:pStyle w:val="Code"/>
-      </w:pPr>
-      <w:r>
-        <w:t xml:space="preserve">        // Subtract a year if the birthday has not occurred yet this year</w:t>
+        <w:t xml:space="preserve">        const birth = new Date(this.dob);     // parse the stored string</w:t>
+      </w:r>
+    </w:p>
+    <w:p>
+      <w:pPr>
+        <w:pStyle w:val="Code"/>
+      </w:pPr>
+      <w:r>
+        <w:t xml:space="preserve">        const now = new Date();</w:t>
+      </w:r>
+    </w:p>
+    <w:p>
+      <w:pPr>
+        <w:pStyle w:val="Code"/>
+      </w:pPr>
+      <w:r>
+        <w:t xml:space="preserve">        let age = now.getFullYear() - birth.getFullYear(); // first pass: just subtract the years</w:t>
+      </w:r>
+    </w:p>
+    <w:p>
+      <w:pPr>
+        <w:pStyle w:val="Code"/>
+      </w:pPr>
+      <w:r>
+        <w:t xml:space="preserve">        const monthDiff = now.getMonth() - birth.getMonth(); // how far we are into the year, by month</w:t>
+      </w:r>
+    </w:p>
+    <w:p>
+      <w:pPr>
+        <w:pStyle w:val="Code"/>
+      </w:pPr>
+      <w:r>
+        <w:t xml:space="preserve">        // if this year's birthday hasn't arrived yet, I counted one year too many, so take it back</w:t>
       </w:r>
     </w:p>
     <w:p>
@@ -4986,7 +5151,7 @@
         <w:pStyle w:val="Code"/>
       </w:pPr>
       <w:r>
-        <w:t xml:space="preserve">            age--;                            // Birthday still to come this year</w:t>
+        <w:t xml:space="preserve">            age--;</w:t>
       </w:r>
     </w:p>
     <w:p>
@@ -5002,7 +5167,7 @@
         <w:pStyle w:val="Code"/>
       </w:pPr>
       <w:r>
-        <w:t xml:space="preserve">        return age;                           // Final, corrected age</w:t>
+        <w:t xml:space="preserve">        return age;</w:t>
       </w:r>
     </w:p>
     <w:p>
@@ -5023,7 +5188,7 @@
         <w:pStyle w:val="Code"/>
       </w:pPr>
       <w:r>
-        <w:t xml:space="preserve">    // Produce a tidy one-line description of this student.</w:t>
+        <w:t xml:space="preserve">    // method: a compact one-liner about the student (I log and store this)</w:t>
       </w:r>
     </w:p>
     <w:p>
@@ -5039,6 +5204,14 @@
         <w:pStyle w:val="Code"/>
       </w:pPr>
       <w:r>
+        <w:t xml:space="preserve">        // template literal (backticks) lets me drop values straight into the text with ${...}</w:t>
+      </w:r>
+    </w:p>
+    <w:p>
+      <w:pPr>
+        <w:pStyle w:val="Code"/>
+      </w:pPr>
+      <w:r>
         <w:t xml:space="preserve">        return `${this.fullName} (UID: ${this.uid}) | ${this.course} | Age: ${this.getAge()}`;</w:t>
       </w:r>
     </w:p>
@@ -5076,7 +5249,31 @@
         <w:pStyle w:val="Code"/>
       </w:pPr>
       <w:r>
-        <w:t xml:space="preserve">   SECTION 3 : COOKIE SAVE / READ                       [2 points]</w:t>
+        <w:t xml:space="preserve">   SECTION 3 : COOKIES                                   [2 marks]</w:t>
+      </w:r>
+    </w:p>
+    <w:p>
+      <w:pPr>
+        <w:pStyle w:val="Code"/>
+      </w:pPr>
+      <w:r>
+        <w:t xml:space="preserve">   Two tiny helpers. setCookie writes one that expires in N days;</w:t>
+      </w:r>
+    </w:p>
+    <w:p>
+      <w:pPr>
+        <w:pStyle w:val="Code"/>
+      </w:pPr>
+      <w:r>
+        <w:t xml:space="preserve">   getCookie reads one back by name. I encode/decode the value so</w:t>
+      </w:r>
+    </w:p>
+    <w:p>
+      <w:pPr>
+        <w:pStyle w:val="Code"/>
+      </w:pPr>
+      <w:r>
+        <w:t xml:space="preserve">   spaces and symbols survive the trip (cookies dislike raw spaces).</w:t>
       </w:r>
     </w:p>
     <w:p>
@@ -5097,7 +5294,7 @@
         <w:pStyle w:val="Code"/>
       </w:pPr>
       <w:r>
-        <w:t xml:space="preserve">// Save a cookie "name=value" that stops being valid after "days" days.</w:t>
+        <w:t xml:space="preserve">// write document.cookie = "name=value; expires=...; path=/"</w:t>
       </w:r>
     </w:p>
     <w:p>
@@ -5113,39 +5310,39 @@
         <w:pStyle w:val="Code"/>
       </w:pPr>
       <w:r>
-        <w:t xml:space="preserve">    const expires = new Date();               // Start from right now</w:t>
-      </w:r>
-    </w:p>
-    <w:p>
-      <w:pPr>
-        <w:pStyle w:val="Code"/>
-      </w:pPr>
-      <w:r>
-        <w:t xml:space="preserve">    expires.setTime(expires.getTime() + days * 24 * 60 * 60 * 1000); // Add N days in ms</w:t>
-      </w:r>
-    </w:p>
-    <w:p>
-      <w:pPr>
-        <w:pStyle w:val="Code"/>
-      </w:pPr>
-      <w:r>
-        <w:t xml:space="preserve">    document.cookie = name + "=" + encodeURIComponent(value) + // Encode to stay cookie-safe</w:t>
-      </w:r>
-    </w:p>
-    <w:p>
-      <w:pPr>
-        <w:pStyle w:val="Code"/>
-      </w:pPr>
-      <w:r>
-        <w:t xml:space="preserve">                      ";expires=" + expires.toUTCString() +    // When it should expire</w:t>
-      </w:r>
-    </w:p>
-    <w:p>
-      <w:pPr>
-        <w:pStyle w:val="Code"/>
-      </w:pPr>
-      <w:r>
-        <w:t xml:space="preserve">                      ";path=/";                               // Available site-wide</w:t>
+        <w:t xml:space="preserve">    const expires = new Date();               // start from now...</w:t>
+      </w:r>
+    </w:p>
+    <w:p>
+      <w:pPr>
+        <w:pStyle w:val="Code"/>
+      </w:pPr>
+      <w:r>
+        <w:t xml:space="preserve">    expires.setTime(expires.getTime() + days * 24 * 60 * 60 * 1000); // ...+ N days expressed in milliseconds</w:t>
+      </w:r>
+    </w:p>
+    <w:p>
+      <w:pPr>
+        <w:pStyle w:val="Code"/>
+      </w:pPr>
+      <w:r>
+        <w:t xml:space="preserve">    document.cookie = name + "=" + encodeURIComponent(value) + // encode makes the value cookie-safe</w:t>
+      </w:r>
+    </w:p>
+    <w:p>
+      <w:pPr>
+        <w:pStyle w:val="Code"/>
+      </w:pPr>
+      <w:r>
+        <w:t xml:space="preserve">                      ";expires=" + expires.toUTCString() +    // the browser deletes it after this moment</w:t>
+      </w:r>
+    </w:p>
+    <w:p>
+      <w:pPr>
+        <w:pStyle w:val="Code"/>
+      </w:pPr>
+      <w:r>
+        <w:t xml:space="preserve">                      ";path=/";                               // "/" = valid across the whole site</w:t>
       </w:r>
     </w:p>
     <w:p>
@@ -5166,7 +5363,7 @@
         <w:pStyle w:val="Code"/>
       </w:pPr>
       <w:r>
-        <w:t xml:space="preserve">// Read back the value of a named cookie, or "" when it is absent.</w:t>
+        <w:t xml:space="preserve">// read back a single cookie's value, or "" if that name isn't stored</w:t>
       </w:r>
     </w:p>
     <w:p>
@@ -5182,39 +5379,39 @@
         <w:pStyle w:val="Code"/>
       </w:pPr>
       <w:r>
-        <w:t xml:space="preserve">    const cookies = document.cookie.split(";"); // Split the cookie string into pieces</w:t>
-      </w:r>
-    </w:p>
-    <w:p>
-      <w:pPr>
-        <w:pStyle w:val="Code"/>
-      </w:pPr>
-      <w:r>
-        <w:t xml:space="preserve">    for (let i = 0; i &lt; cookies.length; i++) {   // Walk through each cookie</w:t>
-      </w:r>
-    </w:p>
-    <w:p>
-      <w:pPr>
-        <w:pStyle w:val="Code"/>
-      </w:pPr>
-      <w:r>
-        <w:t xml:space="preserve">        const parts = cookies[i].trim().split("="); // Separate name from value</w:t>
-      </w:r>
-    </w:p>
-    <w:p>
-      <w:pPr>
-        <w:pStyle w:val="Code"/>
-      </w:pPr>
-      <w:r>
-        <w:t xml:space="preserve">        if (parts[0] === name) {                 // Found the one we want?</w:t>
-      </w:r>
-    </w:p>
-    <w:p>
-      <w:pPr>
-        <w:pStyle w:val="Code"/>
-      </w:pPr>
-      <w:r>
-        <w:t xml:space="preserve">            return decodeURIComponent(parts[1]); // Decode and return its value</w:t>
+        <w:t xml:space="preserve">    const cookies = document.cookie.split(";"); // the whole cookie string -&gt; ["a=1"," b=2", ...]</w:t>
+      </w:r>
+    </w:p>
+    <w:p>
+      <w:pPr>
+        <w:pStyle w:val="Code"/>
+      </w:pPr>
+      <w:r>
+        <w:t xml:space="preserve">    for (let i = 0; i &lt; cookies.length; i++) {</w:t>
+      </w:r>
+    </w:p>
+    <w:p>
+      <w:pPr>
+        <w:pStyle w:val="Code"/>
+      </w:pPr>
+      <w:r>
+        <w:t xml:space="preserve">        const parts = cookies[i].trim().split("="); // trim the leading space, then split name from value</w:t>
+      </w:r>
+    </w:p>
+    <w:p>
+      <w:pPr>
+        <w:pStyle w:val="Code"/>
+      </w:pPr>
+      <w:r>
+        <w:t xml:space="preserve">        if (parts[0] === name) {              // is this the cookie I asked for?</w:t>
+      </w:r>
+    </w:p>
+    <w:p>
+      <w:pPr>
+        <w:pStyle w:val="Code"/>
+      </w:pPr>
+      <w:r>
+        <w:t xml:space="preserve">            return decodeURIComponent(parts[1]); // undo the encoding from setCookie and return it</w:t>
       </w:r>
     </w:p>
     <w:p>
@@ -5238,7 +5435,7 @@
         <w:pStyle w:val="Code"/>
       </w:pPr>
       <w:r>
-        <w:t xml:space="preserve">    return "";                                   // Not found</w:t>
+        <w:t xml:space="preserve">    return "";                                // fell through the loop =&gt; not found</w:t>
       </w:r>
     </w:p>
     <w:p>
@@ -5267,23 +5464,31 @@
         <w:pStyle w:val="Code"/>
       </w:pPr>
       <w:r>
-        <w:t xml:space="preserve">   SECTION 4 : FORM WIRING</w:t>
-      </w:r>
-    </w:p>
-    <w:p>
-      <w:pPr>
-        <w:pStyle w:val="Code"/>
-      </w:pPr>
-      <w:r>
-        <w:t xml:space="preserve">   Connects validation, the Student class, and the cookie helpers</w:t>
-      </w:r>
-    </w:p>
-    <w:p>
-      <w:pPr>
-        <w:pStyle w:val="Code"/>
-      </w:pPr>
-      <w:r>
-        <w:t xml:space="preserve">   to the form's submit event.</w:t>
+        <w:t xml:space="preserve">   SECTION 4 : WIRING IT ALL TOGETHER</w:t>
+      </w:r>
+    </w:p>
+    <w:p>
+      <w:pPr>
+        <w:pStyle w:val="Code"/>
+      </w:pPr>
+      <w:r>
+        <w:t xml:space="preserve">   Nothing here runs until the HTML is parsed, so I wrap it in the</w:t>
+      </w:r>
+    </w:p>
+    <w:p>
+      <w:pPr>
+        <w:pStyle w:val="Code"/>
+      </w:pPr>
+      <w:r>
+        <w:t xml:space="preserve">   DOMContentLoaded event - otherwise getElementById could return</w:t>
+      </w:r>
+    </w:p>
+    <w:p>
+      <w:pPr>
+        <w:pStyle w:val="Code"/>
+      </w:pPr>
+      <w:r>
+        <w:t xml:space="preserve">   null because the form wouldn't exist yet.</w:t>
       </w:r>
     </w:p>
     <w:p>
@@ -5304,36 +5509,36 @@
         <w:pStyle w:val="Code"/>
       </w:pPr>
       <w:r>
-        <w:t xml:space="preserve">document.addEventListener("DOMContentLoaded", function () { // Wait until the DOM is ready</w:t>
-      </w:r>
-    </w:p>
-    <w:p>
-      <w:pPr>
-        <w:pStyle w:val="Code"/>
-      </w:pPr>
-    </w:p>
-    <w:p>
-      <w:pPr>
-        <w:pStyle w:val="Code"/>
-      </w:pPr>
-      <w:r>
-        <w:t xml:space="preserve">    // When the page opens, report any student kept from a previous visit.</w:t>
-      </w:r>
-    </w:p>
-    <w:p>
-      <w:pPr>
-        <w:pStyle w:val="Code"/>
-      </w:pPr>
-      <w:r>
-        <w:t xml:space="preserve">    const saved = getCookie("lastStudent");     // Try to read the stored cookie</w:t>
-      </w:r>
-    </w:p>
-    <w:p>
-      <w:pPr>
-        <w:pStyle w:val="Code"/>
-      </w:pPr>
-      <w:r>
-        <w:t xml:space="preserve">    if (saved !== "") {                         // Only log if something was stored</w:t>
+        <w:t xml:space="preserve">document.addEventListener("DOMContentLoaded", function () {</w:t>
+      </w:r>
+    </w:p>
+    <w:p>
+      <w:pPr>
+        <w:pStyle w:val="Code"/>
+      </w:pPr>
+    </w:p>
+    <w:p>
+      <w:pPr>
+        <w:pStyle w:val="Code"/>
+      </w:pPr>
+      <w:r>
+        <w:t xml:space="preserve">    // On every load, peek at the cookie so a returning user is recognised.</w:t>
+      </w:r>
+    </w:p>
+    <w:p>
+      <w:pPr>
+        <w:pStyle w:val="Code"/>
+      </w:pPr>
+      <w:r>
+        <w:t xml:space="preserve">    const saved = getCookie("lastStudent");</w:t>
+      </w:r>
+    </w:p>
+    <w:p>
+      <w:pPr>
+        <w:pStyle w:val="Code"/>
+      </w:pPr>
+      <w:r>
+        <w:t xml:space="preserve">    if (saved !== "") {                       // only shout about it if there actually is one</w:t>
       </w:r>
     </w:p>
     <w:p>
@@ -5362,41 +5567,49 @@
         <w:pStyle w:val="Code"/>
       </w:pPr>
       <w:r>
-        <w:t xml:space="preserve">    const form = document.getElementById("studentForm"); // Grab the form element</w:t>
-      </w:r>
-    </w:p>
-    <w:p>
-      <w:pPr>
-        <w:pStyle w:val="Code"/>
-      </w:pPr>
-    </w:p>
-    <w:p>
-      <w:pPr>
-        <w:pStyle w:val="Code"/>
-      </w:pPr>
-      <w:r>
-        <w:t xml:space="preserve">    form.addEventListener("submit", function (event) {    // React to the submit button</w:t>
-      </w:r>
-    </w:p>
-    <w:p>
-      <w:pPr>
-        <w:pStyle w:val="Code"/>
-      </w:pPr>
-      <w:r>
-        <w:t xml:space="preserve">        event.preventDefault();                 // Stop the browser reloading the page</w:t>
-      </w:r>
-    </w:p>
-    <w:p>
-      <w:pPr>
-        <w:pStyle w:val="Code"/>
-      </w:pPr>
-    </w:p>
-    <w:p>
-      <w:pPr>
-        <w:pStyle w:val="Code"/>
-      </w:pPr>
-      <w:r>
-        <w:t xml:space="preserve">        // Read the live value of every field.</w:t>
+        <w:t xml:space="preserve">    const form = document.getElementById("studentForm");</w:t>
+      </w:r>
+    </w:p>
+    <w:p>
+      <w:pPr>
+        <w:pStyle w:val="Code"/>
+      </w:pPr>
+    </w:p>
+    <w:p>
+      <w:pPr>
+        <w:pStyle w:val="Code"/>
+      </w:pPr>
+      <w:r>
+        <w:t xml:space="preserve">    // the single event that drives the whole page: the form being submitted</w:t>
+      </w:r>
+    </w:p>
+    <w:p>
+      <w:pPr>
+        <w:pStyle w:val="Code"/>
+      </w:pPr>
+      <w:r>
+        <w:t xml:space="preserve">    form.addEventListener("submit", function (event) {</w:t>
+      </w:r>
+    </w:p>
+    <w:p>
+      <w:pPr>
+        <w:pStyle w:val="Code"/>
+      </w:pPr>
+      <w:r>
+        <w:t xml:space="preserve">        event.preventDefault();               // stop the browser's default "reload and clear" behaviour</w:t>
+      </w:r>
+    </w:p>
+    <w:p>
+      <w:pPr>
+        <w:pStyle w:val="Code"/>
+      </w:pPr>
+    </w:p>
+    <w:p>
+      <w:pPr>
+        <w:pStyle w:val="Code"/>
+      </w:pPr>
+      <w:r>
+        <w:t xml:space="preserve">        // snapshot every field's current value</w:t>
       </w:r>
     </w:p>
     <w:p>
@@ -5457,7 +5670,7 @@
         <w:pStyle w:val="Code"/>
       </w:pPr>
       <w:r>
-        <w:t xml:space="preserve">        // Run all checks and gather each result in one object.</w:t>
+        <w:t xml:space="preserve">        // run all checks once and keep each result under its field's name</w:t>
       </w:r>
     </w:p>
     <w:p>
@@ -5513,7 +5726,15 @@
         <w:pStyle w:val="Code"/>
       </w:pPr>
       <w:r>
-        <w:t xml:space="preserve">            course:   course === "" ? "Please select a course." : "" // Extra dropdown check</w:t>
+        <w:t xml:space="preserve">            // the dropdown isn't one of the five, but I still refuse an empty choice</w:t>
+      </w:r>
+    </w:p>
+    <w:p>
+      <w:pPr>
+        <w:pStyle w:val="Code"/>
+      </w:pPr>
+      <w:r>
+        <w:t xml:space="preserve">            course:   course === "" ? "Please select a course." : ""</w:t>
       </w:r>
     </w:p>
     <w:p>
@@ -5534,47 +5755,47 @@
         <w:pStyle w:val="Code"/>
       </w:pPr>
       <w:r>
-        <w:t xml:space="preserve">        // Show (or clear) every message and remember whether all passed.</w:t>
-      </w:r>
-    </w:p>
-    <w:p>
-      <w:pPr>
-        <w:pStyle w:val="Code"/>
-      </w:pPr>
-      <w:r>
-        <w:t xml:space="preserve">        let isValid = true;                     // Assume success until proven otherwise</w:t>
-      </w:r>
-    </w:p>
-    <w:p>
-      <w:pPr>
-        <w:pStyle w:val="Code"/>
-      </w:pPr>
-      <w:r>
-        <w:t xml:space="preserve">        for (const field in errors) {           // Loop over each result</w:t>
-      </w:r>
-    </w:p>
-    <w:p>
-      <w:pPr>
-        <w:pStyle w:val="Code"/>
-      </w:pPr>
-      <w:r>
-        <w:t xml:space="preserve">            showError(field, errors[field]);    // Reflect it on screen</w:t>
-      </w:r>
-    </w:p>
-    <w:p>
-      <w:pPr>
-        <w:pStyle w:val="Code"/>
-      </w:pPr>
-      <w:r>
-        <w:t xml:space="preserve">            if (errors[field] !== "") {          // A non-empty message = failure</w:t>
-      </w:r>
-    </w:p>
-    <w:p>
-      <w:pPr>
-        <w:pStyle w:val="Code"/>
-      </w:pPr>
-      <w:r>
-        <w:t xml:space="preserve">                isValid = false;                 // Mark the form invalid</w:t>
+        <w:t xml:space="preserve">        // paint every message (or clear it) and note if ANY field failed</w:t>
+      </w:r>
+    </w:p>
+    <w:p>
+      <w:pPr>
+        <w:pStyle w:val="Code"/>
+      </w:pPr>
+      <w:r>
+        <w:t xml:space="preserve">        let isValid = true;                   // optimistic until proven otherwise</w:t>
+      </w:r>
+    </w:p>
+    <w:p>
+      <w:pPr>
+        <w:pStyle w:val="Code"/>
+      </w:pPr>
+      <w:r>
+        <w:t xml:space="preserve">        for (const field in errors) {         // loop the keys: fullName, uid, ...</w:t>
+      </w:r>
+    </w:p>
+    <w:p>
+      <w:pPr>
+        <w:pStyle w:val="Code"/>
+      </w:pPr>
+      <w:r>
+        <w:t xml:space="preserve">            showError(field, errors[field]);  // reflect this field's result on screen</w:t>
+      </w:r>
+    </w:p>
+    <w:p>
+      <w:pPr>
+        <w:pStyle w:val="Code"/>
+      </w:pPr>
+      <w:r>
+        <w:t xml:space="preserve">            if (errors[field] !== "") {       // a non-empty string means this field is bad</w:t>
+      </w:r>
+    </w:p>
+    <w:p>
+      <w:pPr>
+        <w:pStyle w:val="Code"/>
+      </w:pPr>
+      <w:r>
+        <w:t xml:space="preserve">                isValid = false;</w:t>
       </w:r>
     </w:p>
     <w:p>
@@ -5603,7 +5824,7 @@
         <w:pStyle w:val="Code"/>
       </w:pPr>
       <w:r>
-        <w:t xml:space="preserve">        // Abort if anything failed validation.</w:t>
+        <w:t xml:space="preserve">        // if anything was wrong, stop here - do NOT build an object from bad data</w:t>
       </w:r>
     </w:p>
     <w:p>
@@ -5627,7 +5848,7 @@
         <w:pStyle w:val="Code"/>
       </w:pPr>
       <w:r>
-        <w:t xml:space="preserve">            return;                             // Do not build a Student object</w:t>
+        <w:t xml:space="preserve">            return;</w:t>
       </w:r>
     </w:p>
     <w:p>
@@ -5648,7 +5869,7 @@
         <w:pStyle w:val="Code"/>
       </w:pPr>
       <w:r>
-        <w:t xml:space="preserve">        // ---- Everything is valid : build the Student object ----</w:t>
+        <w:t xml:space="preserve">        // ---- all clear: build the Student object from the clean inputs ----</w:t>
       </w:r>
     </w:p>
     <w:p>
@@ -5669,7 +5890,7 @@
         <w:pStyle w:val="Code"/>
       </w:pPr>
       <w:r>
-        <w:t xml:space="preserve">        // Print the object and its derived details to the console.</w:t>
+        <w:t xml:space="preserve">        // show the object (and its derived info) in the browser console</w:t>
       </w:r>
     </w:p>
     <w:p>
@@ -5685,89 +5906,97 @@
         <w:pStyle w:val="Code"/>
       </w:pPr>
       <w:r>
-        <w:t xml:space="preserve">        console.log(student);                   // The raw object (expandable in DevTools)</w:t>
-      </w:r>
-    </w:p>
-    <w:p>
-      <w:pPr>
-        <w:pStyle w:val="Code"/>
-      </w:pPr>
-      <w:r>
-        <w:t xml:space="preserve">        console.log("Summary : " + student.getSummary()); // One-line summary</w:t>
-      </w:r>
-    </w:p>
-    <w:p>
-      <w:pPr>
-        <w:pStyle w:val="Code"/>
-      </w:pPr>
-      <w:r>
-        <w:t xml:space="preserve">        console.log("Age     : " + student.getAge() + " years"); // Computed age</w:t>
-      </w:r>
-    </w:p>
-    <w:p>
-      <w:pPr>
-        <w:pStyle w:val="Code"/>
-      </w:pPr>
-    </w:p>
-    <w:p>
-      <w:pPr>
-        <w:pStyle w:val="Code"/>
-      </w:pPr>
-      <w:r>
-        <w:t xml:space="preserve">        // ---- Persist the summary in a cookie for 7 days ----</w:t>
-      </w:r>
-    </w:p>
-    <w:p>
-      <w:pPr>
-        <w:pStyle w:val="Code"/>
-      </w:pPr>
-      <w:r>
-        <w:t xml:space="preserve">        setCookie("lastStudent", student.getSummary(), 7); // Write the cookie</w:t>
-      </w:r>
-    </w:p>
-    <w:p>
-      <w:pPr>
-        <w:pStyle w:val="Code"/>
-      </w:pPr>
-      <w:r>
-        <w:t xml:space="preserve">        console.log("Student saved to cookie: " + getCookie("lastStudent")); // Read it back</w:t>
-      </w:r>
-    </w:p>
-    <w:p>
-      <w:pPr>
-        <w:pStyle w:val="Code"/>
-      </w:pPr>
-    </w:p>
-    <w:p>
-      <w:pPr>
-        <w:pStyle w:val="Code"/>
-      </w:pPr>
-      <w:r>
-        <w:t xml:space="preserve">        // ---- Reveal the green success banner on the page ----</w:t>
-      </w:r>
-    </w:p>
-    <w:p>
-      <w:pPr>
-        <w:pStyle w:val="Code"/>
-      </w:pPr>
-      <w:r>
-        <w:t xml:space="preserve">        const result = document.getElementById("result"); // The banner element</w:t>
-      </w:r>
-    </w:p>
-    <w:p>
-      <w:pPr>
-        <w:pStyle w:val="Code"/>
-      </w:pPr>
-      <w:r>
-        <w:t xml:space="preserve">        result.style.display = "block";         // Make it visible</w:t>
-      </w:r>
-    </w:p>
-    <w:p>
-      <w:pPr>
-        <w:pStyle w:val="Code"/>
-      </w:pPr>
-      <w:r>
-        <w:t xml:space="preserve">        result.textContent =                    // Fill it with a readable summary</w:t>
+        <w:t xml:space="preserve">        console.log(student);                 // logging the object itself lets me expand it in DevTools</w:t>
+      </w:r>
+    </w:p>
+    <w:p>
+      <w:pPr>
+        <w:pStyle w:val="Code"/>
+      </w:pPr>
+      <w:r>
+        <w:t xml:space="preserve">        console.log("Summary : " + student.getSummary());</w:t>
+      </w:r>
+    </w:p>
+    <w:p>
+      <w:pPr>
+        <w:pStyle w:val="Code"/>
+      </w:pPr>
+      <w:r>
+        <w:t xml:space="preserve">        console.log("Age     : " + student.getAge() + " years");</w:t>
+      </w:r>
+    </w:p>
+    <w:p>
+      <w:pPr>
+        <w:pStyle w:val="Code"/>
+      </w:pPr>
+    </w:p>
+    <w:p>
+      <w:pPr>
+        <w:pStyle w:val="Code"/>
+      </w:pPr>
+      <w:r>
+        <w:t xml:space="preserve">        // ---- remember this student for 7 days via a cookie ----</w:t>
+      </w:r>
+    </w:p>
+    <w:p>
+      <w:pPr>
+        <w:pStyle w:val="Code"/>
+      </w:pPr>
+      <w:r>
+        <w:t xml:space="preserve">        setCookie("lastStudent", student.getSummary(), 7);</w:t>
+      </w:r>
+    </w:p>
+    <w:p>
+      <w:pPr>
+        <w:pStyle w:val="Code"/>
+      </w:pPr>
+      <w:r>
+        <w:t xml:space="preserve">        console.log("Student saved to cookie: " + getCookie("lastStudent")); // read it straight back as proof</w:t>
+      </w:r>
+    </w:p>
+    <w:p>
+      <w:pPr>
+        <w:pStyle w:val="Code"/>
+      </w:pPr>
+    </w:p>
+    <w:p>
+      <w:pPr>
+        <w:pStyle w:val="Code"/>
+      </w:pPr>
+      <w:r>
+        <w:t xml:space="preserve">        // ---- finally, reveal the green banner with a human-readable summary ----</w:t>
+      </w:r>
+    </w:p>
+    <w:p>
+      <w:pPr>
+        <w:pStyle w:val="Code"/>
+      </w:pPr>
+      <w:r>
+        <w:t xml:space="preserve">        const result = document.getElementById("result");</w:t>
+      </w:r>
+    </w:p>
+    <w:p>
+      <w:pPr>
+        <w:pStyle w:val="Code"/>
+      </w:pPr>
+      <w:r>
+        <w:t xml:space="preserve">        result.style.display = "block";       // flip it from hidden to visible</w:t>
+      </w:r>
+    </w:p>
+    <w:p>
+      <w:pPr>
+        <w:pStyle w:val="Code"/>
+      </w:pPr>
+      <w:r>
+        <w:t xml:space="preserve">        // each "\n" becomes a real line break because the CSS set white-space: pre-line</w:t>
+      </w:r>
+    </w:p>
+    <w:p>
+      <w:pPr>
+        <w:pStyle w:val="Code"/>
+      </w:pPr>
+      <w:r>
+        <w:t xml:space="preserve">        result.textContent =</w:t>
       </w:r>
     </w:p>
     <w:p>
